--- a/Fase 2/2.4_GuiaEstudiante_Fase 2_DesarrolloProyecto APT.docx
+++ b/Fase 2/2.4_GuiaEstudiante_Fase 2_DesarrolloProyecto APT.docx
@@ -98,52 +98,7 @@
                                   <w:sz w:val="48"/>
                                   <w:szCs w:val="48"/>
                                 </w:rPr>
-                                <w:t>Guía</w:t>
-                              </w:r>
-                              <w:r>
-                                <w:rPr>
-                                  <w:b/>
-                                  <w:color w:val="1F3864" w:themeColor="accent1" w:themeShade="80"/>
-                                  <w:sz w:val="48"/>
-                                  <w:szCs w:val="48"/>
-                                </w:rPr>
-                                <w:t>2.</w:t>
-                              </w:r>
-                              <w:r>
-                                <w:rPr>
-                                  <w:b/>
-                                  <w:color w:val="1F3864" w:themeColor="accent1" w:themeShade="80"/>
-                                  <w:sz w:val="48"/>
-                                  <w:szCs w:val="48"/>
-                                </w:rPr>
-                                <w:t xml:space="preserve"> </w:t>
-                              </w:r>
-                              <w:r>
-                                <w:rPr>
-                                  <w:b/>
-                                  <w:color w:val="1F3864" w:themeColor="accent1" w:themeShade="80"/>
-                                  <w:sz w:val="48"/>
-                                  <w:szCs w:val="48"/>
-                                </w:rPr>
-                                <w:t>Desarrollo P</w:t>
-                              </w:r>
-                              <w:r>
-                                <w:rPr>
-                                  <w:b/>
-                                  <w:color w:val="1F3864" w:themeColor="accent1" w:themeShade="80"/>
-                                  <w:sz w:val="48"/>
-                                  <w:szCs w:val="48"/>
-                                </w:rPr>
-                                <w:t xml:space="preserve">royecto </w:t>
-                              </w:r>
-                              <w:r>
-                                <w:rPr>
-                                  <w:b/>
-                                  <w:color w:val="1F3864" w:themeColor="accent1" w:themeShade="80"/>
-                                  <w:sz w:val="48"/>
-                                  <w:szCs w:val="48"/>
-                                </w:rPr>
-                                <w:t xml:space="preserve">APT </w:t>
+                                <w:t xml:space="preserve">Guía2. Desarrollo Proyecto APT </w:t>
                               </w:r>
                             </w:p>
                             <w:p>
@@ -163,16 +118,7 @@
                                   <w:sz w:val="48"/>
                                   <w:szCs w:val="48"/>
                                 </w:rPr>
-                                <w:t xml:space="preserve">Asignatura </w:t>
-                              </w:r>
-                              <w:r>
-                                <w:rPr>
-                                  <w:b/>
-                                  <w:color w:val="1F3864" w:themeColor="accent1" w:themeShade="80"/>
-                                  <w:sz w:val="48"/>
-                                  <w:szCs w:val="48"/>
-                                </w:rPr>
-                                <w:t>Capstone</w:t>
+                                <w:t xml:space="preserve">Asignatura Capstone</w:t>
                               </w:r>
                             </w:p>
                           </w:txbxContent>
@@ -238,12 +184,12 @@
           </mc:Choice>
           <mc:Fallback>
             <w:pict>
-              <v:group w14:anchorId="39581AEC" id="Grupo 27" o:spid="_x0000_s1026" style="position:absolute;margin-left:0;margin-top:.75pt;width:491.25pt;height:123pt;z-index:251659264;mso-position-horizontal:center;mso-position-horizontal-relative:margin;mso-width-relative:margin;mso-height-relative:margin" coordsize="59912,15621" o:gfxdata="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">
+              <v:group w14:anchorId="39581AEC" id="Grupo 27" o:spid="_x0000_s1026" style="position:absolute;margin-left:0;margin-top:.75pt;width:491.25pt;height:123pt;z-index:251659264;mso-position-horizontal:center;mso-position-horizontal-relative:margin;mso-width-relative:margin;mso-height-relative:margin" coordsize="59912,15621" o:gfxdata="UEsDBBQABgAIAAAAIQC2gziS/gAAAOEBAAATAAAAW0NvbnRlbnRfVHlwZXNdLnhtbJSRQU7DMBBF 90jcwfIWJU67QAgl6YK0S0CoHGBkTxKLZGx5TGhvj5O2G0SRWNoz/78nu9wcxkFMGNg6quQqL6RA 0s5Y6ir5vt9lD1JwBDIwOMJKHpHlpr69KfdHjyxSmriSfYz+USnWPY7AufNIadK6MEJMx9ApD/oD OlTrorhX2lFEilmcO2RdNtjC5xDF9pCuTyYBB5bi6bQ4syoJ3g9WQ0ymaiLzg5KdCXlKLjvcW893 SUOqXwnz5DrgnHtJTxOsQfEKIT7DmDSUCaxw7Rqn8787ZsmRM9e2VmPeBN4uqYvTtW7jvijg9N/y JsXecLq0q+WD6m8AAAD//wMAUEsDBBQABgAIAAAAIQA4/SH/1gAAAJQBAAALAAAAX3JlbHMvLnJl bHOkkMFqwzAMhu+DvYPRfXGawxijTi+j0GvpHsDYimMaW0Yy2fr2M4PBMnrbUb/Q94l/f/hMi1qR JVI2sOt6UJgd+ZiDgffL8ekFlFSbvV0oo4EbChzGx4f9GRdb25HMsYhqlCwG5lrLq9biZkxWOiqY 22YiTra2kYMu1l1tQD30/bPm3wwYN0x18gb45AdQl1tp5j/sFB2T0FQ7R0nTNEV3j6o9feQzro1i OWA14Fm+Q8a1a8+Bvu/d/dMb2JY5uiPbhG/ktn4cqGU/er3pcvwCAAD//wMAUEsDBBQABgAIAAAA IQDFspt0wgMAAFgJAAAOAAAAZHJzL2Uyb0RvYy54bWy0Vttu3DYQfS/QfyD4Hmslay8SLAfbTWwU cBIjTpFnLkWthFIcluRa6/xNvqU/1iF1WXfXbdG0sQEtbzOcOTxnyKvXh1aSR2FsA6qg8cWMEqE4 lI3aFfSXTzevVpRYx1TJJChR0Cdh6evrH3+46nQuEqhBlsIQdKJs3umC1s7pPIosr0XL7AVooXCy AtMyh12zi0rDOvTeyiiZzRZRB6bUBriwFkff9JP0OvivKsHdh6qywhFZUIzNha8J363/RtdXLN8Z puuGD2Gwb4iiZY3CTSdXb5hjZG+aM1dtww1YqNwFhzaCqmq4CDlgNvHsJJtbA3sdctnl3U5PMCG0 Jzh9s1v+/vHekKYsaLKkRLEWz+jW7DUQ7CM4nd7luObW6Ad9b4aBXd/z+R4q0/pfzIQcAqxPE6zi 4AjHwUVyuVot55RwnIvniySeDcDzGk/nzI7XbwfLeZbFSXJuGY0bRz6+KZxOI4nsESf733B6qJkW AX7rMRhxQkb3OG32rDRASkEcpoqI9YCFxR4t4g4/AeYfB2ZYfQf8V0sUbGqmdmJtDHS1YCVGGXtL zGUy9cDb3Hon2+4dlHgqbO8gODqBPJ4l6WIZU4LgJlmWLi+9M5aP6KfZYjGfpwP6yQL/w8lOGLJc G+tuBbTENwpqUDVhJ/Z4Z52P7LjEe1Zw00gZNpGKdAXN5nhGJzNt41DYsmkLupr5vz4qn/BbVQZj xxrZt3EDqQYEfNJ9+u6wPeBCj8QWyifEwkAvYCw42KjBfKGkQ/EW1P62Z0ZQIn9WiGcWp6lXe+ik 82WCHfN8Zvt8himOrgrqKOmbGxcqRJ/RGnGvmgDDMZIhViRbH993Z12ajaz7iKfz+1e120sgODoA hPycBNoTx0d/QhVE4VydWXYZe7CCONPVYpWlgY1H639JDwuyKT1DfAShkIuNNOSRYQlmnAvlekHI fYvM7sfnI0OQCZNJIN6fvHmSPOPfy7Sx7kkKv06qj6LC2oYSTAI9J8/nwdiaoY5DjH8dS3DoPVeY 3eR7kLe/sc4TxePBKIf13lSES2kynv1dYL3xZBF2BuUm47ZRYF5yIBHiYed+/aitHpojjydFWc1v GlT/HbPunhm8A5ESXmYf8FNJQJXD0KLEC++l8f9XlmrfbgA5g6UNowtNL2Mnx2ZloP2M1//aFwOc GnXMnRk7g5IJPiC4WK/DMrx4NXN36kHzsTZ7hn86fGZGDyXQF/T3MF4ALD+phP1afx4K/rE+hDsK r+/AhOGp4d8Hz/vhfI4Pous/AAAA//8DAFBLAwQUAAYACAAAACEAGd1UyN4AAAAGAQAADwAAAGRy cy9kb3ducmV2LnhtbEyPQU/DMAyF70j8h8hI3FjaQmGUptM0AadpEhvStFvWeG21xqmarO3+PeYE Nz8/673P+WKyrRiw940jBfEsAoFUOtNQpeB79/EwB+GDJqNbR6jgih4Wxe1NrjPjRvrCYRsqwSHk M62gDqHLpPRljVb7meuQ2Du53urAsq+k6fXI4baVSRQ9S6sb4oZad7iqsTxvL1bB56jH5WP8PqzP p9X1sEs3+3WMSt3fTcs3EAGn8HcMv/iMDgUzHd2FjBetAn4k8DYFwebrPOHhqCB5eklBFrn8j1/8 AAAA//8DAFBLAQItABQABgAIAAAAIQC2gziS/gAAAOEBAAATAAAAAAAAAAAAAAAAAAAAAABbQ29u dGVudF9UeXBlc10ueG1sUEsBAi0AFAAGAAgAAAAhADj9If/WAAAAlAEAAAsAAAAAAAAAAAAAAAAA LwEAAF9yZWxzLy5yZWxzUEsBAi0AFAAGAAgAAAAhAMWym3TCAwAAWAkAAA4AAAAAAAAAAAAAAAAA LgIAAGRycy9lMm9Eb2MueG1sUEsBAi0AFAAGAAgAAAAhABndVMjeAAAABgEAAA8AAAAAAAAAAAAA AAAAHAYAAGRycy9kb3ducmV2LnhtbFBLBQYAAAAABAAEAPMAAAAnBwAAAAA= ">
                 <v:shapetype id="_x0000_t202" coordsize="21600,21600" o:spt="202" path="m,l,21600r21600,l21600,xe">
                   <v:stroke joinstyle="miter"/>
                   <v:path gradientshapeok="t" o:connecttype="rect"/>
                 </v:shapetype>
-                <v:shape id="Cuadro de texto 2" o:spid="_x0000_s1027" type="#_x0000_t202" style="position:absolute;left:10246;top:2994;width:49666;height:12627;visibility:visible;mso-wrap-style:square;v-text-anchor:top" o:gfxdata="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" filled="f" stroked="f">
+                <v:shape id="Cuadro de texto 2" o:spid="_x0000_s1027" type="#_x0000_t202" style="position:absolute;left:10246;top:2994;width:49666;height:12627;visibility:visible;mso-wrap-style:square;v-text-anchor:top" o:gfxdata="UEsDBBQABgAIAAAAIQDb4fbL7gAAAIUBAAATAAAAW0NvbnRlbnRfVHlwZXNdLnhtbHyQz07DMAyH 70i8Q+QralM4IITa7kDhCAiNB7ASt43WOlEcyvb2pNu4IODoPz9/n1xv9vOkForiPDdwXVagiI23 jocG3rdPxR0oScgWJ8/UwIEENu3lRb09BBKV0ywNjCmFe63FjDSjlD4Q50nv44wpl3HQAc0OB9I3 VXWrjedEnIq03oC27qjHjympx31un0wiTQLq4bS4shrAECZnMGVTvbD9QSnOhDInjzsyuiBXWQP0 r4R18jfgnHvJr4nOknrFmJ5xzhraRtHWf3Kkpfz/yGo5S+H73hkquyhdjr3R8m2lj09svwAAAP// AwBQSwMEFAAGAAgAAAAhAFr0LFu/AAAAFQEAAAsAAABfcmVscy8ucmVsc2zPwWrDMAwG4Ptg72B0 X5TuUMaI01uh19I+gLGVxCy2jGSy9e1nemrHjpL4P0nD4SetZiPRyNnCruvBUPYcYp4tXC/Htw8w Wl0ObuVMFm6kcBhfX4Yzra62kC6xqGlKVgtLreUTUf1CyWnHhXKbTCzJ1VbKjMX5LzcTvvf9HuXR gPHJNKdgQU5hB+ZyK23zHztFL6w81c5zQp6m6P9TMfB3PtPWFCczVQtB9N4U2rp2HOA44NMz4y8A AAD//wMAUEsDBBQABgAIAAAAIQBsmhNCwAAAANsAAAAPAAAAZHJzL2Rvd25yZXYueG1sRE/Pa8Iw FL4L+x/CG3izycTJVhtlKIOdJtZN8PZonm2xeQlNZrv/3hwGO358v4vNaDtxoz60jjU8ZQoEceVM y7WGr+P77AVEiMgGO8ek4ZcCbNYPkwJz4wY+0K2MtUghHHLU0MTocylD1ZDFkDlPnLiL6y3GBPta mh6HFG47OVdqKS22nBoa9LRtqLqWP1bD9+flfFqofb2zz35wo5JsX6XW08fxbQUi0hj/xX/uD6Nh nsamL+kHyPUdAAD//wMAUEsBAi0AFAAGAAgAAAAhANvh9svuAAAAhQEAABMAAAAAAAAAAAAAAAAA AAAAAFtDb250ZW50X1R5cGVzXS54bWxQSwECLQAUAAYACAAAACEAWvQsW78AAAAVAQAACwAAAAAA AAAAAAAAAAAfAQAAX3JlbHMvLnJlbHNQSwECLQAUAAYACAAAACEAbJoTQsAAAADbAAAADwAAAAAA AAAAAAAAAAAHAgAAZHJzL2Rvd25yZXYueG1sUEsFBgAAAAADAAMAtwAAAPQCAAAAAA== " filled="f" stroked="f">
                   <v:textbox>
                     <w:txbxContent>
                       <w:p>
@@ -274,52 +220,7 @@
                             <w:sz w:val="48"/>
                             <w:szCs w:val="48"/>
                           </w:rPr>
-                          <w:t>Guía</w:t>
-                        </w:r>
-                        <w:r>
-                          <w:rPr>
-                            <w:b/>
-                            <w:color w:val="1F3864" w:themeColor="accent1" w:themeShade="80"/>
-                            <w:sz w:val="48"/>
-                            <w:szCs w:val="48"/>
-                          </w:rPr>
-                          <w:t>2.</w:t>
-                        </w:r>
-                        <w:r>
-                          <w:rPr>
-                            <w:b/>
-                            <w:color w:val="1F3864" w:themeColor="accent1" w:themeShade="80"/>
-                            <w:sz w:val="48"/>
-                            <w:szCs w:val="48"/>
-                          </w:rPr>
-                          <w:t xml:space="preserve"> </w:t>
-                        </w:r>
-                        <w:r>
-                          <w:rPr>
-                            <w:b/>
-                            <w:color w:val="1F3864" w:themeColor="accent1" w:themeShade="80"/>
-                            <w:sz w:val="48"/>
-                            <w:szCs w:val="48"/>
-                          </w:rPr>
-                          <w:t>Desarrollo P</w:t>
-                        </w:r>
-                        <w:r>
-                          <w:rPr>
-                            <w:b/>
-                            <w:color w:val="1F3864" w:themeColor="accent1" w:themeShade="80"/>
-                            <w:sz w:val="48"/>
-                            <w:szCs w:val="48"/>
-                          </w:rPr>
-                          <w:t xml:space="preserve">royecto </w:t>
-                        </w:r>
-                        <w:r>
-                          <w:rPr>
-                            <w:b/>
-                            <w:color w:val="1F3864" w:themeColor="accent1" w:themeShade="80"/>
-                            <w:sz w:val="48"/>
-                            <w:szCs w:val="48"/>
-                          </w:rPr>
-                          <w:t xml:space="preserve">APT </w:t>
+                          <w:t xml:space="preserve">Guía2. Desarrollo Proyecto APT </w:t>
                         </w:r>
                       </w:p>
                       <w:p>
@@ -339,22 +240,13 @@
                             <w:sz w:val="48"/>
                             <w:szCs w:val="48"/>
                           </w:rPr>
-                          <w:t xml:space="preserve">Asignatura </w:t>
-                        </w:r>
-                        <w:r>
-                          <w:rPr>
-                            <w:b/>
-                            <w:color w:val="1F3864" w:themeColor="accent1" w:themeShade="80"/>
-                            <w:sz w:val="48"/>
-                            <w:szCs w:val="48"/>
-                          </w:rPr>
-                          <w:t>Capstone</w:t>
+                          <w:t xml:space="preserve">Asignatura Capstone</w:t>
                         </w:r>
                       </w:p>
                     </w:txbxContent>
                   </v:textbox>
                 </v:shape>
-                <v:rect id="Rectángulo 49" o:spid="_x0000_s1028" style="position:absolute;width:9931;height:14868;visibility:visible;mso-wrap-style:square;v-text-anchor:middle" o:gfxdata="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" fillcolor="#1f3763 [1604]" stroked="f" strokeweight="1pt"/>
+                <v:rect id="Rectángulo 49" o:spid="_x0000_s1028" style="position:absolute;width:9931;height:14868;visibility:visible;mso-wrap-style:square;v-text-anchor:middle" o:gfxdata="UEsDBBQABgAIAAAAIQDb4fbL7gAAAIUBAAATAAAAW0NvbnRlbnRfVHlwZXNdLnhtbHyQz07DMAyH 70i8Q+QralM4IITa7kDhCAiNB7ASt43WOlEcyvb2pNu4IODoPz9/n1xv9vOkForiPDdwXVagiI23 jocG3rdPxR0oScgWJ8/UwIEENu3lRb09BBKV0ywNjCmFe63FjDSjlD4Q50nv44wpl3HQAc0OB9I3 VXWrjedEnIq03oC27qjHjympx31un0wiTQLq4bS4shrAECZnMGVTvbD9QSnOhDInjzsyuiBXWQP0 r4R18jfgnHvJr4nOknrFmJ5xzhraRtHWf3Kkpfz/yGo5S+H73hkquyhdjr3R8m2lj09svwAAAP// AwBQSwMEFAAGAAgAAAAhAFr0LFu/AAAAFQEAAAsAAABfcmVscy8ucmVsc2zPwWrDMAwG4Ptg72B0 X5TuUMaI01uh19I+gLGVxCy2jGSy9e1nemrHjpL4P0nD4SetZiPRyNnCruvBUPYcYp4tXC/Htw8w Wl0ObuVMFm6kcBhfX4Yzra62kC6xqGlKVgtLreUTUf1CyWnHhXKbTCzJ1VbKjMX5LzcTvvf9HuXR gPHJNKdgQU5hB+ZyK23zHztFL6w81c5zQp6m6P9TMfB3PtPWFCczVQtB9N4U2rp2HOA44NMz4y8A AAD//wMAUEsDBBQABgAIAAAAIQCGjL46wQAAANsAAAAPAAAAZHJzL2Rvd25yZXYueG1sRI/RagIx FETfBf8hXKFvmq0UsatRakHwSXDtB1yT62Z1c7Nsosa/b4RCH4eZOcMs18m14k59aDwreJ8UIIi1 Nw3XCn6O2/EcRIjIBlvPpOBJAdar4WCJpfEPPtC9irXIEA4lKrAxdqWUQVtyGCa+I87e2fcOY5Z9 LU2Pjwx3rZwWxUw6bDgvWOzo25K+VjenoDun6U5vtptndZzf7OW0l0mTUm+j9LUAESnF//Bfe2cU fHzC60v+AXL1CwAA//8DAFBLAQItABQABgAIAAAAIQDb4fbL7gAAAIUBAAATAAAAAAAAAAAAAAAA AAAAAABbQ29udGVudF9UeXBlc10ueG1sUEsBAi0AFAAGAAgAAAAhAFr0LFu/AAAAFQEAAAsAAAAA AAAAAAAAAAAAHwEAAF9yZWxzLy5yZWxzUEsBAi0AFAAGAAgAAAAhAIaMvjrBAAAA2wAAAA8AAAAA AAAAAAAAAAAABwIAAGRycy9kb3ducmV2LnhtbFBLBQYAAAAAAwADALcAAAD1AgAAAAA= " fillcolor="#1f3763 [1604]" stroked="f" strokeweight="1pt"/>
                 <w10:wrap anchorx="margin"/>
               </v:group>
             </w:pict>
@@ -471,43 +363,7 @@
                 <w:sz w:val="28"/>
                 <w:szCs w:val="28"/>
               </w:rPr>
-              <w:t>1</w:t>
-            </w:r>
-            <w:r>
-              <w:rPr>
-                <w:b/>
-                <w:color w:val="1F3864" w:themeColor="accent1" w:themeShade="80"/>
-                <w:sz w:val="28"/>
-                <w:szCs w:val="28"/>
-              </w:rPr>
-              <w:t xml:space="preserve">. </w:t>
-            </w:r>
-            <w:r>
-              <w:rPr>
-                <w:b/>
-                <w:color w:val="1F3864" w:themeColor="accent1" w:themeShade="80"/>
-                <w:sz w:val="28"/>
-                <w:szCs w:val="28"/>
-              </w:rPr>
-              <w:t xml:space="preserve">Resumen </w:t>
-            </w:r>
-            <w:r>
-              <w:rPr>
-                <w:b/>
-                <w:color w:val="1F3864" w:themeColor="accent1" w:themeShade="80"/>
-                <w:sz w:val="28"/>
-                <w:szCs w:val="28"/>
-              </w:rPr>
-              <w:t xml:space="preserve">avance </w:t>
-            </w:r>
-            <w:r>
-              <w:rPr>
-                <w:b/>
-                <w:color w:val="1F3864" w:themeColor="accent1" w:themeShade="80"/>
-                <w:sz w:val="28"/>
-                <w:szCs w:val="28"/>
-              </w:rPr>
-              <w:t>Proyecto APT</w:t>
+              <w:t xml:space="preserve">1. Resumen avance Proyecto APT</w:t>
             </w:r>
           </w:p>
         </w:tc>
@@ -603,192 +459,590 @@
                 <w:rFonts w:ascii="Calibri" w:hAnsi="Calibri"/>
                 <w:color w:val="1F3864" w:themeColor="accent1" w:themeShade="80"/>
               </w:rPr>
-              <w:t>Resumen</w:t>
-            </w:r>
-            <w:r>
+              <w:t xml:space="preserve">Resumen de avance proyecto APT</w:t>
+            </w:r>
+          </w:p>
+        </w:tc>
+        <w:tc>
+          <w:tcPr>
+            <w:tcW w:w="7111" w:type="dxa"/>
+          </w:tcPr>
+          <w:p>
+            <w:pPr>
+              <w:spacing w:before="0" w:after="80" w:line="259" w:lineRule="auto"/>
+              <w:jc w:val="both"/>
+            </w:pPr>
+            <w:r>
+              <w:rPr>
+                <w:rFonts w:ascii="Calibri" w:hAnsi="Calibri" w:cs="Calibri"/>
+                <w:b/>
+                <w:color w:val="000000"/>
+                <w:sz w:val="22"/>
+                <w:szCs w:val="22"/>
+              </w:rPr>
+              <w:t xml:space="preserve">Proyecto:</w:t>
+            </w:r>
+            <w:r>
+              <w:rPr>
+                <w:rFonts w:ascii="Calibri" w:hAnsi="Calibri" w:cs="Calibri"/>
+                <w:color w:val="000000"/>
+                <w:sz w:val="22"/>
+                <w:szCs w:val="22"/>
+              </w:rPr>
+              <w:t xml:space="preserve"> ShelfVision AI, auditoría automatizada de quiebres de stock en góndolas de Walmart Chile. </w:t>
+            </w:r>
+            <w:r>
+              <w:rPr>
+                <w:rFonts w:ascii="Calibri" w:hAnsi="Calibri" w:cs="Calibri"/>
+                <w:b/>
+                <w:color w:val="000000"/>
+                <w:sz w:val="22"/>
+                <w:szCs w:val="22"/>
+              </w:rPr>
+              <w:t xml:space="preserve">Integrantes:</w:t>
+            </w:r>
+            <w:r>
+              <w:rPr>
+                <w:rFonts w:ascii="Calibri" w:hAnsi="Calibri" w:cs="Calibri"/>
+                <w:color w:val="000000"/>
+                <w:sz w:val="22"/>
+                <w:szCs w:val="22"/>
+              </w:rPr>
+              <w:t xml:space="preserve"> Mariana Ramírez, Francisco Sandoval y Nicko Cortes. </w:t>
+            </w:r>
+            <w:r>
+              <w:rPr>
+                <w:rFonts w:ascii="Calibri" w:hAnsi="Calibri" w:cs="Calibri"/>
+                <w:b/>
+                <w:color w:val="000000"/>
+                <w:sz w:val="22"/>
+                <w:szCs w:val="22"/>
+              </w:rPr>
+              <w:t xml:space="preserve">Corte:</w:t>
+            </w:r>
+            <w:r>
+              <w:rPr>
+                <w:rFonts w:ascii="Calibri" w:hAnsi="Calibri" w:cs="Calibri"/>
+                <w:color w:val="000000"/>
+                <w:sz w:val="22"/>
+                <w:szCs w:val="22"/>
+              </w:rPr>
+              <w:t xml:space="preserve"> 20-10-2026.</w:t>
+            </w:r>
+          </w:p>
+          <w:p>
+            <w:pPr>
+              <w:spacing w:before="0" w:after="80" w:line="259" w:lineRule="auto"/>
+              <w:jc w:val="both"/>
+            </w:pPr>
+            <w:r>
+              <w:rPr>
+                <w:rFonts w:ascii="Calibri" w:hAnsi="Calibri" w:cs="Calibri"/>
+                <w:b/>
+                <w:color w:val="000000"/>
+                <w:sz w:val="22"/>
+                <w:szCs w:val="22"/>
+              </w:rPr>
+              <w:t xml:space="preserve">Actividades realizadas.</w:t>
+            </w:r>
+            <w:r>
+              <w:rPr>
+                <w:rFonts w:ascii="Calibri" w:hAnsi="Calibri" w:cs="Calibri"/>
+                <w:color w:val="000000"/>
+                <w:sz w:val="22"/>
+                <w:szCs w:val="22"/>
+              </w:rPr>
+              <w:t xml:space="preserve"> El pipeline de visión artificial está completo: recibe una foto de góndola y entrega el porcentaje de espacio libre de la góndola completa, la alerta de quiebre (espacio libre mayor o igual al 30%) y la imagen anotada. Sus etapas son:</w:t>
+            </w:r>
+          </w:p>
+          <w:p>
+            <w:pPr>
+              <w:numPr>
+                <w:ilvl w:val="0"/>
+                <w:numId w:val="90"/>
+              </w:numPr>
+              <w:spacing w:before="0" w:after="80" w:line="259" w:lineRule="auto"/>
+              <w:jc w:val="both"/>
+            </w:pPr>
+            <w:r>
+              <w:rPr>
+                <w:rFonts w:ascii="Calibri" w:hAnsi="Calibri" w:cs="Calibri"/>
+                <w:color w:val="000000"/>
+                <w:sz w:val="22"/>
+                <w:szCs w:val="22"/>
+              </w:rPr>
+              <w:t xml:space="preserve">Corrección de imagen: dewarping y CLAHE.</w:t>
+            </w:r>
+          </w:p>
+          <w:p>
+            <w:pPr>
+              <w:numPr>
+                <w:ilvl w:val="0"/>
+                <w:numId w:val="90"/>
+              </w:numPr>
+              <w:spacing w:before="0" w:after="80" w:line="259" w:lineRule="auto"/>
+              <w:jc w:val="both"/>
+            </w:pPr>
+            <w:r>
+              <w:rPr>
+                <w:rFonts w:ascii="Calibri" w:hAnsi="Calibri" w:cs="Calibri"/>
+                <w:color w:val="000000"/>
+                <w:sz w:val="22"/>
+                <w:szCs w:val="22"/>
+              </w:rPr>
+              <w:t xml:space="preserve">Segmentación automática de la góndola y sus repisas con OpenCV.</w:t>
+            </w:r>
+          </w:p>
+          <w:p>
+            <w:pPr>
+              <w:numPr>
+                <w:ilvl w:val="0"/>
+                <w:numId w:val="90"/>
+              </w:numPr>
+              <w:spacing w:before="0" w:after="80" w:line="259" w:lineRule="auto"/>
+              <w:jc w:val="both"/>
+            </w:pPr>
+            <w:r>
+              <w:rPr>
+                <w:rFonts w:ascii="Calibri" w:hAnsi="Calibri" w:cs="Calibri"/>
+                <w:color w:val="000000"/>
+                <w:sz w:val="22"/>
+                <w:szCs w:val="22"/>
+              </w:rPr>
+              <w:t xml:space="preserve">Detección de productos con YOLO26, entrenado sobre el dataset SKU-110K.</w:t>
+            </w:r>
+          </w:p>
+          <w:p>
+            <w:pPr>
+              <w:numPr>
+                <w:ilvl w:val="0"/>
+                <w:numId w:val="90"/>
+              </w:numPr>
+              <w:spacing w:before="0" w:after="80" w:line="259" w:lineRule="auto"/>
+              <w:jc w:val="both"/>
+            </w:pPr>
+            <w:r>
+              <w:rPr>
+                <w:rFonts w:ascii="Calibri" w:hAnsi="Calibri" w:cs="Calibri"/>
+                <w:color w:val="000000"/>
+                <w:sz w:val="22"/>
+                <w:szCs w:val="22"/>
+              </w:rPr>
+              <w:t xml:space="preserve">Cálculo de disponibilidad, incluso con repisas inclinadas por cámaras en ángulo.</w:t>
+            </w:r>
+          </w:p>
+          <w:p>
+            <w:pPr>
+              <w:numPr>
+                <w:ilvl w:val="0"/>
+                <w:numId w:val="90"/>
+              </w:numPr>
+              <w:spacing w:before="0" w:after="80" w:line="259" w:lineRule="auto"/>
+              <w:jc w:val="both"/>
+            </w:pPr>
+            <w:r>
+              <w:rPr>
+                <w:rFonts w:ascii="Calibri" w:hAnsi="Calibri" w:cs="Calibri"/>
+                <w:color w:val="000000"/>
+                <w:sz w:val="22"/>
+                <w:szCs w:val="22"/>
+              </w:rPr>
+              <w:t xml:space="preserve">Pipeline completo por foto y evaluación por lotes contra anotaciones (IoU).</w:t>
+            </w:r>
+          </w:p>
+          <w:p>
+            <w:pPr>
+              <w:spacing w:before="0" w:after="80" w:line="259" w:lineRule="auto"/>
+              <w:jc w:val="both"/>
+            </w:pPr>
+            <w:r>
+              <w:rPr>
+                <w:rFonts w:ascii="Calibri" w:hAnsi="Calibri" w:cs="Calibri"/>
+                <w:color w:val="000000"/>
+                <w:sz w:val="22"/>
+                <w:szCs w:val="22"/>
+              </w:rPr>
+              <w:t xml:space="preserve">Además, la aplicación web (Django) ya tiene login por perfil (CU00), gestión de usuarios y roles (CU06), carga y análisis de fotos (CU01) y alertas con estado para el reponedor (CU02). En gestión, el equipo trabaja con ramas, Pull Requests, integración continua y una bitácora del proyecto (PROGRESS.md).</w:t>
+            </w:r>
+          </w:p>
+          <w:p>
+            <w:pPr>
+              <w:spacing w:before="0" w:after="80" w:line="259" w:lineRule="auto"/>
+              <w:jc w:val="both"/>
+            </w:pPr>
+            <w:r>
+              <w:rPr>
+                <w:rFonts w:ascii="Calibri" w:hAnsi="Calibri" w:cs="Calibri"/>
+                <w:b/>
+                <w:color w:val="000000"/>
+                <w:sz w:val="22"/>
+                <w:szCs w:val="22"/>
+              </w:rPr>
+              <w:t xml:space="preserve">Objetivos específicos cumplidos y cómo.</w:t>
+            </w:r>
+          </w:p>
+          <w:p>
+            <w:pPr>
+              <w:numPr>
+                <w:ilvl w:val="0"/>
+                <w:numId w:val="90"/>
+              </w:numPr>
+              <w:spacing w:before="0" w:after="80" w:line="259" w:lineRule="auto"/>
+              <w:jc w:val="both"/>
+            </w:pPr>
+            <w:r>
+              <w:rPr>
+                <w:rFonts w:ascii="Calibri" w:hAnsi="Calibri" w:cs="Calibri"/>
+                <w:b/>
+                <w:color w:val="000000"/>
+                <w:sz w:val="22"/>
+                <w:szCs w:val="22"/>
+              </w:rPr>
+              <w:t xml:space="preserve">Diseñar un algoritmo propio con tecnologías actuales para el análisis de imágenes:</w:t>
+            </w:r>
+            <w:r>
+              <w:rPr>
+                <w:rFonts w:ascii="Calibri" w:hAnsi="Calibri" w:cs="Calibri"/>
+                <w:color w:val="000000"/>
+                <w:sz w:val="22"/>
+                <w:szCs w:val="22"/>
+              </w:rPr>
+              <w:t xml:space="preserve"> cumplido. El pipeline es híbrido: visión clásica (OpenCV) para corregir la imagen y encontrar la góndola y sus repisas, y YOLO26 para detectar productos. El espacio libre se deduce de lo que los productos no cubren en cada repisa.</w:t>
+            </w:r>
+          </w:p>
+          <w:p>
+            <w:pPr>
+              <w:numPr>
+                <w:ilvl w:val="0"/>
+                <w:numId w:val="90"/>
+              </w:numPr>
+              <w:spacing w:before="0" w:after="80" w:line="259" w:lineRule="auto"/>
+              <w:jc w:val="both"/>
+            </w:pPr>
+            <w:r>
+              <w:rPr>
+                <w:rFonts w:ascii="Calibri" w:hAnsi="Calibri" w:cs="Calibri"/>
+                <w:b/>
+                <w:color w:val="000000"/>
+                <w:sz w:val="22"/>
+                <w:szCs w:val="22"/>
+              </w:rPr>
+              <w:t xml:space="preserve">Procesar imágenes del entorno de operación para distinguir un espacio libre real por quiebre de stock:</w:t>
+            </w:r>
+            <w:r>
+              <w:rPr>
+                <w:rFonts w:ascii="Calibri" w:hAnsi="Calibri" w:cs="Calibri"/>
+                <w:color w:val="000000"/>
+                <w:sz w:val="22"/>
+                <w:szCs w:val="22"/>
+              </w:rPr>
+              <w:t xml:space="preserve"> cumplido con datasets públicos. Un hueco cuenta como espacio libre solo si mide al menos un ancho de producto, y el quiebre se informa para la góndola completa. Se validó en 44 fotos de Kaggle no usadas al entrenar: la alerta es correcta en el 84% de las fotos (92% con productos envasados). Falta validarlo con imágenes parecidas a las de Walmart, que no comparte las de sus cámaras.</w:t>
+            </w:r>
+          </w:p>
+        </w:tc>
+      </w:tr>
+      <w:tr>
+        <w:trPr/>
+        <w:tc>
+          <w:tcPr>
+            <w:tcW w:w="2528" w:type="dxa"/>
+            <w:vAlign w:val="center"/>
+          </w:tcPr>
+          <w:p>
+            <w:pPr>
               <w:rPr>
                 <w:rFonts w:ascii="Calibri" w:hAnsi="Calibri"/>
                 <w:color w:val="1F3864" w:themeColor="accent1" w:themeShade="80"/>
               </w:rPr>
-              <w:t xml:space="preserve"> de</w:t>
-            </w:r>
+            </w:pPr>
             <w:r>
               <w:rPr>
                 <w:rFonts w:ascii="Calibri" w:hAnsi="Calibri"/>
                 <w:color w:val="1F3864" w:themeColor="accent1" w:themeShade="80"/>
               </w:rPr>
-              <w:t xml:space="preserve"> avance proyecto APT</w:t>
+              <w:t>Objetivos</w:t>
             </w:r>
           </w:p>
         </w:tc>
         <w:tc>
           <w:tcPr>
             <w:tcW w:w="7111" w:type="dxa"/>
-          </w:tcPr>
-          <w:p>
-            <w:pPr>
+            <w:vAlign w:val="center"/>
+          </w:tcPr>
+          <w:p>
+            <w:pPr>
+              <w:spacing w:before="0" w:after="80" w:line="259" w:lineRule="auto"/>
               <w:jc w:val="both"/>
-              <w:rPr>
-                <w:rFonts w:ascii="Calibri" w:hAnsi="Calibri" w:cs="Arial"/>
-                <w:i/>
-                <w:color w:val="548DD4"/>
-                <w:sz w:val="20"/>
-                <w:szCs w:val="20"/>
-                <w:lang w:eastAsia="es-CL"/>
-              </w:rPr>
-            </w:pPr>
-            <w:r>
-              <w:rPr>
-                <w:rFonts w:ascii="Calibri" w:hAnsi="Calibri" w:cs="Arial"/>
-                <w:i/>
-                <w:color w:val="548DD4"/>
-                <w:sz w:val="20"/>
-                <w:szCs w:val="20"/>
-                <w:lang w:eastAsia="es-CL"/>
-              </w:rPr>
-              <w:t xml:space="preserve">En esta </w:t>
-            </w:r>
-            <w:r>
-              <w:rPr>
-                <w:rFonts w:ascii="Calibri" w:hAnsi="Calibri" w:cs="Arial"/>
-                <w:i/>
-                <w:color w:val="548DD4"/>
-                <w:sz w:val="20"/>
-                <w:szCs w:val="20"/>
-                <w:lang w:eastAsia="es-CL"/>
-              </w:rPr>
-              <w:t>sección</w:t>
-            </w:r>
-            <w:r>
-              <w:rPr>
-                <w:rFonts w:ascii="Calibri" w:hAnsi="Calibri" w:cs="Arial"/>
-                <w:i/>
-                <w:color w:val="548DD4"/>
-                <w:sz w:val="20"/>
-                <w:szCs w:val="20"/>
-                <w:lang w:eastAsia="es-CL"/>
-              </w:rPr>
-              <w:t xml:space="preserve"> deberá</w:t>
-            </w:r>
-            <w:r>
-              <w:rPr>
-                <w:rFonts w:ascii="Calibri" w:hAnsi="Calibri" w:cs="Arial"/>
-                <w:i/>
-                <w:color w:val="548DD4"/>
-                <w:sz w:val="20"/>
-                <w:szCs w:val="20"/>
-                <w:lang w:eastAsia="es-CL"/>
-              </w:rPr>
-              <w:t>s</w:t>
-            </w:r>
-            <w:r>
-              <w:rPr>
-                <w:rFonts w:ascii="Calibri" w:hAnsi="Calibri" w:cs="Arial"/>
-                <w:i/>
-                <w:color w:val="548DD4"/>
-                <w:sz w:val="20"/>
-                <w:szCs w:val="20"/>
-                <w:lang w:eastAsia="es-CL"/>
-              </w:rPr>
-              <w:t xml:space="preserve"> </w:t>
-            </w:r>
-            <w:r>
-              <w:rPr>
-                <w:rFonts w:ascii="Calibri" w:hAnsi="Calibri" w:cs="Arial"/>
-                <w:i/>
-                <w:color w:val="548DD4"/>
-                <w:sz w:val="20"/>
-                <w:szCs w:val="20"/>
-                <w:lang w:eastAsia="es-CL"/>
-              </w:rPr>
-              <w:t xml:space="preserve">realizar un resumen de los avances que has realizado en tu proyecto APT. </w:t>
-            </w:r>
-            <w:r>
-              <w:rPr>
-                <w:rFonts w:ascii="Calibri" w:hAnsi="Calibri" w:cs="Arial"/>
-                <w:i/>
-                <w:color w:val="548DD4"/>
-                <w:sz w:val="20"/>
-                <w:szCs w:val="20"/>
-                <w:lang w:eastAsia="es-CL"/>
-              </w:rPr>
-              <w:t xml:space="preserve">Relata </w:t>
-            </w:r>
-            <w:r>
-              <w:rPr>
-                <w:rFonts w:ascii="Calibri" w:hAnsi="Calibri" w:cs="Arial"/>
-                <w:i/>
-                <w:color w:val="548DD4"/>
-                <w:sz w:val="20"/>
-                <w:szCs w:val="20"/>
-                <w:lang w:eastAsia="es-CL"/>
-              </w:rPr>
-              <w:t xml:space="preserve">brevemente </w:t>
-            </w:r>
-            <w:r>
-              <w:rPr>
-                <w:rFonts w:ascii="Calibri" w:hAnsi="Calibri" w:cs="Arial"/>
-                <w:i/>
-                <w:color w:val="548DD4"/>
-                <w:sz w:val="20"/>
-                <w:szCs w:val="20"/>
-                <w:lang w:eastAsia="es-CL"/>
-              </w:rPr>
-              <w:t xml:space="preserve">qué </w:t>
-            </w:r>
-            <w:r>
-              <w:rPr>
-                <w:rFonts w:ascii="Calibri" w:hAnsi="Calibri" w:cs="Arial"/>
-                <w:i/>
-                <w:color w:val="548DD4"/>
-                <w:sz w:val="20"/>
-                <w:szCs w:val="20"/>
-                <w:lang w:eastAsia="es-CL"/>
-              </w:rPr>
-              <w:t xml:space="preserve">actividades </w:t>
-            </w:r>
-            <w:r>
-              <w:rPr>
-                <w:rFonts w:ascii="Calibri" w:hAnsi="Calibri" w:cs="Arial"/>
-                <w:i/>
-                <w:color w:val="548DD4"/>
-                <w:sz w:val="20"/>
-                <w:szCs w:val="20"/>
-                <w:lang w:eastAsia="es-CL"/>
-              </w:rPr>
-              <w:t>del proyecto has llevado a cabo y qué objetivos específicos has cumplido hasta el minuto y de qué manera.</w:t>
-            </w:r>
-          </w:p>
-          <w:p>
-            <w:pPr>
+            </w:pPr>
+            <w:r>
+              <w:rPr>
+                <w:rFonts w:ascii="Calibri" w:hAnsi="Calibri" w:cs="Calibri"/>
+                <w:color w:val="000000"/>
+                <w:sz w:val="22"/>
+                <w:szCs w:val="22"/>
+              </w:rPr>
+              <w:t xml:space="preserve">Se mantiene el objetivo general: desarrollar una solución basada en Inteligencia Artificial y Computer Vision que apoye la reposición de productos con la detección automática de quiebres de stock en las góndolas de Walmart.</w:t>
+            </w:r>
+          </w:p>
+          <w:p>
+            <w:pPr>
+              <w:spacing w:before="0" w:after="80" w:line="259" w:lineRule="auto"/>
               <w:jc w:val="both"/>
-              <w:rPr>
-                <w:rFonts w:ascii="Calibri" w:hAnsi="Calibri" w:cs="Arial"/>
-                <w:i/>
-                <w:color w:val="548DD4"/>
-                <w:sz w:val="20"/>
-                <w:szCs w:val="20"/>
-                <w:lang w:eastAsia="es-CL"/>
-              </w:rPr>
-            </w:pPr>
-            <w:r>
-              <w:rPr>
-                <w:rFonts w:ascii="Calibri" w:hAnsi="Calibri" w:cs="Arial"/>
-                <w:i/>
-                <w:color w:val="548DD4"/>
-                <w:sz w:val="20"/>
-                <w:szCs w:val="20"/>
-                <w:lang w:eastAsia="es-CL"/>
-              </w:rPr>
-              <w:t>En caso que hayas realizado ajustes a los objetivos o metodología, debes incluir dichos apartados nuevamente en este informe, señalando cuáles son dichos ajustes.</w:t>
+            </w:pPr>
+            <w:r>
+              <w:rPr>
+                <w:rFonts w:ascii="Calibri" w:hAnsi="Calibri" w:cs="Calibri"/>
+                <w:color w:val="000000"/>
+                <w:sz w:val="22"/>
+                <w:szCs w:val="22"/>
+              </w:rPr>
+              <w:t xml:space="preserve">Los objetivos específicos se reformularon con metas medibles (plan de mejoras, docs/plan-de-mejoras.md):</w:t>
+            </w:r>
+          </w:p>
+          <w:p>
+            <w:pPr>
+              <w:numPr>
+                <w:ilvl w:val="0"/>
+                <w:numId w:val="90"/>
+              </w:numPr>
+              <w:spacing w:before="0" w:after="80" w:line="259" w:lineRule="auto"/>
+              <w:jc w:val="both"/>
+            </w:pPr>
+            <w:r>
+              <w:rPr>
+                <w:rFonts w:ascii="Calibri" w:hAnsi="Calibri" w:cs="Calibri"/>
+                <w:b/>
+                <w:color w:val="000000"/>
+                <w:sz w:val="22"/>
+                <w:szCs w:val="22"/>
+              </w:rPr>
+              <w:t xml:space="preserve">OE1.</w:t>
+            </w:r>
+            <w:r>
+              <w:rPr>
+                <w:rFonts w:ascii="Calibri" w:hAnsi="Calibri" w:cs="Calibri"/>
+                <w:color w:val="000000"/>
+                <w:sz w:val="22"/>
+                <w:szCs w:val="22"/>
+              </w:rPr>
+              <w:t xml:space="preserve"> Segmentar automáticamente la góndola y sus repisas con OpenCV antes del detector. Meta: F1 de repisas ≥ 0,80. </w:t>
+            </w:r>
+            <w:r>
+              <w:rPr>
+                <w:rFonts w:ascii="Calibri" w:hAnsi="Calibri" w:cs="Calibri"/>
+                <w:b/>
+                <w:color w:val="000000"/>
+                <w:sz w:val="22"/>
+                <w:szCs w:val="22"/>
+              </w:rPr>
+              <w:t xml:space="preserve">Cumplido:</w:t>
+            </w:r>
+            <w:r>
+              <w:rPr>
+                <w:rFonts w:ascii="Calibri" w:hAnsi="Calibri" w:cs="Calibri"/>
+                <w:color w:val="000000"/>
+                <w:sz w:val="22"/>
+                <w:szCs w:val="22"/>
+              </w:rPr>
+              <w:t xml:space="preserve"> F1 0,823 contra el dataset SHARD, en 1000 fotos no usadas para ajustar.</w:t>
+            </w:r>
+          </w:p>
+          <w:p>
+            <w:pPr>
+              <w:numPr>
+                <w:ilvl w:val="0"/>
+                <w:numId w:val="90"/>
+              </w:numPr>
+              <w:spacing w:before="0" w:after="80" w:line="259" w:lineRule="auto"/>
+              <w:jc w:val="both"/>
+            </w:pPr>
+            <w:r>
+              <w:rPr>
+                <w:rFonts w:ascii="Calibri" w:hAnsi="Calibri" w:cs="Calibri"/>
+                <w:b/>
+                <w:color w:val="000000"/>
+                <w:sz w:val="22"/>
+                <w:szCs w:val="22"/>
+              </w:rPr>
+              <w:t xml:space="preserve">OE2.</w:t>
+            </w:r>
+            <w:r>
+              <w:rPr>
+                <w:rFonts w:ascii="Calibri" w:hAnsi="Calibri" w:cs="Calibri"/>
+                <w:color w:val="000000"/>
+                <w:sz w:val="22"/>
+                <w:szCs w:val="22"/>
+              </w:rPr>
+              <w:t xml:space="preserve"> Detectar productos en góndolas densas con YOLO26. Meta: mAP50 ≥ 0,70 fuera de SKU-110K. </w:t>
+            </w:r>
+            <w:r>
+              <w:rPr>
+                <w:rFonts w:ascii="Calibri" w:hAnsi="Calibri" w:cs="Calibri"/>
+                <w:b/>
+                <w:color w:val="000000"/>
+                <w:sz w:val="22"/>
+                <w:szCs w:val="22"/>
+              </w:rPr>
+              <w:t xml:space="preserve">En curso:</w:t>
+            </w:r>
+            <w:r>
+              <w:rPr>
+                <w:rFonts w:ascii="Calibri" w:hAnsi="Calibri" w:cs="Calibri"/>
+                <w:color w:val="000000"/>
+                <w:sz w:val="22"/>
+                <w:szCs w:val="22"/>
+              </w:rPr>
+              <w:t xml:space="preserve"> mAP50 0,950 en el test de SKU-110K y 0,713 en 45 fotos de Kaggle no usadas al entrenar. Con la cámara girada 35° baja a 0,637, bajo la meta, así que se planificó un fine-tuning.</w:t>
+            </w:r>
+          </w:p>
+          <w:p>
+            <w:pPr>
+              <w:numPr>
+                <w:ilvl w:val="0"/>
+                <w:numId w:val="90"/>
+              </w:numPr>
+              <w:spacing w:before="0" w:after="80" w:line="259" w:lineRule="auto"/>
+              <w:jc w:val="both"/>
+            </w:pPr>
+            <w:r>
+              <w:rPr>
+                <w:rFonts w:ascii="Calibri" w:hAnsi="Calibri" w:cs="Calibri"/>
+                <w:b/>
+                <w:color w:val="000000"/>
+                <w:sz w:val="22"/>
+                <w:szCs w:val="22"/>
+              </w:rPr>
+              <w:t xml:space="preserve">OE3.</w:t>
+            </w:r>
+            <w:r>
+              <w:rPr>
+                <w:rFonts w:ascii="Calibri" w:hAnsi="Calibri" w:cs="Calibri"/>
+                <w:color w:val="000000"/>
+                <w:sz w:val="22"/>
+                <w:szCs w:val="22"/>
+              </w:rPr>
+              <w:t xml:space="preserve"> Calcular el % libre de la góndola completa y alertar con espacio libre ≥ 30%. </w:t>
+            </w:r>
+            <w:r>
+              <w:rPr>
+                <w:rFonts w:ascii="Calibri" w:hAnsi="Calibri" w:cs="Calibri"/>
+                <w:b/>
+                <w:color w:val="000000"/>
+                <w:sz w:val="22"/>
+                <w:szCs w:val="22"/>
+              </w:rPr>
+              <w:t xml:space="preserve">En curso:</w:t>
+            </w:r>
+            <w:r>
+              <w:rPr>
+                <w:rFonts w:ascii="Calibri" w:hAnsi="Calibri" w:cs="Calibri"/>
+                <w:color w:val="000000"/>
+                <w:sz w:val="22"/>
+                <w:szCs w:val="22"/>
+              </w:rPr>
+              <w:t xml:space="preserve"> en 36 fotos de productos envasados la alerta es correcta en el 92% y el error medio del % libre es de 6,2 puntos; con frutas y verduras sueltas, fuera del alcance, baja al 50%. Tiempo por foto: 0,51 s (mediana).</w:t>
+            </w:r>
+          </w:p>
+          <w:p>
+            <w:pPr>
+              <w:numPr>
+                <w:ilvl w:val="0"/>
+                <w:numId w:val="90"/>
+              </w:numPr>
+              <w:spacing w:before="0" w:after="80" w:line="259" w:lineRule="auto"/>
+              <w:jc w:val="both"/>
+            </w:pPr>
+            <w:r>
+              <w:rPr>
+                <w:rFonts w:ascii="Calibri" w:hAnsi="Calibri" w:cs="Calibri"/>
+                <w:b/>
+                <w:color w:val="000000"/>
+                <w:sz w:val="22"/>
+                <w:szCs w:val="22"/>
+              </w:rPr>
+              <w:t xml:space="preserve">OE4.</w:t>
+            </w:r>
+            <w:r>
+              <w:rPr>
+                <w:rFonts w:ascii="Calibri" w:hAnsi="Calibri" w:cs="Calibri"/>
+                <w:color w:val="000000"/>
+                <w:sz w:val="22"/>
+                <w:szCs w:val="22"/>
+              </w:rPr>
+              <w:t xml:space="preserve"> Entregar el sistema en una aplicación web con login por rol (CU00 a CU06). Meta: 50% de los casos de uso para la Evaluación 2. </w:t>
+            </w:r>
+            <w:r>
+              <w:rPr>
+                <w:rFonts w:ascii="Calibri" w:hAnsi="Calibri" w:cs="Calibri"/>
+                <w:b/>
+                <w:color w:val="000000"/>
+                <w:sz w:val="22"/>
+                <w:szCs w:val="22"/>
+              </w:rPr>
+              <w:t xml:space="preserve">En curso:</w:t>
+            </w:r>
+            <w:r>
+              <w:rPr>
+                <w:rFonts w:ascii="Calibri" w:hAnsi="Calibri" w:cs="Calibri"/>
+                <w:color w:val="000000"/>
+                <w:sz w:val="22"/>
+                <w:szCs w:val="22"/>
+              </w:rPr>
+              <w:t xml:space="preserve"> CU00, CU01, CU02 y CU06 operativos.</w:t>
+            </w:r>
+          </w:p>
+          <w:p>
+            <w:pPr>
+              <w:numPr>
+                <w:ilvl w:val="0"/>
+                <w:numId w:val="90"/>
+              </w:numPr>
+              <w:spacing w:before="0" w:after="80" w:line="259" w:lineRule="auto"/>
+              <w:jc w:val="both"/>
+            </w:pPr>
+            <w:r>
+              <w:rPr>
+                <w:rFonts w:ascii="Calibri" w:hAnsi="Calibri" w:cs="Calibri"/>
+                <w:b/>
+                <w:color w:val="000000"/>
+                <w:sz w:val="22"/>
+                <w:szCs w:val="22"/>
+              </w:rPr>
+              <w:t xml:space="preserve">OE5.</w:t>
+            </w:r>
+            <w:r>
+              <w:rPr>
+                <w:rFonts w:ascii="Calibri" w:hAnsi="Calibri" w:cs="Calibri"/>
+                <w:color w:val="000000"/>
+                <w:sz w:val="22"/>
+                <w:szCs w:val="22"/>
+              </w:rPr>
+              <w:t xml:space="preserve"> Validar cada cambio con pruebas automatizadas y cada versión con evaluación por lotes. </w:t>
+            </w:r>
+            <w:r>
+              <w:rPr>
+                <w:rFonts w:ascii="Calibri" w:hAnsi="Calibri" w:cs="Calibri"/>
+                <w:b/>
+                <w:color w:val="000000"/>
+                <w:sz w:val="22"/>
+                <w:szCs w:val="22"/>
+              </w:rPr>
+              <w:t xml:space="preserve">Cumplido:</w:t>
+            </w:r>
+            <w:r>
+              <w:rPr>
+                <w:rFonts w:ascii="Calibri" w:hAnsi="Calibri" w:cs="Calibri"/>
+                <w:color w:val="000000"/>
+                <w:sz w:val="22"/>
+                <w:szCs w:val="22"/>
+              </w:rPr>
+              <w:t xml:space="preserve"> integración continua en cada Pull Request y evaluación por lotes con IoU.</w:t>
             </w:r>
           </w:p>
         </w:tc>
       </w:tr>
       <w:tr>
-        <w:trPr>
-          <w:trHeight w:val="1247"/>
-        </w:trPr>
+        <w:trPr/>
         <w:tc>
           <w:tcPr>
             <w:tcW w:w="2528" w:type="dxa"/>
@@ -806,7 +1060,7 @@
                 <w:rFonts w:ascii="Calibri" w:hAnsi="Calibri"/>
                 <w:color w:val="1F3864" w:themeColor="accent1" w:themeShade="80"/>
               </w:rPr>
-              <w:t>Objetivos</w:t>
+              <w:t>Metodología</w:t>
             </w:r>
           </w:p>
         </w:tc>
@@ -817,35 +1071,165 @@
           </w:tcPr>
           <w:p>
             <w:pPr>
+              <w:spacing w:before="0" w:after="80" w:line="259" w:lineRule="auto"/>
               <w:jc w:val="both"/>
-              <w:rPr>
-                <w:rFonts w:ascii="Calibri" w:hAnsi="Calibri" w:cs="Arial"/>
+            </w:pPr>
+            <w:r>
+              <w:rPr>
+                <w:rFonts w:ascii="Calibri" w:hAnsi="Calibri" w:cs="Calibri"/>
                 <w:b/>
-                <w:i/>
-                <w:color w:val="548DD4"/>
-                <w:sz w:val="20"/>
-                <w:szCs w:val="20"/>
-                <w:lang w:eastAsia="es-CL"/>
-              </w:rPr>
-            </w:pPr>
-            <w:r>
-              <w:rPr>
-                <w:rFonts w:ascii="Calibri" w:hAnsi="Calibri" w:cs="Arial"/>
-                <w:i/>
-                <w:color w:val="548DD4"/>
-                <w:sz w:val="20"/>
-                <w:szCs w:val="20"/>
-                <w:lang w:eastAsia="es-CL"/>
-              </w:rPr>
-              <w:t>Opcional en caso de ajuste</w:t>
+                <w:color w:val="000000"/>
+                <w:sz w:val="22"/>
+                <w:szCs w:val="22"/>
+              </w:rPr>
+              <w:t xml:space="preserve">Ajuste del método.</w:t>
+            </w:r>
+            <w:r>
+              <w:rPr>
+                <w:rFonts w:ascii="Calibri" w:hAnsi="Calibri" w:cs="Calibri"/>
+                <w:color w:val="000000"/>
+                <w:sz w:val="22"/>
+                <w:szCs w:val="22"/>
+              </w:rPr>
+              <w:t xml:space="preserve"> La Fase 1 proponía entrenar un modelo que reconociera los espacios vacíos. Se reemplazó por un método híbrido: OpenCV corrige la imagen y segmenta la góndola, y después un detector de productos (YOLO26) encuentra los productos. Motivos:</w:t>
+            </w:r>
+          </w:p>
+          <w:p>
+            <w:pPr>
+              <w:numPr>
+                <w:ilvl w:val="0"/>
+                <w:numId w:val="90"/>
+              </w:numPr>
+              <w:spacing w:before="0" w:after="80" w:line="259" w:lineRule="auto"/>
+              <w:jc w:val="both"/>
+            </w:pPr>
+            <w:r>
+              <w:rPr>
+                <w:rFonts w:ascii="Calibri" w:hAnsi="Calibri" w:cs="Calibri"/>
+                <w:color w:val="000000"/>
+                <w:sz w:val="22"/>
+                <w:szCs w:val="22"/>
+              </w:rPr>
+              <w:t xml:space="preserve">Los datasets públicos grandes anotan productos, no espacios vacíos.</w:t>
+            </w:r>
+          </w:p>
+          <w:p>
+            <w:pPr>
+              <w:numPr>
+                <w:ilvl w:val="0"/>
+                <w:numId w:val="90"/>
+              </w:numPr>
+              <w:spacing w:before="0" w:after="80" w:line="259" w:lineRule="auto"/>
+              <w:jc w:val="both"/>
+            </w:pPr>
+            <w:r>
+              <w:rPr>
+                <w:rFonts w:ascii="Calibri" w:hAnsi="Calibri" w:cs="Calibri"/>
+                <w:color w:val="000000"/>
+                <w:sz w:val="22"/>
+                <w:szCs w:val="22"/>
+              </w:rPr>
+              <w:t xml:space="preserve">Walmart prefiere un modelo que el equipo pueda explicar.</w:t>
+            </w:r>
+          </w:p>
+          <w:p>
+            <w:pPr>
+              <w:numPr>
+                <w:ilvl w:val="0"/>
+                <w:numId w:val="90"/>
+              </w:numPr>
+              <w:spacing w:before="0" w:after="80" w:line="259" w:lineRule="auto"/>
+              <w:jc w:val="both"/>
+            </w:pPr>
+            <w:r>
+              <w:rPr>
+                <w:rFonts w:ascii="Calibri" w:hAnsi="Calibri" w:cs="Calibri"/>
+                <w:color w:val="000000"/>
+                <w:sz w:val="22"/>
+                <w:szCs w:val="22"/>
+              </w:rPr>
+              <w:t xml:space="preserve">La segmentación clásica permite medir el espacio libre por repisa aunque la cámara esté en ángulo.</w:t>
+            </w:r>
+          </w:p>
+          <w:p>
+            <w:pPr>
+              <w:spacing w:before="0" w:after="80" w:line="259" w:lineRule="auto"/>
+              <w:jc w:val="both"/>
+            </w:pPr>
+            <w:r>
+              <w:rPr>
+                <w:rFonts w:ascii="Calibri" w:hAnsi="Calibri" w:cs="Calibri"/>
+                <w:b/>
+                <w:color w:val="000000"/>
+                <w:sz w:val="22"/>
+                <w:szCs w:val="22"/>
+              </w:rPr>
+              <w:t xml:space="preserve">Ajustes de recursos y arquitectura.</w:t>
+            </w:r>
+            <w:r>
+              <w:rPr>
+                <w:rFonts w:ascii="Calibri" w:hAnsi="Calibri" w:cs="Calibri"/>
+                <w:color w:val="000000"/>
+                <w:sz w:val="22"/>
+                <w:szCs w:val="22"/>
+              </w:rPr>
+              <w:t xml:space="preserve"> El modelo se entrena en una GPU local en vez de Google Colab. La aplicación web se construyó con Django y sesiones, en vez de una API REST con JWT y un frontend React, porque Django ya trae login, roles, bcrypt, protección CSRF y migraciones probadas, y para Walmart la interfaz es opcional.</w:t>
+            </w:r>
+          </w:p>
+          <w:p>
+            <w:pPr>
+              <w:spacing w:before="0" w:after="80" w:line="259" w:lineRule="auto"/>
+              <w:jc w:val="both"/>
+            </w:pPr>
+            <w:r>
+              <w:rPr>
+                <w:rFonts w:ascii="Calibri" w:hAnsi="Calibri" w:cs="Calibri"/>
+                <w:b/>
+                <w:color w:val="000000"/>
+                <w:sz w:val="22"/>
+                <w:szCs w:val="22"/>
+              </w:rPr>
+              <w:t xml:space="preserve">Ajustes de alcance.</w:t>
+            </w:r>
+            <w:r>
+              <w:rPr>
+                <w:rFonts w:ascii="Calibri" w:hAnsi="Calibri" w:cs="Calibri"/>
+                <w:color w:val="000000"/>
+                <w:sz w:val="22"/>
+                <w:szCs w:val="22"/>
+              </w:rPr>
+              <w:t xml:space="preserve"> La región de interés la segmenta el sistema y nadie la dibuja a mano (27-09). La profundidad de la góndola es una constante de 25 cm. La alerta se informa para la góndola completa, por pedido del profesor (19-10).</w:t>
+            </w:r>
+          </w:p>
+          <w:p>
+            <w:pPr>
+              <w:spacing w:before="0" w:after="80" w:line="259" w:lineRule="auto"/>
+              <w:jc w:val="both"/>
+            </w:pPr>
+            <w:r>
+              <w:rPr>
+                <w:rFonts w:ascii="Calibri" w:hAnsi="Calibri" w:cs="Calibri"/>
+                <w:b/>
+                <w:color w:val="000000"/>
+                <w:sz w:val="22"/>
+                <w:szCs w:val="22"/>
+              </w:rPr>
+              <w:t xml:space="preserve">Forma de trabajo.</w:t>
+            </w:r>
+            <w:r>
+              <w:rPr>
+                <w:rFonts w:ascii="Calibri" w:hAnsi="Calibri" w:cs="Calibri"/>
+                <w:color w:val="000000"/>
+                <w:sz w:val="22"/>
+                <w:szCs w:val="22"/>
+              </w:rPr>
+              <w:t xml:space="preserve"> Sprints con un backlog priorizado (PROGRESS.md), una rama y un Pull Request por tarea, integración continua (pruebas y construcción de la imagen Docker en cada PR) y desarrollo guiado por pruebas en los módulos nuevos.</w:t>
             </w:r>
           </w:p>
         </w:tc>
       </w:tr>
       <w:tr>
-        <w:trPr>
-          <w:trHeight w:val="939"/>
-        </w:trPr>
+        <w:trPr/>
         <w:tc>
           <w:tcPr>
             <w:tcW w:w="2528" w:type="dxa"/>
@@ -863,7 +1247,7 @@
                 <w:rFonts w:ascii="Calibri" w:hAnsi="Calibri"/>
                 <w:color w:val="1F3864" w:themeColor="accent1" w:themeShade="80"/>
               </w:rPr>
-              <w:t>Metodología</w:t>
+              <w:t>Evidencias de avance</w:t>
             </w:r>
           </w:p>
         </w:tc>
@@ -874,428 +1258,389 @@
           </w:tcPr>
           <w:p>
             <w:pPr>
+              <w:spacing w:before="0" w:after="80" w:line="259" w:lineRule="auto"/>
               <w:jc w:val="both"/>
-              <w:rPr>
-                <w:rFonts w:ascii="Calibri" w:hAnsi="Calibri" w:cs="Arial"/>
-                <w:i/>
-                <w:color w:val="548DD4"/>
-                <w:sz w:val="20"/>
-                <w:szCs w:val="20"/>
-                <w:lang w:eastAsia="es-CL"/>
-              </w:rPr>
-            </w:pPr>
-            <w:r>
-              <w:rPr>
-                <w:rFonts w:ascii="Calibri" w:hAnsi="Calibri" w:cs="Arial"/>
-                <w:i/>
-                <w:color w:val="548DD4"/>
-                <w:sz w:val="20"/>
-                <w:szCs w:val="20"/>
-                <w:lang w:eastAsia="es-CL"/>
-              </w:rPr>
-              <w:t>Opcional en caso de ajuste</w:t>
-            </w:r>
-          </w:p>
-        </w:tc>
-      </w:tr>
-      <w:tr>
-        <w:trPr>
-          <w:trHeight w:val="2377"/>
-        </w:trPr>
-        <w:tc>
-          <w:tcPr>
-            <w:tcW w:w="2528" w:type="dxa"/>
-            <w:vAlign w:val="center"/>
-          </w:tcPr>
-          <w:p>
-            <w:pPr>
-              <w:rPr>
-                <w:rFonts w:ascii="Calibri" w:hAnsi="Calibri"/>
-                <w:color w:val="1F3864" w:themeColor="accent1" w:themeShade="80"/>
-              </w:rPr>
-            </w:pPr>
-            <w:r>
-              <w:rPr>
-                <w:rFonts w:ascii="Calibri" w:hAnsi="Calibri"/>
-                <w:color w:val="1F3864" w:themeColor="accent1" w:themeShade="80"/>
-              </w:rPr>
-              <w:t>Evidencias de avance</w:t>
-            </w:r>
-          </w:p>
-        </w:tc>
-        <w:tc>
-          <w:tcPr>
-            <w:tcW w:w="7111" w:type="dxa"/>
-            <w:vAlign w:val="center"/>
-          </w:tcPr>
-          <w:p>
-            <w:pPr>
+            </w:pPr>
+            <w:r>
+              <w:rPr>
+                <w:rFonts w:ascii="Calibri" w:hAnsi="Calibri" w:cs="Calibri"/>
+                <w:color w:val="000000"/>
+                <w:sz w:val="22"/>
+                <w:szCs w:val="22"/>
+              </w:rPr>
+              <w:t xml:space="preserve">Todas las evidencias están en el repositorio https://github.com/marianapeachy/capstone:</w:t>
+            </w:r>
+          </w:p>
+          <w:p>
+            <w:pPr>
+              <w:numPr>
+                <w:ilvl w:val="0"/>
+                <w:numId w:val="90"/>
+              </w:numPr>
+              <w:spacing w:before="0" w:after="80" w:line="259" w:lineRule="auto"/>
               <w:jc w:val="both"/>
-              <w:rPr>
-                <w:rFonts w:ascii="Calibri" w:hAnsi="Calibri" w:cs="Arial"/>
-                <w:i/>
-                <w:color w:val="548DD4"/>
-                <w:sz w:val="20"/>
-                <w:szCs w:val="20"/>
-                <w:lang w:eastAsia="es-CL"/>
-              </w:rPr>
-            </w:pPr>
-            <w:r>
-              <w:rPr>
-                <w:rFonts w:ascii="Calibri" w:hAnsi="Calibri" w:cs="Arial"/>
-                <w:i/>
-                <w:color w:val="548DD4"/>
-                <w:sz w:val="20"/>
-                <w:szCs w:val="20"/>
-                <w:lang w:eastAsia="es-CL"/>
-              </w:rPr>
-              <w:t>Describe la</w:t>
-            </w:r>
-            <w:r>
-              <w:rPr>
-                <w:rFonts w:ascii="Calibri" w:hAnsi="Calibri" w:cs="Arial"/>
-                <w:i/>
-                <w:color w:val="548DD4"/>
-                <w:sz w:val="20"/>
-                <w:szCs w:val="20"/>
-                <w:lang w:eastAsia="es-CL"/>
-              </w:rPr>
-              <w:t>(</w:t>
-            </w:r>
-            <w:r>
-              <w:rPr>
-                <w:rFonts w:ascii="Calibri" w:hAnsi="Calibri" w:cs="Arial"/>
-                <w:i/>
-                <w:color w:val="548DD4"/>
-                <w:sz w:val="20"/>
-                <w:szCs w:val="20"/>
-                <w:lang w:eastAsia="es-CL"/>
-              </w:rPr>
-              <w:t>s</w:t>
-            </w:r>
-            <w:r>
-              <w:rPr>
-                <w:rFonts w:ascii="Calibri" w:hAnsi="Calibri" w:cs="Arial"/>
-                <w:i/>
-                <w:color w:val="548DD4"/>
-                <w:sz w:val="20"/>
-                <w:szCs w:val="20"/>
-                <w:lang w:eastAsia="es-CL"/>
-              </w:rPr>
-              <w:t>)</w:t>
-            </w:r>
-            <w:r>
-              <w:rPr>
-                <w:rFonts w:ascii="Calibri" w:hAnsi="Calibri" w:cs="Arial"/>
-                <w:i/>
-                <w:color w:val="548DD4"/>
-                <w:sz w:val="20"/>
-                <w:szCs w:val="20"/>
-                <w:lang w:eastAsia="es-CL"/>
-              </w:rPr>
-              <w:t xml:space="preserve"> evidencia</w:t>
-            </w:r>
-            <w:r>
-              <w:rPr>
-                <w:rFonts w:ascii="Calibri" w:hAnsi="Calibri" w:cs="Arial"/>
-                <w:i/>
-                <w:color w:val="548DD4"/>
-                <w:sz w:val="20"/>
-                <w:szCs w:val="20"/>
-                <w:lang w:eastAsia="es-CL"/>
-              </w:rPr>
-              <w:t>(</w:t>
-            </w:r>
-            <w:r>
-              <w:rPr>
-                <w:rFonts w:ascii="Calibri" w:hAnsi="Calibri" w:cs="Arial"/>
-                <w:i/>
-                <w:color w:val="548DD4"/>
-                <w:sz w:val="20"/>
-                <w:szCs w:val="20"/>
-                <w:lang w:eastAsia="es-CL"/>
-              </w:rPr>
-              <w:t>s</w:t>
-            </w:r>
-            <w:r>
-              <w:rPr>
-                <w:rFonts w:ascii="Calibri" w:hAnsi="Calibri" w:cs="Arial"/>
-                <w:i/>
-                <w:color w:val="548DD4"/>
-                <w:sz w:val="20"/>
-                <w:szCs w:val="20"/>
-                <w:lang w:eastAsia="es-CL"/>
-              </w:rPr>
-              <w:t>)</w:t>
-            </w:r>
-            <w:r>
-              <w:rPr>
-                <w:rFonts w:ascii="Calibri" w:hAnsi="Calibri" w:cs="Arial"/>
-                <w:i/>
-                <w:color w:val="548DD4"/>
-                <w:sz w:val="20"/>
-                <w:szCs w:val="20"/>
-                <w:lang w:eastAsia="es-CL"/>
-              </w:rPr>
-              <w:t xml:space="preserve"> que </w:t>
-            </w:r>
-            <w:r>
-              <w:rPr>
-                <w:rFonts w:ascii="Calibri" w:hAnsi="Calibri" w:cs="Arial"/>
-                <w:i/>
-                <w:color w:val="548DD4"/>
-                <w:sz w:val="20"/>
-                <w:szCs w:val="20"/>
-                <w:lang w:eastAsia="es-CL"/>
-              </w:rPr>
-              <w:t xml:space="preserve">presentarás en este informe de avance y justifica </w:t>
-            </w:r>
-            <w:r>
-              <w:rPr>
-                <w:rFonts w:ascii="Calibri" w:hAnsi="Calibri" w:cs="Arial"/>
-                <w:i/>
-                <w:color w:val="548DD4"/>
-                <w:sz w:val="20"/>
-                <w:szCs w:val="20"/>
-                <w:lang w:eastAsia="es-CL"/>
-              </w:rPr>
-              <w:t xml:space="preserve">de qué manera </w:t>
-            </w:r>
-            <w:r>
-              <w:rPr>
-                <w:rFonts w:ascii="Calibri" w:hAnsi="Calibri" w:cs="Arial"/>
-                <w:i/>
-                <w:color w:val="548DD4"/>
-                <w:sz w:val="20"/>
-                <w:szCs w:val="20"/>
-                <w:lang w:eastAsia="es-CL"/>
-              </w:rPr>
-              <w:t>esta</w:t>
-            </w:r>
-            <w:r>
-              <w:rPr>
-                <w:rFonts w:ascii="Calibri" w:hAnsi="Calibri" w:cs="Arial"/>
-                <w:i/>
-                <w:color w:val="548DD4"/>
-                <w:sz w:val="20"/>
-                <w:szCs w:val="20"/>
-                <w:lang w:eastAsia="es-CL"/>
-              </w:rPr>
-              <w:t>(</w:t>
-            </w:r>
-            <w:r>
-              <w:rPr>
-                <w:rFonts w:ascii="Calibri" w:hAnsi="Calibri" w:cs="Arial"/>
-                <w:i/>
-                <w:color w:val="548DD4"/>
-                <w:sz w:val="20"/>
-                <w:szCs w:val="20"/>
-                <w:lang w:eastAsia="es-CL"/>
-              </w:rPr>
-              <w:t>s</w:t>
-            </w:r>
-            <w:r>
-              <w:rPr>
-                <w:rFonts w:ascii="Calibri" w:hAnsi="Calibri" w:cs="Arial"/>
-                <w:i/>
-                <w:color w:val="548DD4"/>
-                <w:sz w:val="20"/>
-                <w:szCs w:val="20"/>
-                <w:lang w:eastAsia="es-CL"/>
-              </w:rPr>
-              <w:t>)</w:t>
-            </w:r>
-            <w:r>
-              <w:rPr>
-                <w:rFonts w:ascii="Calibri" w:hAnsi="Calibri" w:cs="Arial"/>
-                <w:i/>
-                <w:color w:val="548DD4"/>
-                <w:sz w:val="20"/>
-                <w:szCs w:val="20"/>
-                <w:lang w:eastAsia="es-CL"/>
-              </w:rPr>
-              <w:t xml:space="preserve"> evidencia</w:t>
-            </w:r>
-            <w:r>
-              <w:rPr>
-                <w:rFonts w:ascii="Calibri" w:hAnsi="Calibri" w:cs="Arial"/>
-                <w:i/>
-                <w:color w:val="548DD4"/>
-                <w:sz w:val="20"/>
-                <w:szCs w:val="20"/>
-                <w:lang w:eastAsia="es-CL"/>
-              </w:rPr>
-              <w:t>(</w:t>
-            </w:r>
-            <w:r>
-              <w:rPr>
-                <w:rFonts w:ascii="Calibri" w:hAnsi="Calibri" w:cs="Arial"/>
-                <w:i/>
-                <w:color w:val="548DD4"/>
-                <w:sz w:val="20"/>
-                <w:szCs w:val="20"/>
-                <w:lang w:eastAsia="es-CL"/>
-              </w:rPr>
-              <w:t>s</w:t>
-            </w:r>
-            <w:r>
-              <w:rPr>
-                <w:rFonts w:ascii="Calibri" w:hAnsi="Calibri" w:cs="Arial"/>
-                <w:i/>
-                <w:color w:val="548DD4"/>
-                <w:sz w:val="20"/>
-                <w:szCs w:val="20"/>
-                <w:lang w:eastAsia="es-CL"/>
-              </w:rPr>
-              <w:t>)</w:t>
-            </w:r>
-            <w:r>
-              <w:rPr>
-                <w:rFonts w:ascii="Calibri" w:hAnsi="Calibri" w:cs="Arial"/>
-                <w:i/>
-                <w:color w:val="548DD4"/>
-                <w:sz w:val="20"/>
-                <w:szCs w:val="20"/>
-                <w:lang w:eastAsia="es-CL"/>
-              </w:rPr>
-              <w:t xml:space="preserve"> </w:t>
-            </w:r>
-            <w:r>
-              <w:rPr>
-                <w:rFonts w:ascii="Calibri" w:hAnsi="Calibri" w:cs="Arial"/>
-                <w:i/>
-                <w:color w:val="548DD4"/>
-                <w:sz w:val="20"/>
-                <w:szCs w:val="20"/>
-                <w:lang w:eastAsia="es-CL"/>
-              </w:rPr>
-              <w:t xml:space="preserve">permite(n) </w:t>
-            </w:r>
-            <w:r>
-              <w:rPr>
-                <w:rFonts w:ascii="Calibri" w:hAnsi="Calibri" w:cs="Arial"/>
-                <w:i/>
-                <w:color w:val="548DD4"/>
-                <w:sz w:val="20"/>
-                <w:szCs w:val="20"/>
-                <w:lang w:eastAsia="es-CL"/>
-              </w:rPr>
-              <w:t>da</w:t>
-            </w:r>
-            <w:r>
-              <w:rPr>
-                <w:rFonts w:ascii="Calibri" w:hAnsi="Calibri" w:cs="Arial"/>
-                <w:i/>
-                <w:color w:val="548DD4"/>
-                <w:sz w:val="20"/>
-                <w:szCs w:val="20"/>
-                <w:lang w:eastAsia="es-CL"/>
-              </w:rPr>
-              <w:t>r</w:t>
-            </w:r>
-            <w:r>
-              <w:rPr>
-                <w:rFonts w:ascii="Calibri" w:hAnsi="Calibri" w:cs="Arial"/>
-                <w:i/>
-                <w:color w:val="548DD4"/>
-                <w:sz w:val="20"/>
-                <w:szCs w:val="20"/>
-                <w:lang w:eastAsia="es-CL"/>
-              </w:rPr>
-              <w:t xml:space="preserve"> cuenta del </w:t>
-            </w:r>
-            <w:r>
-              <w:rPr>
-                <w:rFonts w:ascii="Calibri" w:hAnsi="Calibri" w:cs="Arial"/>
-                <w:i/>
-                <w:color w:val="548DD4"/>
-                <w:sz w:val="20"/>
-                <w:szCs w:val="20"/>
-                <w:lang w:eastAsia="es-CL"/>
-              </w:rPr>
-              <w:t>desarrollo</w:t>
-            </w:r>
-            <w:r>
-              <w:rPr>
-                <w:rFonts w:ascii="Calibri" w:hAnsi="Calibri" w:cs="Arial"/>
-                <w:i/>
-                <w:color w:val="548DD4"/>
-                <w:sz w:val="20"/>
-                <w:szCs w:val="20"/>
-                <w:lang w:eastAsia="es-CL"/>
-              </w:rPr>
-              <w:t xml:space="preserve"> </w:t>
-            </w:r>
-            <w:r>
-              <w:rPr>
-                <w:rFonts w:ascii="Calibri" w:hAnsi="Calibri" w:cs="Arial"/>
-                <w:i/>
-                <w:color w:val="548DD4"/>
-                <w:sz w:val="20"/>
-                <w:szCs w:val="20"/>
-                <w:lang w:eastAsia="es-CL"/>
-              </w:rPr>
-              <w:t>del proyecto.</w:t>
-            </w:r>
-          </w:p>
-          <w:p>
-            <w:pPr>
+            </w:pPr>
+            <w:r>
+              <w:rPr>
+                <w:rFonts w:ascii="Calibri" w:hAnsi="Calibri" w:cs="Calibri"/>
+                <w:b/>
+                <w:color w:val="000000"/>
+                <w:sz w:val="22"/>
+                <w:szCs w:val="22"/>
+              </w:rPr>
+              <w:t xml:space="preserve">Segmentación medida contra SHARD</w:t>
+            </w:r>
+            <w:r>
+              <w:rPr>
+                <w:rFonts w:ascii="Calibri" w:hAnsi="Calibri" w:cs="Calibri"/>
+                <w:color w:val="000000"/>
+                <w:sz w:val="22"/>
+                <w:szCs w:val="22"/>
+              </w:rPr>
+              <w:t xml:space="preserve"> (scripts/evaluate_shard.py): compara las repisas detectadas con las anotadas y entrega precisión, recall y F1. Demuestra OE1.</w:t>
+            </w:r>
+          </w:p>
+          <w:p>
+            <w:pPr>
+              <w:numPr>
+                <w:ilvl w:val="0"/>
+                <w:numId w:val="90"/>
+              </w:numPr>
+              <w:spacing w:before="0" w:after="80" w:line="259" w:lineRule="auto"/>
               <w:jc w:val="both"/>
-              <w:rPr>
-                <w:rFonts w:ascii="Calibri" w:hAnsi="Calibri" w:cs="Arial"/>
-                <w:i/>
-                <w:color w:val="548DD4"/>
-                <w:sz w:val="20"/>
-                <w:szCs w:val="20"/>
-                <w:lang w:eastAsia="es-CL"/>
-              </w:rPr>
-            </w:pPr>
-            <w:r>
-              <w:rPr>
-                <w:rFonts w:ascii="Calibri" w:hAnsi="Calibri" w:cs="Arial"/>
-                <w:i/>
-                <w:color w:val="548DD4"/>
-                <w:sz w:val="20"/>
-                <w:szCs w:val="20"/>
-                <w:lang w:eastAsia="es-CL"/>
-              </w:rPr>
-              <w:t xml:space="preserve">En caso de ser pertinente </w:t>
-            </w:r>
-            <w:r>
-              <w:rPr>
-                <w:rFonts w:ascii="Calibri" w:hAnsi="Calibri" w:cs="Arial"/>
-                <w:i/>
-                <w:color w:val="548DD4"/>
-                <w:sz w:val="20"/>
-                <w:szCs w:val="20"/>
-                <w:lang w:eastAsia="es-CL"/>
-              </w:rPr>
-              <w:t>explica cómo resguardaste la calidad de tu Proyecto APT a partir de aspectos propios de tu disciplina (correcta aplicación de metodologías, actividades, herramientas, recursos propios, etc.).</w:t>
-            </w:r>
-          </w:p>
-          <w:p>
-            <w:pPr>
+            </w:pPr>
+            <w:r>
+              <w:rPr>
+                <w:rFonts w:ascii="Calibri" w:hAnsi="Calibri" w:cs="Calibri"/>
+                <w:b/>
+                <w:color w:val="000000"/>
+                <w:sz w:val="22"/>
+                <w:szCs w:val="22"/>
+              </w:rPr>
+              <w:t xml:space="preserve">Entrenamiento y métricas del detector</w:t>
+            </w:r>
+            <w:r>
+              <w:rPr>
+                <w:rFonts w:ascii="Calibri" w:hAnsi="Calibri" w:cs="Calibri"/>
+                <w:color w:val="000000"/>
+                <w:sz w:val="22"/>
+                <w:szCs w:val="22"/>
+              </w:rPr>
+              <w:t xml:space="preserve"> (docs/training.md e ítem #5 de PROGRESS.md): configuración y mAP de YOLO26. Demuestra OE2.</w:t>
+            </w:r>
+          </w:p>
+          <w:p>
+            <w:pPr>
+              <w:numPr>
+                <w:ilvl w:val="0"/>
+                <w:numId w:val="90"/>
+              </w:numPr>
+              <w:spacing w:before="0" w:after="80" w:line="259" w:lineRule="auto"/>
               <w:jc w:val="both"/>
-              <w:rPr>
-                <w:rFonts w:ascii="Calibri" w:hAnsi="Calibri" w:cs="Arial"/>
+            </w:pPr>
+            <w:r>
+              <w:rPr>
+                <w:rFonts w:ascii="Calibri" w:hAnsi="Calibri" w:cs="Calibri"/>
                 <w:b/>
-                <w:i/>
-                <w:color w:val="548DD4"/>
-                <w:sz w:val="20"/>
-                <w:szCs w:val="20"/>
-                <w:lang w:eastAsia="es-CL"/>
-              </w:rPr>
-            </w:pPr>
-            <w:r>
-              <w:rPr>
-                <w:rFonts w:ascii="Calibri" w:hAnsi="Calibri" w:cs="Arial"/>
-                <w:i/>
-                <w:color w:val="548DD4"/>
-                <w:sz w:val="20"/>
-                <w:szCs w:val="20"/>
-                <w:lang w:eastAsia="es-CL"/>
-              </w:rPr>
-              <w:t>En este apartado adjuntar la(s) evidencia(s) seleccionada(s) para ser evaluada por el docente.</w:t>
+                <w:color w:val="000000"/>
+                <w:sz w:val="22"/>
+                <w:szCs w:val="22"/>
+              </w:rPr>
+              <w:t xml:space="preserve">Plan de pruebas y resultados</w:t>
+            </w:r>
+            <w:r>
+              <w:rPr>
+                <w:rFonts w:ascii="Calibri" w:hAnsi="Calibri" w:cs="Calibri"/>
+                <w:color w:val="000000"/>
+                <w:sz w:val="22"/>
+                <w:szCs w:val="22"/>
+              </w:rPr>
+              <w:t xml:space="preserve"> (docs/test-plan.md): casos de prueba y resultados por módulo. Demuestra OE2, OE3 y OE5.</w:t>
+            </w:r>
+          </w:p>
+          <w:p>
+            <w:pPr>
+              <w:numPr>
+                <w:ilvl w:val="0"/>
+                <w:numId w:val="90"/>
+              </w:numPr>
+              <w:spacing w:before="0" w:after="80" w:line="259" w:lineRule="auto"/>
+              <w:jc w:val="both"/>
+            </w:pPr>
+            <w:r>
+              <w:rPr>
+                <w:rFonts w:ascii="Calibri" w:hAnsi="Calibri" w:cs="Calibri"/>
+                <w:b/>
+                <w:color w:val="000000"/>
+                <w:sz w:val="22"/>
+                <w:szCs w:val="22"/>
+              </w:rPr>
+              <w:t xml:space="preserve">Pipeline completo y evaluación por lotes</w:t>
+            </w:r>
+            <w:r>
+              <w:rPr>
+                <w:rFonts w:ascii="Calibri" w:hAnsi="Calibri" w:cs="Calibri"/>
+                <w:color w:val="000000"/>
+                <w:sz w:val="22"/>
+                <w:szCs w:val="22"/>
+              </w:rPr>
+              <w:t xml:space="preserve"> (scripts/run_pipeline.py, src/pipeline.py): de la foto al % libre, la alerta y la imagen anotada, y la evaluación de un lote con IoU. Demuestra OE3 y OE5.</w:t>
+            </w:r>
+          </w:p>
+          <w:p>
+            <w:pPr>
+              <w:numPr>
+                <w:ilvl w:val="0"/>
+                <w:numId w:val="90"/>
+              </w:numPr>
+              <w:spacing w:before="0" w:after="80" w:line="259" w:lineRule="auto"/>
+              <w:jc w:val="both"/>
+            </w:pPr>
+            <w:r>
+              <w:rPr>
+                <w:rFonts w:ascii="Calibri" w:hAnsi="Calibri" w:cs="Calibri"/>
+                <w:b/>
+                <w:color w:val="000000"/>
+                <w:sz w:val="22"/>
+                <w:szCs w:val="22"/>
+              </w:rPr>
+              <w:t xml:space="preserve">Aplicación web y base de datos</w:t>
+            </w:r>
+            <w:r>
+              <w:rPr>
+                <w:rFonts w:ascii="Calibri" w:hAnsi="Calibri" w:cs="Calibri"/>
+                <w:color w:val="000000"/>
+                <w:sz w:val="22"/>
+                <w:szCs w:val="22"/>
+              </w:rPr>
+              <w:t xml:space="preserve"> (web/, docs/auditoria-app-web.md): login por rol, CRUD de usuarios, análisis y alertas guardados en la base de datos. Demuestra OE4 y el modelo de datos.</w:t>
+            </w:r>
+          </w:p>
+          <w:p>
+            <w:pPr>
+              <w:numPr>
+                <w:ilvl w:val="0"/>
+                <w:numId w:val="90"/>
+              </w:numPr>
+              <w:spacing w:before="0" w:after="80" w:line="259" w:lineRule="auto"/>
+              <w:jc w:val="both"/>
+            </w:pPr>
+            <w:r>
+              <w:rPr>
+                <w:rFonts w:ascii="Calibri" w:hAnsi="Calibri" w:cs="Calibri"/>
+                <w:b/>
+                <w:color w:val="000000"/>
+                <w:sz w:val="22"/>
+                <w:szCs w:val="22"/>
+              </w:rPr>
+              <w:t xml:space="preserve">Análisis de resultados</w:t>
+            </w:r>
+            <w:r>
+              <w:rPr>
+                <w:rFonts w:ascii="Calibri" w:hAnsi="Calibri" w:cs="Calibri"/>
+                <w:color w:val="000000"/>
+                <w:sz w:val="22"/>
+                <w:szCs w:val="22"/>
+              </w:rPr>
+              <w:t xml:space="preserve"> (docs/analisis-resultados.md): 10 mejores y 10 peores casos y métricas del sistema completo en fotos de Kaggle. Demuestra OE2 y OE3.</w:t>
+            </w:r>
+          </w:p>
+          <w:p>
+            <w:pPr>
+              <w:numPr>
+                <w:ilvl w:val="0"/>
+                <w:numId w:val="90"/>
+              </w:numPr>
+              <w:spacing w:before="0" w:after="80" w:line="259" w:lineRule="auto"/>
+              <w:jc w:val="both"/>
+            </w:pPr>
+            <w:r>
+              <w:rPr>
+                <w:rFonts w:ascii="Calibri" w:hAnsi="Calibri" w:cs="Calibri"/>
+                <w:b/>
+                <w:color w:val="000000"/>
+                <w:sz w:val="22"/>
+                <w:szCs w:val="22"/>
+              </w:rPr>
+              <w:t xml:space="preserve">README completo</w:t>
+            </w:r>
+            <w:r>
+              <w:rPr>
+                <w:rFonts w:ascii="Calibri" w:hAnsi="Calibri" w:cs="Calibri"/>
+                <w:color w:val="000000"/>
+                <w:sz w:val="22"/>
+                <w:szCs w:val="22"/>
+              </w:rPr>
+              <w:t xml:space="preserve"> (README.md): solución, decisiones técnicas, datasets y un ejemplo reproducible paso a paso.</w:t>
+            </w:r>
+          </w:p>
+          <w:p>
+            <w:pPr>
+              <w:numPr>
+                <w:ilvl w:val="0"/>
+                <w:numId w:val="90"/>
+              </w:numPr>
+              <w:spacing w:before="0" w:after="80" w:line="259" w:lineRule="auto"/>
+              <w:jc w:val="both"/>
+            </w:pPr>
+            <w:r>
+              <w:rPr>
+                <w:rFonts w:ascii="Calibri" w:hAnsi="Calibri" w:cs="Calibri"/>
+                <w:b/>
+                <w:color w:val="000000"/>
+                <w:sz w:val="22"/>
+                <w:szCs w:val="22"/>
+              </w:rPr>
+              <w:t xml:space="preserve">Pruebas automatizadas e integración continua</w:t>
+            </w:r>
+            <w:r>
+              <w:rPr>
+                <w:rFonts w:ascii="Calibri" w:hAnsi="Calibri" w:cs="Calibri"/>
+                <w:color w:val="000000"/>
+                <w:sz w:val="22"/>
+                <w:szCs w:val="22"/>
+              </w:rPr>
+              <w:t xml:space="preserve"> (tests/, .github/workflows/ci.yml): 185 pruebas que corren en cada Pull Request. Demuestra OE5.</w:t>
+            </w:r>
+          </w:p>
+          <w:p>
+            <w:pPr>
+              <w:numPr>
+                <w:ilvl w:val="0"/>
+                <w:numId w:val="90"/>
+              </w:numPr>
+              <w:spacing w:before="0" w:after="80" w:line="259" w:lineRule="auto"/>
+              <w:jc w:val="both"/>
+            </w:pPr>
+            <w:r>
+              <w:rPr>
+                <w:rFonts w:ascii="Calibri" w:hAnsi="Calibri" w:cs="Calibri"/>
+                <w:b/>
+                <w:color w:val="000000"/>
+                <w:sz w:val="22"/>
+                <w:szCs w:val="22"/>
+              </w:rPr>
+              <w:t xml:space="preserve">Gestión del proyecto</w:t>
+            </w:r>
+            <w:r>
+              <w:rPr>
+                <w:rFonts w:ascii="Calibri" w:hAnsi="Calibri" w:cs="Calibri"/>
+                <w:color w:val="000000"/>
+                <w:sz w:val="22"/>
+                <w:szCs w:val="22"/>
+              </w:rPr>
+              <w:t xml:space="preserve"> (PROGRESS.md, Anexos/Gestion/Carta Gantt Fase 2.xlsx, docs/plan-de-mejoras.md e historial de Pull Requests): dueño y estado de cada tarea y revisión de cada cambio.</w:t>
+            </w:r>
+          </w:p>
+          <w:p>
+            <w:pPr>
+              <w:spacing w:before="0" w:after="80" w:line="259" w:lineRule="auto"/>
+              <w:jc w:val="both"/>
+            </w:pPr>
+            <w:r>
+              <w:rPr>
+                <w:rFonts w:ascii="Calibri" w:hAnsi="Calibri" w:cs="Calibri"/>
+                <w:b/>
+                <w:color w:val="000000"/>
+                <w:sz w:val="22"/>
+                <w:szCs w:val="22"/>
+              </w:rPr>
+              <w:t xml:space="preserve">Cómo se resguardó la calidad.</w:t>
+            </w:r>
+          </w:p>
+          <w:p>
+            <w:pPr>
+              <w:numPr>
+                <w:ilvl w:val="0"/>
+                <w:numId w:val="90"/>
+              </w:numPr>
+              <w:spacing w:before="0" w:after="80" w:line="259" w:lineRule="auto"/>
+              <w:jc w:val="both"/>
+            </w:pPr>
+            <w:r>
+              <w:rPr>
+                <w:rFonts w:ascii="Calibri" w:hAnsi="Calibri" w:cs="Calibri"/>
+                <w:color w:val="000000"/>
+                <w:sz w:val="22"/>
+                <w:szCs w:val="22"/>
+              </w:rPr>
+              <w:t xml:space="preserve">Pruebas automatizadas con pytest, escritas antes del código en los módulos nuevos.</w:t>
+            </w:r>
+          </w:p>
+          <w:p>
+            <w:pPr>
+              <w:numPr>
+                <w:ilvl w:val="0"/>
+                <w:numId w:val="90"/>
+              </w:numPr>
+              <w:spacing w:before="0" w:after="80" w:line="259" w:lineRule="auto"/>
+              <w:jc w:val="both"/>
+            </w:pPr>
+            <w:r>
+              <w:rPr>
+                <w:rFonts w:ascii="Calibri" w:hAnsi="Calibri" w:cs="Calibri"/>
+                <w:color w:val="000000"/>
+                <w:sz w:val="22"/>
+                <w:szCs w:val="22"/>
+              </w:rPr>
+              <w:t xml:space="preserve">La rama principal solo acepta cambios por Pull Request con las pruebas y la construcción de Docker en verde.</w:t>
+            </w:r>
+          </w:p>
+          <w:p>
+            <w:pPr>
+              <w:numPr>
+                <w:ilvl w:val="0"/>
+                <w:numId w:val="90"/>
+              </w:numPr>
+              <w:spacing w:before="0" w:after="80" w:line="259" w:lineRule="auto"/>
+              <w:jc w:val="both"/>
+            </w:pPr>
+            <w:r>
+              <w:rPr>
+                <w:rFonts w:ascii="Calibri" w:hAnsi="Calibri" w:cs="Calibri"/>
+                <w:color w:val="000000"/>
+                <w:sz w:val="22"/>
+                <w:szCs w:val="22"/>
+              </w:rPr>
+              <w:t xml:space="preserve">Medición contra datos anotados: una muestra para ajustar el método y otra distinta para confirmar el resultado.</w:t>
+            </w:r>
+          </w:p>
+          <w:p>
+            <w:pPr>
+              <w:numPr>
+                <w:ilvl w:val="0"/>
+                <w:numId w:val="90"/>
+              </w:numPr>
+              <w:spacing w:before="0" w:after="80" w:line="259" w:lineRule="auto"/>
+              <w:jc w:val="both"/>
+            </w:pPr>
+            <w:r>
+              <w:rPr>
+                <w:rFonts w:ascii="Calibri" w:hAnsi="Calibri" w:cs="Calibri"/>
+                <w:color w:val="000000"/>
+                <w:sz w:val="22"/>
+                <w:szCs w:val="22"/>
+              </w:rPr>
+              <w:t xml:space="preserve">Revisión de la licencia de cada dataset: las fotos de SKU-110K no se muestran ni se modifican.</w:t>
+            </w:r>
+          </w:p>
+          <w:p>
+            <w:pPr>
+              <w:numPr>
+                <w:ilvl w:val="0"/>
+                <w:numId w:val="90"/>
+              </w:numPr>
+              <w:spacing w:before="0" w:after="80" w:line="259" w:lineRule="auto"/>
+              <w:jc w:val="both"/>
+            </w:pPr>
+            <w:r>
+              <w:rPr>
+                <w:rFonts w:ascii="Calibri" w:hAnsi="Calibri" w:cs="Calibri"/>
+                <w:color w:val="000000"/>
+                <w:sz w:val="22"/>
+                <w:szCs w:val="22"/>
+              </w:rPr>
+              <w:t xml:space="preserve">Auditoría de la aplicación web contra los requisitos, los casos de uso y los mockups antes de publicarla.</w:t>
             </w:r>
           </w:p>
         </w:tc>
@@ -1304,7 +1649,6 @@
     <w:tbl>
       <w:tblPr>
         <w:tblStyle w:val="Tablaconcuadrcula"/>
-        <w:tblpPr w:leftFromText="141" w:rightFromText="141" w:vertAnchor="text" w:horzAnchor="margin" w:tblpX="-719" w:tblpY="-116"/>
         <w:tblW w:w="9640" w:type="dxa"/>
         <w:tblBorders>
           <w:top w:val="single" w:sz="4" w:space="0" w:color="BFBFBF" w:themeColor="background1" w:themeShade="BF"/>
@@ -1345,25 +1689,7 @@
                 <w:szCs w:val="28"/>
               </w:rPr>
               <w:lastRenderedPageBreak/>
-              <w:t>2</w:t>
-            </w:r>
-            <w:r>
-              <w:rPr>
-                <w:b/>
-                <w:color w:val="1F3864" w:themeColor="accent1" w:themeShade="80"/>
-                <w:sz w:val="28"/>
-                <w:szCs w:val="28"/>
-              </w:rPr>
-              <w:t xml:space="preserve">. </w:t>
-            </w:r>
-            <w:r>
-              <w:rPr>
-                <w:b/>
-                <w:color w:val="1F3864" w:themeColor="accent1" w:themeShade="80"/>
-                <w:sz w:val="28"/>
-                <w:szCs w:val="28"/>
-              </w:rPr>
-              <w:t xml:space="preserve">Monitoreo del Plan de Trabajo </w:t>
+              <w:t xml:space="preserve">2. Monitoreo del Plan de Trabajo </w:t>
             </w:r>
           </w:p>
         </w:tc>
@@ -1391,21 +1717,7 @@
                 <w:rFonts w:ascii="Calibri" w:hAnsi="Calibri"/>
                 <w:color w:val="1F3864" w:themeColor="accent1" w:themeShade="80"/>
               </w:rPr>
-              <w:t xml:space="preserve">Examina cuidadosamente tu plan de trabajo, enfocándote especialmente en la columna de </w:t>
-            </w:r>
-            <w:r>
-              <w:rPr>
-                <w:rFonts w:ascii="Calibri" w:hAnsi="Calibri"/>
-                <w:color w:val="1F3864" w:themeColor="accent1" w:themeShade="80"/>
-              </w:rPr>
-              <w:t xml:space="preserve">estado de avance </w:t>
-            </w:r>
-            <w:r>
-              <w:rPr>
-                <w:rFonts w:ascii="Calibri" w:hAnsi="Calibri"/>
-                <w:color w:val="1F3864" w:themeColor="accent1" w:themeShade="80"/>
-              </w:rPr>
-              <w:t>y ajustes.</w:t>
+              <w:t xml:space="preserve">Examina cuidadosamente tu plan de trabajo, enfocándote especialmente en la columna de estado de avance y ajustes.</w:t>
             </w:r>
           </w:p>
         </w:tc>
@@ -1426,7 +1738,6 @@
     <w:tbl>
       <w:tblPr>
         <w:tblStyle w:val="Tablaconcuadrcula"/>
-        <w:tblpPr w:leftFromText="180" w:rightFromText="180" w:vertAnchor="page" w:horzAnchor="margin" w:tblpXSpec="center" w:tblpY="3517"/>
         <w:tblW w:w="9776" w:type="dxa"/>
         <w:tblBorders>
           <w:top w:val="single" w:sz="4" w:space="0" w:color="BFBFBF" w:themeColor="background1" w:themeShade="BF"/>
@@ -1451,6 +1762,7 @@
       </w:tblGrid>
       <w:tr>
         <w:trPr>
+          <w:tblHeader/>
           <w:trHeight w:val="415"/>
         </w:trPr>
         <w:tc>
@@ -1481,6 +1793,7 @@
       </w:tr>
       <w:tr>
         <w:trPr>
+          <w:tblHeader/>
           <w:trHeight w:val="711"/>
         </w:trPr>
         <w:tc>
@@ -1503,23 +1816,7 @@
                 <w:color w:val="1F3864" w:themeColor="accent1" w:themeShade="80"/>
                 <w:sz w:val="18"/>
               </w:rPr>
-              <w:t>C</w:t>
-            </w:r>
-            <w:r>
-              <w:rPr>
-                <w:rFonts w:ascii="Calibri" w:hAnsi="Calibri"/>
-                <w:color w:val="1F3864" w:themeColor="accent1" w:themeShade="80"/>
-                <w:sz w:val="18"/>
-              </w:rPr>
-              <w:t>ompetencia</w:t>
-            </w:r>
-            <w:r>
-              <w:rPr>
-                <w:rFonts w:ascii="Calibri" w:hAnsi="Calibri"/>
-                <w:color w:val="1F3864" w:themeColor="accent1" w:themeShade="80"/>
-                <w:sz w:val="18"/>
-              </w:rPr>
-              <w:t xml:space="preserve"> o unidades de competencias</w:t>
+              <w:t xml:space="preserve">Competencia o unidades de competencias</w:t>
             </w:r>
           </w:p>
         </w:tc>
@@ -1696,22 +1993,14 @@
                 <w:color w:val="1F3864" w:themeColor="accent1" w:themeShade="80"/>
                 <w:sz w:val="18"/>
               </w:rPr>
-              <w:t>A</w:t>
-            </w:r>
-            <w:r>
-              <w:rPr>
-                <w:rFonts w:ascii="Calibri" w:hAnsi="Calibri"/>
-                <w:color w:val="1F3864" w:themeColor="accent1" w:themeShade="80"/>
-                <w:sz w:val="18"/>
-              </w:rPr>
-              <w:t>justes</w:t>
+              <w:t>Ajustes</w:t>
             </w:r>
           </w:p>
         </w:tc>
       </w:tr>
       <w:tr>
         <w:trPr>
-          <w:trHeight w:val="2410"/>
+          <w:cantSplit/>
         </w:trPr>
         <w:tc>
           <w:tcPr>
@@ -1719,67 +2008,17 @@
           </w:tcPr>
           <w:p>
             <w:pPr>
-              <w:jc w:val="both"/>
-              <w:rPr>
-                <w:b/>
-                <w:sz w:val="18"/>
-                <w:szCs w:val="24"/>
-              </w:rPr>
-            </w:pPr>
-            <w:r>
-              <w:rPr>
-                <w:rFonts w:ascii="Calibri" w:hAnsi="Calibri" w:cs="Arial"/>
-                <w:i/>
-                <w:color w:val="548DD4"/>
-                <w:sz w:val="18"/>
-                <w:szCs w:val="20"/>
-                <w:lang w:eastAsia="es-CL"/>
-              </w:rPr>
-              <w:t xml:space="preserve">Nombra las competencias o unidades de competencias </w:t>
-            </w:r>
-            <w:r>
-              <w:rPr>
-                <w:rFonts w:ascii="Calibri" w:hAnsi="Calibri" w:cs="Arial"/>
-                <w:i/>
-                <w:color w:val="548DD4"/>
-                <w:sz w:val="18"/>
-                <w:szCs w:val="20"/>
-                <w:lang w:eastAsia="es-CL"/>
-              </w:rPr>
-              <w:t xml:space="preserve">que se relacionan con las diferentes actividades </w:t>
-            </w:r>
-            <w:r>
-              <w:rPr>
-                <w:rFonts w:ascii="Calibri" w:hAnsi="Calibri" w:cs="Arial"/>
-                <w:i/>
-                <w:color w:val="548DD4"/>
-                <w:sz w:val="18"/>
-                <w:szCs w:val="20"/>
-                <w:lang w:eastAsia="es-CL"/>
-              </w:rPr>
-              <w:t>requeridas para el desarrollo de</w:t>
-            </w:r>
-            <w:r>
-              <w:rPr>
-                <w:rFonts w:ascii="Calibri" w:hAnsi="Calibri" w:cs="Arial"/>
-                <w:i/>
-                <w:color w:val="548DD4"/>
-                <w:sz w:val="18"/>
-                <w:szCs w:val="20"/>
-                <w:lang w:eastAsia="es-CL"/>
-              </w:rPr>
-              <w:t>l proyecto APT</w:t>
-            </w:r>
-            <w:r>
-              <w:rPr>
-                <w:rFonts w:ascii="Calibri" w:hAnsi="Calibri" w:cs="Arial"/>
-                <w:i/>
-                <w:color w:val="548DD4"/>
-                <w:sz w:val="18"/>
-                <w:szCs w:val="20"/>
-                <w:lang w:eastAsia="es-CL"/>
-              </w:rPr>
-              <w:t>.</w:t>
+              <w:spacing w:before="0" w:after="0" w:line="259" w:lineRule="auto"/>
+              <w:jc w:val="left"/>
+            </w:pPr>
+            <w:r>
+              <w:rPr>
+                <w:rFonts w:ascii="Calibri" w:hAnsi="Calibri" w:cs="Calibri"/>
+                <w:color w:val="000000"/>
+                <w:sz w:val="16"/>
+                <w:szCs w:val="16"/>
+              </w:rPr>
+              <w:t xml:space="preserve">C2. Evaluar y gestionar proyectos</w:t>
             </w:r>
           </w:p>
         </w:tc>
@@ -1789,70 +2028,17 @@
           </w:tcPr>
           <w:p>
             <w:pPr>
-              <w:jc w:val="both"/>
-              <w:rPr>
-                <w:rFonts w:ascii="Calibri" w:hAnsi="Calibri" w:cs="Arial"/>
-                <w:i/>
-                <w:color w:val="548DD4"/>
-                <w:sz w:val="18"/>
-                <w:szCs w:val="20"/>
-                <w:lang w:eastAsia="es-CL"/>
-              </w:rPr>
-            </w:pPr>
-            <w:r>
-              <w:rPr>
-                <w:rFonts w:ascii="Calibri" w:hAnsi="Calibri" w:cs="Arial"/>
-                <w:i/>
-                <w:color w:val="548DD4"/>
-                <w:sz w:val="18"/>
-                <w:szCs w:val="20"/>
-                <w:lang w:eastAsia="es-CL"/>
-              </w:rPr>
-              <w:t>Nombra</w:t>
-            </w:r>
-            <w:r>
-              <w:rPr>
-                <w:rFonts w:ascii="Calibri" w:hAnsi="Calibri" w:cs="Arial"/>
-                <w:i/>
-                <w:color w:val="548DD4"/>
-                <w:sz w:val="18"/>
-                <w:szCs w:val="20"/>
-                <w:lang w:eastAsia="es-CL"/>
-              </w:rPr>
-              <w:t xml:space="preserve"> la</w:t>
-            </w:r>
-            <w:r>
-              <w:rPr>
-                <w:rFonts w:ascii="Calibri" w:hAnsi="Calibri" w:cs="Arial"/>
-                <w:i/>
-                <w:color w:val="548DD4"/>
-                <w:sz w:val="18"/>
-                <w:szCs w:val="20"/>
-                <w:lang w:eastAsia="es-CL"/>
-              </w:rPr>
-              <w:t>s</w:t>
-            </w:r>
-            <w:r>
-              <w:rPr>
-                <w:rFonts w:ascii="Calibri" w:hAnsi="Calibri" w:cs="Arial"/>
-                <w:i/>
-                <w:color w:val="548DD4"/>
-                <w:sz w:val="18"/>
-                <w:szCs w:val="20"/>
-                <w:lang w:eastAsia="es-CL"/>
-              </w:rPr>
-              <w:t xml:space="preserve"> </w:t>
-            </w:r>
-            <w:r>
-              <w:rPr>
-                <w:rFonts w:ascii="Calibri" w:hAnsi="Calibri" w:cs="Arial"/>
-                <w:i/>
-                <w:color w:val="548DD4"/>
-                <w:sz w:val="18"/>
-                <w:szCs w:val="20"/>
-                <w:lang w:eastAsia="es-CL"/>
-              </w:rPr>
-              <w:t xml:space="preserve">actividades que se necesitan para desarrollar el proyecto APT. </w:t>
+              <w:spacing w:before="0" w:after="0" w:line="259" w:lineRule="auto"/>
+              <w:jc w:val="left"/>
+            </w:pPr>
+            <w:r>
+              <w:rPr>
+                <w:rFonts w:ascii="Calibri" w:hAnsi="Calibri" w:cs="Calibri"/>
+                <w:color w:val="000000"/>
+                <w:sz w:val="16"/>
+                <w:szCs w:val="16"/>
+              </w:rPr>
+              <w:t xml:space="preserve">Flujo de trabajo en equipo (ramas, PR, PROGRESS.md)</w:t>
             </w:r>
           </w:p>
         </w:tc>
@@ -1862,45 +2048,17 @@
           </w:tcPr>
           <w:p>
             <w:pPr>
-              <w:jc w:val="both"/>
-              <w:rPr>
-                <w:b/>
-                <w:sz w:val="18"/>
-                <w:szCs w:val="24"/>
-              </w:rPr>
-            </w:pPr>
-            <w:r>
-              <w:rPr>
-                <w:rFonts w:ascii="Calibri" w:hAnsi="Calibri" w:cs="Arial"/>
-                <w:i/>
-                <w:color w:val="548DD4"/>
-                <w:sz w:val="18"/>
-                <w:szCs w:val="20"/>
-                <w:lang w:eastAsia="es-CL"/>
-              </w:rPr>
-              <w:t>Nombra los recursos necesarios para llevar a cabo las actividades</w:t>
-            </w:r>
-            <w:r>
-              <w:rPr>
-                <w:rFonts w:ascii="Calibri" w:hAnsi="Calibri" w:cs="Arial"/>
-                <w:i/>
-                <w:color w:val="548DD4"/>
-                <w:sz w:val="18"/>
-                <w:szCs w:val="20"/>
-                <w:lang w:eastAsia="es-CL"/>
-              </w:rPr>
-              <w:t xml:space="preserve"> </w:t>
-            </w:r>
-            <w:r>
-              <w:rPr>
-                <w:rFonts w:ascii="Calibri" w:hAnsi="Calibri" w:cs="Arial"/>
-                <w:i/>
-                <w:color w:val="548DD4"/>
-                <w:sz w:val="18"/>
-                <w:szCs w:val="20"/>
-                <w:lang w:eastAsia="es-CL"/>
-              </w:rPr>
-              <w:t>definidas.</w:t>
+              <w:spacing w:before="0" w:after="0" w:line="259" w:lineRule="auto"/>
+              <w:jc w:val="left"/>
+            </w:pPr>
+            <w:r>
+              <w:rPr>
+                <w:rFonts w:ascii="Calibri" w:hAnsi="Calibri" w:cs="Calibri"/>
+                <w:color w:val="000000"/>
+                <w:sz w:val="16"/>
+                <w:szCs w:val="16"/>
+              </w:rPr>
+              <w:t xml:space="preserve">GitHub, Claude Code</w:t>
             </w:r>
           </w:p>
         </w:tc>
@@ -1910,67 +2068,17 @@
           </w:tcPr>
           <w:p>
             <w:pPr>
-              <w:jc w:val="both"/>
-              <w:rPr>
-                <w:b/>
-                <w:sz w:val="18"/>
-                <w:szCs w:val="24"/>
-              </w:rPr>
-            </w:pPr>
-            <w:r>
-              <w:rPr>
-                <w:rFonts w:ascii="Calibri" w:hAnsi="Calibri" w:cs="Arial"/>
-                <w:i/>
-                <w:color w:val="548DD4"/>
-                <w:sz w:val="18"/>
-                <w:szCs w:val="20"/>
-                <w:lang w:eastAsia="es-CL"/>
-              </w:rPr>
-              <w:t xml:space="preserve">Señala </w:t>
-            </w:r>
-            <w:r>
-              <w:rPr>
-                <w:rFonts w:ascii="Calibri" w:hAnsi="Calibri" w:cs="Arial"/>
-                <w:i/>
-                <w:color w:val="548DD4"/>
-                <w:sz w:val="18"/>
-                <w:szCs w:val="20"/>
-                <w:lang w:eastAsia="es-CL"/>
-              </w:rPr>
-              <w:t>la duración de</w:t>
-            </w:r>
-            <w:r>
-              <w:rPr>
-                <w:rFonts w:ascii="Calibri" w:hAnsi="Calibri" w:cs="Arial"/>
-                <w:i/>
-                <w:color w:val="548DD4"/>
-                <w:sz w:val="18"/>
-                <w:szCs w:val="20"/>
-                <w:lang w:eastAsia="es-CL"/>
-              </w:rPr>
-              <w:t xml:space="preserve"> cada </w:t>
-            </w:r>
-            <w:r>
-              <w:rPr>
-                <w:rFonts w:ascii="Calibri" w:hAnsi="Calibri" w:cs="Arial"/>
-                <w:i/>
-                <w:color w:val="548DD4"/>
-                <w:sz w:val="18"/>
-                <w:szCs w:val="20"/>
-                <w:lang w:eastAsia="es-CL"/>
-              </w:rPr>
-              <w:t>actividad</w:t>
-            </w:r>
-            <w:r>
-              <w:rPr>
-                <w:rFonts w:ascii="Calibri" w:hAnsi="Calibri" w:cs="Arial"/>
-                <w:i/>
-                <w:color w:val="548DD4"/>
-                <w:sz w:val="18"/>
-                <w:szCs w:val="20"/>
-                <w:lang w:eastAsia="es-CL"/>
-              </w:rPr>
-              <w:t xml:space="preserve">. </w:t>
+              <w:spacing w:before="0" w:after="0" w:line="259" w:lineRule="auto"/>
+              <w:jc w:val="left"/>
+            </w:pPr>
+            <w:r>
+              <w:rPr>
+                <w:rFonts w:ascii="Calibri" w:hAnsi="Calibri" w:cs="Calibri"/>
+                <w:color w:val="000000"/>
+                <w:sz w:val="16"/>
+                <w:szCs w:val="16"/>
+              </w:rPr>
+              <w:t xml:space="preserve">27-09 (1 día)</w:t>
             </w:r>
           </w:p>
         </w:tc>
@@ -1980,59 +2088,17 @@
           </w:tcPr>
           <w:p>
             <w:pPr>
-              <w:jc w:val="both"/>
-              <w:rPr>
-                <w:rFonts w:ascii="Calibri" w:hAnsi="Calibri" w:cs="Arial"/>
-                <w:i/>
-                <w:color w:val="548DD4"/>
-                <w:sz w:val="18"/>
-                <w:szCs w:val="20"/>
-                <w:lang w:eastAsia="es-CL"/>
-              </w:rPr>
-            </w:pPr>
-            <w:r>
-              <w:rPr>
-                <w:rFonts w:ascii="Calibri" w:hAnsi="Calibri" w:cs="Arial"/>
-                <w:i/>
-                <w:color w:val="548DD4"/>
-                <w:sz w:val="18"/>
-                <w:szCs w:val="20"/>
-                <w:lang w:eastAsia="es-CL"/>
-              </w:rPr>
-              <w:t xml:space="preserve">Escribe el </w:t>
-            </w:r>
-            <w:r>
-              <w:rPr>
-                <w:rFonts w:ascii="Calibri" w:hAnsi="Calibri" w:cs="Arial"/>
-                <w:i/>
-                <w:color w:val="548DD4"/>
-                <w:sz w:val="18"/>
-                <w:szCs w:val="20"/>
-                <w:lang w:eastAsia="es-CL"/>
-              </w:rPr>
-              <w:t xml:space="preserve">nombre del integrante del equipo responsable de </w:t>
-            </w:r>
-            <w:r>
-              <w:rPr>
-                <w:rFonts w:ascii="Calibri" w:hAnsi="Calibri" w:cs="Arial"/>
-                <w:i/>
-                <w:color w:val="548DD4"/>
-                <w:sz w:val="18"/>
-                <w:szCs w:val="20"/>
-                <w:lang w:eastAsia="es-CL"/>
-              </w:rPr>
-              <w:t xml:space="preserve">cada </w:t>
-            </w:r>
-            <w:r>
-              <w:rPr>
-                <w:rFonts w:ascii="Calibri" w:hAnsi="Calibri" w:cs="Arial"/>
-                <w:i/>
-                <w:color w:val="548DD4"/>
-                <w:sz w:val="18"/>
-                <w:szCs w:val="20"/>
-                <w:lang w:eastAsia="es-CL"/>
-              </w:rPr>
-              <w:t>actividad.</w:t>
+              <w:spacing w:before="0" w:after="0" w:line="259" w:lineRule="auto"/>
+              <w:jc w:val="left"/>
+            </w:pPr>
+            <w:r>
+              <w:rPr>
+                <w:rFonts w:ascii="Calibri" w:hAnsi="Calibri" w:cs="Calibri"/>
+                <w:color w:val="000000"/>
+                <w:sz w:val="16"/>
+                <w:szCs w:val="16"/>
+              </w:rPr>
+              <w:t xml:space="preserve">Francisco</w:t>
             </w:r>
           </w:p>
         </w:tc>
@@ -2042,59 +2108,17 @@
           </w:tcPr>
           <w:p>
             <w:pPr>
-              <w:jc w:val="both"/>
-              <w:rPr>
-                <w:rFonts w:ascii="Calibri" w:hAnsi="Calibri" w:cs="Arial"/>
-                <w:i/>
-                <w:color w:val="548DD4"/>
-                <w:sz w:val="18"/>
-                <w:szCs w:val="20"/>
-                <w:lang w:eastAsia="es-CL"/>
-              </w:rPr>
-            </w:pPr>
-            <w:r>
-              <w:rPr>
-                <w:rFonts w:ascii="Calibri" w:hAnsi="Calibri" w:cs="Arial"/>
-                <w:i/>
-                <w:color w:val="548DD4"/>
-                <w:sz w:val="18"/>
-                <w:szCs w:val="20"/>
-                <w:lang w:eastAsia="es-CL"/>
-              </w:rPr>
-              <w:t xml:space="preserve">Señala </w:t>
-            </w:r>
-            <w:r>
-              <w:rPr>
-                <w:rFonts w:ascii="Calibri" w:hAnsi="Calibri" w:cs="Arial"/>
-                <w:i/>
-                <w:color w:val="548DD4"/>
-                <w:sz w:val="18"/>
-                <w:szCs w:val="20"/>
-                <w:lang w:eastAsia="es-CL"/>
-              </w:rPr>
-              <w:t>las dific</w:t>
-            </w:r>
-            <w:r>
-              <w:rPr>
-                <w:rFonts w:ascii="Calibri" w:hAnsi="Calibri" w:cs="Arial"/>
-                <w:i/>
-                <w:color w:val="548DD4"/>
-                <w:sz w:val="18"/>
-                <w:szCs w:val="20"/>
-                <w:lang w:eastAsia="es-CL"/>
-              </w:rPr>
-              <w:t>ult</w:t>
-            </w:r>
-            <w:r>
-              <w:rPr>
-                <w:rFonts w:ascii="Calibri" w:hAnsi="Calibri" w:cs="Arial"/>
-                <w:i/>
-                <w:color w:val="548DD4"/>
-                <w:sz w:val="18"/>
-                <w:szCs w:val="20"/>
-                <w:lang w:eastAsia="es-CL"/>
-              </w:rPr>
-              <w:t>ades o facilitadores que se podrían presentar durante la ejecución de cada una de las actividades propuestas.</w:t>
+              <w:spacing w:before="0" w:after="0" w:line="259" w:lineRule="auto"/>
+              <w:jc w:val="left"/>
+            </w:pPr>
+            <w:r>
+              <w:rPr>
+                <w:rFonts w:ascii="Calibri" w:hAnsi="Calibri" w:cs="Calibri"/>
+                <w:color w:val="000000"/>
+                <w:sz w:val="16"/>
+                <w:szCs w:val="16"/>
+              </w:rPr>
+              <w:t xml:space="preserve">Ordena el trabajo de 3 personas en paralelo</w:t>
             </w:r>
           </w:p>
         </w:tc>
@@ -2104,131 +2128,17 @@
           </w:tcPr>
           <w:p>
             <w:pPr>
-              <w:jc w:val="both"/>
-              <w:rPr>
-                <w:rFonts w:ascii="Calibri" w:hAnsi="Calibri" w:cs="Arial"/>
-                <w:i/>
-                <w:color w:val="548DD4"/>
-                <w:sz w:val="18"/>
-                <w:szCs w:val="20"/>
-                <w:lang w:eastAsia="es-CL"/>
-              </w:rPr>
-            </w:pPr>
-            <w:r>
-              <w:rPr>
-                <w:rFonts w:ascii="Calibri" w:hAnsi="Calibri" w:cs="Arial"/>
-                <w:i/>
-                <w:color w:val="548DD4"/>
-                <w:sz w:val="18"/>
-                <w:szCs w:val="20"/>
-                <w:lang w:eastAsia="es-CL"/>
-              </w:rPr>
-              <w:t>D</w:t>
-            </w:r>
-            <w:r>
-              <w:rPr>
-                <w:rFonts w:ascii="Calibri" w:hAnsi="Calibri" w:cs="Arial"/>
-                <w:i/>
-                <w:color w:val="548DD4"/>
-                <w:sz w:val="18"/>
-                <w:szCs w:val="20"/>
-                <w:lang w:eastAsia="es-CL"/>
-              </w:rPr>
-              <w:t>escribe</w:t>
-            </w:r>
-            <w:r>
-              <w:rPr>
-                <w:rFonts w:ascii="Calibri" w:hAnsi="Calibri" w:cs="Arial"/>
-                <w:i/>
-                <w:color w:val="548DD4"/>
-                <w:sz w:val="18"/>
-                <w:szCs w:val="20"/>
-                <w:lang w:eastAsia="es-CL"/>
-              </w:rPr>
-              <w:t xml:space="preserve"> el estado de avance </w:t>
-            </w:r>
-            <w:r>
-              <w:rPr>
-                <w:rFonts w:ascii="Calibri" w:hAnsi="Calibri" w:cs="Arial"/>
-                <w:i/>
-                <w:color w:val="548DD4"/>
-                <w:sz w:val="18"/>
-                <w:szCs w:val="20"/>
-                <w:lang w:eastAsia="es-CL"/>
-              </w:rPr>
-              <w:t>de cada actividad.</w:t>
-            </w:r>
-          </w:p>
-          <w:p>
-            <w:pPr>
-              <w:jc w:val="both"/>
-              <w:rPr>
-                <w:rFonts w:ascii="Calibri" w:hAnsi="Calibri" w:cs="Arial"/>
-                <w:i/>
-                <w:color w:val="C00000"/>
-                <w:sz w:val="16"/>
-                <w:szCs w:val="20"/>
-                <w:lang w:eastAsia="es-CL"/>
-              </w:rPr>
-            </w:pPr>
-          </w:p>
-          <w:p>
-            <w:pPr>
-              <w:jc w:val="both"/>
-              <w:rPr>
-                <w:rFonts w:ascii="Calibri" w:hAnsi="Calibri" w:cs="Arial"/>
-                <w:i/>
-                <w:color w:val="548DD4"/>
-                <w:sz w:val="18"/>
-                <w:szCs w:val="20"/>
-                <w:lang w:eastAsia="es-CL"/>
-              </w:rPr>
-            </w:pPr>
-            <w:r>
-              <w:rPr>
-                <w:rFonts w:ascii="Calibri" w:hAnsi="Calibri" w:cs="Arial"/>
-                <w:i/>
-                <w:color w:val="548DD4"/>
-                <w:sz w:val="18"/>
-                <w:szCs w:val="20"/>
-                <w:lang w:eastAsia="es-CL"/>
-              </w:rPr>
-              <w:t xml:space="preserve">Tipos de estado: </w:t>
-            </w:r>
-          </w:p>
-          <w:p>
-            <w:pPr>
-              <w:jc w:val="both"/>
-              <w:rPr>
-                <w:rFonts w:ascii="Calibri" w:hAnsi="Calibri" w:cs="Arial"/>
-                <w:i/>
-                <w:color w:val="C00000"/>
-                <w:sz w:val="16"/>
-                <w:szCs w:val="20"/>
-                <w:lang w:eastAsia="es-CL"/>
-              </w:rPr>
-            </w:pPr>
-            <w:r>
-              <w:rPr>
-                <w:rFonts w:ascii="Calibri" w:hAnsi="Calibri" w:cs="Arial"/>
-                <w:i/>
-                <w:color w:val="548DD4"/>
-                <w:sz w:val="18"/>
-                <w:szCs w:val="20"/>
-                <w:lang w:eastAsia="es-CL"/>
-              </w:rPr>
-              <w:t>En curso/ Con retraso/ No iniciado/ Completado/ Ajustada</w:t>
-            </w:r>
-            <w:r>
-              <w:rPr>
-                <w:rFonts w:ascii="Calibri" w:hAnsi="Calibri" w:cs="Arial"/>
-                <w:i/>
-                <w:color w:val="C00000"/>
-                <w:sz w:val="16"/>
-                <w:szCs w:val="20"/>
-                <w:lang w:eastAsia="es-CL"/>
-              </w:rPr>
-              <w:t xml:space="preserve"> </w:t>
+              <w:spacing w:before="0" w:after="0" w:line="259" w:lineRule="auto"/>
+              <w:jc w:val="left"/>
+            </w:pPr>
+            <w:r>
+              <w:rPr>
+                <w:rFonts w:ascii="Calibri" w:hAnsi="Calibri" w:cs="Calibri"/>
+                <w:color w:val="000000"/>
+                <w:sz w:val="16"/>
+                <w:szCs w:val="16"/>
+              </w:rPr>
+              <w:t xml:space="preserve">Completado</w:t>
             </w:r>
           </w:p>
         </w:tc>
@@ -2238,70 +2148,4165 @@
           </w:tcPr>
           <w:p>
             <w:pPr>
-              <w:jc w:val="both"/>
-              <w:rPr>
-                <w:rFonts w:ascii="Calibri" w:hAnsi="Calibri" w:cs="Arial"/>
-                <w:i/>
-                <w:color w:val="548DD4"/>
-                <w:sz w:val="18"/>
-                <w:szCs w:val="20"/>
-                <w:lang w:eastAsia="es-CL"/>
-              </w:rPr>
-            </w:pPr>
-            <w:r>
-              <w:rPr>
-                <w:rFonts w:ascii="Calibri" w:hAnsi="Calibri" w:cs="Arial"/>
-                <w:i/>
-                <w:color w:val="548DD4"/>
-                <w:sz w:val="18"/>
-                <w:szCs w:val="20"/>
-                <w:lang w:eastAsia="es-CL"/>
-              </w:rPr>
-              <w:t>S</w:t>
-            </w:r>
-            <w:r>
-              <w:rPr>
-                <w:rFonts w:ascii="Calibri" w:hAnsi="Calibri" w:cs="Arial"/>
-                <w:i/>
-                <w:color w:val="548DD4"/>
-                <w:sz w:val="18"/>
-                <w:szCs w:val="20"/>
-                <w:lang w:eastAsia="es-CL"/>
-              </w:rPr>
-              <w:t>e</w:t>
-            </w:r>
-            <w:r>
-              <w:rPr>
-                <w:rFonts w:ascii="Calibri" w:hAnsi="Calibri" w:cs="Arial"/>
-                <w:i/>
-                <w:color w:val="548DD4"/>
-                <w:sz w:val="18"/>
-                <w:szCs w:val="20"/>
-                <w:lang w:eastAsia="es-CL"/>
-              </w:rPr>
-              <w:t xml:space="preserve">ñala los ajustes o reformulaciones </w:t>
-            </w:r>
-            <w:r>
-              <w:rPr>
-                <w:rFonts w:ascii="Calibri" w:hAnsi="Calibri" w:cs="Arial"/>
-                <w:i/>
-                <w:color w:val="548DD4"/>
-                <w:sz w:val="18"/>
-                <w:szCs w:val="20"/>
-                <w:lang w:eastAsia="es-CL"/>
-              </w:rPr>
-              <w:t>que has realiza</w:t>
-            </w:r>
-            <w:r>
-              <w:rPr>
-                <w:rFonts w:ascii="Calibri" w:hAnsi="Calibri" w:cs="Arial"/>
-                <w:i/>
-                <w:color w:val="548DD4"/>
-                <w:sz w:val="18"/>
-                <w:szCs w:val="20"/>
-                <w:lang w:eastAsia="es-CL"/>
-              </w:rPr>
-              <w:t xml:space="preserve">do. </w:t>
+              <w:spacing w:before="0" w:after="0" w:line="259" w:lineRule="auto"/>
+              <w:jc w:val="left"/>
+            </w:pPr>
+            <w:r>
+              <w:rPr>
+                <w:rFonts w:ascii="Calibri" w:hAnsi="Calibri" w:cs="Calibri"/>
+                <w:color w:val="000000"/>
+                <w:sz w:val="16"/>
+                <w:szCs w:val="16"/>
+              </w:rPr>
+              <w:t xml:space="preserve">-</w:t>
+            </w:r>
+          </w:p>
+        </w:tc>
+      </w:tr>
+      <w:tr>
+        <w:trPr>
+          <w:cantSplit/>
+        </w:trPr>
+        <w:tc>
+          <w:tcPr>
+            <w:tcW w:w="1328" w:type="dxa"/>
+          </w:tcPr>
+          <w:p>
+            <w:pPr>
+              <w:spacing w:before="0" w:after="0" w:line="259" w:lineRule="auto"/>
+              <w:jc w:val="left"/>
+            </w:pPr>
+            <w:r>
+              <w:rPr>
+                <w:rFonts w:ascii="Calibri" w:hAnsi="Calibri" w:cs="Calibri"/>
+                <w:color w:val="000000"/>
+                <w:sz w:val="16"/>
+                <w:szCs w:val="16"/>
+              </w:rPr>
+              <w:t xml:space="preserve">C2. Evaluar y gestionar proyectos</w:t>
+            </w:r>
+          </w:p>
+        </w:tc>
+        <w:tc>
+          <w:tcPr>
+            <w:tcW w:w="1077" w:type="dxa"/>
+          </w:tcPr>
+          <w:p>
+            <w:pPr>
+              <w:spacing w:before="0" w:after="0" w:line="259" w:lineRule="auto"/>
+              <w:jc w:val="left"/>
+            </w:pPr>
+            <w:r>
+              <w:rPr>
+                <w:rFonts w:ascii="Calibri" w:hAnsi="Calibri" w:cs="Calibri"/>
+                <w:color w:val="000000"/>
+                <w:sz w:val="16"/>
+                <w:szCs w:val="16"/>
+              </w:rPr>
+              <w:t xml:space="preserve">CI en GitHub Actions y protección de la rama principal</w:t>
+            </w:r>
+          </w:p>
+        </w:tc>
+        <w:tc>
+          <w:tcPr>
+            <w:tcW w:w="1276" w:type="dxa"/>
+          </w:tcPr>
+          <w:p>
+            <w:pPr>
+              <w:spacing w:before="0" w:after="0" w:line="259" w:lineRule="auto"/>
+              <w:jc w:val="left"/>
+            </w:pPr>
+            <w:r>
+              <w:rPr>
+                <w:rFonts w:ascii="Calibri" w:hAnsi="Calibri" w:cs="Calibri"/>
+                <w:color w:val="000000"/>
+                <w:sz w:val="16"/>
+                <w:szCs w:val="16"/>
+              </w:rPr>
+              <w:t xml:space="preserve">GitHub Actions, Docker</w:t>
+            </w:r>
+          </w:p>
+        </w:tc>
+        <w:tc>
+          <w:tcPr>
+            <w:tcW w:w="1276" w:type="dxa"/>
+          </w:tcPr>
+          <w:p>
+            <w:pPr>
+              <w:spacing w:before="0" w:after="0" w:line="259" w:lineRule="auto"/>
+              <w:jc w:val="left"/>
+            </w:pPr>
+            <w:r>
+              <w:rPr>
+                <w:rFonts w:ascii="Calibri" w:hAnsi="Calibri" w:cs="Calibri"/>
+                <w:color w:val="000000"/>
+                <w:sz w:val="16"/>
+                <w:szCs w:val="16"/>
+              </w:rPr>
+              <w:t xml:space="preserve">27-09 (1 día)</w:t>
+            </w:r>
+          </w:p>
+        </w:tc>
+        <w:tc>
+          <w:tcPr>
+            <w:tcW w:w="1275" w:type="dxa"/>
+          </w:tcPr>
+          <w:p>
+            <w:pPr>
+              <w:spacing w:before="0" w:after="0" w:line="259" w:lineRule="auto"/>
+              <w:jc w:val="left"/>
+            </w:pPr>
+            <w:r>
+              <w:rPr>
+                <w:rFonts w:ascii="Calibri" w:hAnsi="Calibri" w:cs="Calibri"/>
+                <w:color w:val="000000"/>
+                <w:sz w:val="16"/>
+                <w:szCs w:val="16"/>
+              </w:rPr>
+              <w:t xml:space="preserve">Mariana</w:t>
+            </w:r>
+          </w:p>
+        </w:tc>
+        <w:tc>
+          <w:tcPr>
+            <w:tcW w:w="1276" w:type="dxa"/>
+          </w:tcPr>
+          <w:p>
+            <w:pPr>
+              <w:spacing w:before="0" w:after="0" w:line="259" w:lineRule="auto"/>
+              <w:jc w:val="left"/>
+            </w:pPr>
+            <w:r>
+              <w:rPr>
+                <w:rFonts w:ascii="Calibri" w:hAnsi="Calibri" w:cs="Calibri"/>
+                <w:color w:val="000000"/>
+                <w:sz w:val="16"/>
+                <w:szCs w:val="16"/>
+              </w:rPr>
+              <w:t xml:space="preserve">PR y CI en verde obligatorios</w:t>
+            </w:r>
+          </w:p>
+        </w:tc>
+        <w:tc>
+          <w:tcPr>
+            <w:tcW w:w="1418" w:type="dxa"/>
+          </w:tcPr>
+          <w:p>
+            <w:pPr>
+              <w:spacing w:before="0" w:after="0" w:line="259" w:lineRule="auto"/>
+              <w:jc w:val="left"/>
+            </w:pPr>
+            <w:r>
+              <w:rPr>
+                <w:rFonts w:ascii="Calibri" w:hAnsi="Calibri" w:cs="Calibri"/>
+                <w:color w:val="000000"/>
+                <w:sz w:val="16"/>
+                <w:szCs w:val="16"/>
+              </w:rPr>
+              <w:t xml:space="preserve">Completado</w:t>
+            </w:r>
+          </w:p>
+        </w:tc>
+        <w:tc>
+          <w:tcPr>
+            <w:tcW w:w="850" w:type="dxa"/>
+          </w:tcPr>
+          <w:p>
+            <w:pPr>
+              <w:spacing w:before="0" w:after="0" w:line="259" w:lineRule="auto"/>
+              <w:jc w:val="left"/>
+            </w:pPr>
+            <w:r>
+              <w:rPr>
+                <w:rFonts w:ascii="Calibri" w:hAnsi="Calibri" w:cs="Calibri"/>
+                <w:color w:val="000000"/>
+                <w:sz w:val="16"/>
+                <w:szCs w:val="16"/>
+              </w:rPr>
+              <w:t xml:space="preserve">Desde el 19-10 no exige aprobación</w:t>
+            </w:r>
+          </w:p>
+        </w:tc>
+      </w:tr>
+      <w:tr>
+        <w:trPr>
+          <w:cantSplit/>
+        </w:trPr>
+        <w:tc>
+          <w:tcPr>
+            <w:tcW w:w="1328" w:type="dxa"/>
+          </w:tcPr>
+          <w:p>
+            <w:pPr>
+              <w:spacing w:before="0" w:after="0" w:line="259" w:lineRule="auto"/>
+              <w:jc w:val="left"/>
+            </w:pPr>
+            <w:r>
+              <w:rPr>
+                <w:rFonts w:ascii="Calibri" w:hAnsi="Calibri" w:cs="Calibri"/>
+                <w:color w:val="000000"/>
+                <w:sz w:val="16"/>
+                <w:szCs w:val="16"/>
+              </w:rPr>
+              <w:t xml:space="preserve">C1. Diseñar y generar soluciones de software</w:t>
+            </w:r>
+          </w:p>
+        </w:tc>
+        <w:tc>
+          <w:tcPr>
+            <w:tcW w:w="1077" w:type="dxa"/>
+          </w:tcPr>
+          <w:p>
+            <w:pPr>
+              <w:spacing w:before="0" w:after="0" w:line="259" w:lineRule="auto"/>
+              <w:jc w:val="left"/>
+            </w:pPr>
+            <w:r>
+              <w:rPr>
+                <w:rFonts w:ascii="Calibri" w:hAnsi="Calibri" w:cs="Calibri"/>
+                <w:color w:val="000000"/>
+                <w:sz w:val="16"/>
+                <w:szCs w:val="16"/>
+              </w:rPr>
+              <w:t xml:space="preserve">Datasets: descarga reproducible, conversores y licencias</w:t>
+            </w:r>
+          </w:p>
+        </w:tc>
+        <w:tc>
+          <w:tcPr>
+            <w:tcW w:w="1276" w:type="dxa"/>
+          </w:tcPr>
+          <w:p>
+            <w:pPr>
+              <w:spacing w:before="0" w:after="0" w:line="259" w:lineRule="auto"/>
+              <w:jc w:val="left"/>
+            </w:pPr>
+            <w:r>
+              <w:rPr>
+                <w:rFonts w:ascii="Calibri" w:hAnsi="Calibri" w:cs="Calibri"/>
+                <w:color w:val="000000"/>
+                <w:sz w:val="16"/>
+                <w:szCs w:val="16"/>
+              </w:rPr>
+              <w:t xml:space="preserve">SKU-110K, SHARD, Kaggle, Roboflow</w:t>
+            </w:r>
+          </w:p>
+        </w:tc>
+        <w:tc>
+          <w:tcPr>
+            <w:tcW w:w="1276" w:type="dxa"/>
+          </w:tcPr>
+          <w:p>
+            <w:pPr>
+              <w:spacing w:before="0" w:after="0" w:line="259" w:lineRule="auto"/>
+              <w:jc w:val="left"/>
+            </w:pPr>
+            <w:r>
+              <w:rPr>
+                <w:rFonts w:ascii="Calibri" w:hAnsi="Calibri" w:cs="Calibri"/>
+                <w:color w:val="000000"/>
+                <w:sz w:val="16"/>
+                <w:szCs w:val="16"/>
+              </w:rPr>
+              <w:t xml:space="preserve">27-09 al 28-09</w:t>
+            </w:r>
+          </w:p>
+        </w:tc>
+        <w:tc>
+          <w:tcPr>
+            <w:tcW w:w="1275" w:type="dxa"/>
+          </w:tcPr>
+          <w:p>
+            <w:pPr>
+              <w:spacing w:before="0" w:after="0" w:line="259" w:lineRule="auto"/>
+              <w:jc w:val="left"/>
+            </w:pPr>
+            <w:r>
+              <w:rPr>
+                <w:rFonts w:ascii="Calibri" w:hAnsi="Calibri" w:cs="Calibri"/>
+                <w:color w:val="000000"/>
+                <w:sz w:val="16"/>
+                <w:szCs w:val="16"/>
+              </w:rPr>
+              <w:t xml:space="preserve">Francisco, Mariana</w:t>
+            </w:r>
+          </w:p>
+        </w:tc>
+        <w:tc>
+          <w:tcPr>
+            <w:tcW w:w="1276" w:type="dxa"/>
+          </w:tcPr>
+          <w:p>
+            <w:pPr>
+              <w:spacing w:before="0" w:after="0" w:line="259" w:lineRule="auto"/>
+              <w:jc w:val="left"/>
+            </w:pPr>
+            <w:r>
+              <w:rPr>
+                <w:rFonts w:ascii="Calibri" w:hAnsi="Calibri" w:cs="Calibri"/>
+                <w:color w:val="000000"/>
+                <w:sz w:val="16"/>
+                <w:szCs w:val="16"/>
+              </w:rPr>
+              <w:t xml:space="preserve">SKU-110K no se puede mostrar</w:t>
+            </w:r>
+          </w:p>
+        </w:tc>
+        <w:tc>
+          <w:tcPr>
+            <w:tcW w:w="1418" w:type="dxa"/>
+          </w:tcPr>
+          <w:p>
+            <w:pPr>
+              <w:spacing w:before="0" w:after="0" w:line="259" w:lineRule="auto"/>
+              <w:jc w:val="left"/>
+            </w:pPr>
+            <w:r>
+              <w:rPr>
+                <w:rFonts w:ascii="Calibri" w:hAnsi="Calibri" w:cs="Calibri"/>
+                <w:color w:val="000000"/>
+                <w:sz w:val="16"/>
+                <w:szCs w:val="16"/>
+              </w:rPr>
+              <w:t xml:space="preserve">Completado</w:t>
+            </w:r>
+          </w:p>
+        </w:tc>
+        <w:tc>
+          <w:tcPr>
+            <w:tcW w:w="850" w:type="dxa"/>
+          </w:tcPr>
+          <w:p>
+            <w:pPr>
+              <w:spacing w:before="0" w:after="0" w:line="259" w:lineRule="auto"/>
+              <w:jc w:val="left"/>
+            </w:pPr>
+            <w:r>
+              <w:rPr>
+                <w:rFonts w:ascii="Calibri" w:hAnsi="Calibri" w:cs="Calibri"/>
+                <w:color w:val="000000"/>
+                <w:sz w:val="16"/>
+                <w:szCs w:val="16"/>
+              </w:rPr>
+              <w:t xml:space="preserve">-</w:t>
+            </w:r>
+          </w:p>
+        </w:tc>
+      </w:tr>
+      <w:tr>
+        <w:trPr>
+          <w:cantSplit/>
+        </w:trPr>
+        <w:tc>
+          <w:tcPr>
+            <w:tcW w:w="1328" w:type="dxa"/>
+          </w:tcPr>
+          <w:p>
+            <w:pPr>
+              <w:spacing w:before="0" w:after="0" w:line="259" w:lineRule="auto"/>
+              <w:jc w:val="left"/>
+            </w:pPr>
+            <w:r>
+              <w:rPr>
+                <w:rFonts w:ascii="Calibri" w:hAnsi="Calibri" w:cs="Calibri"/>
+                <w:color w:val="000000"/>
+                <w:sz w:val="16"/>
+                <w:szCs w:val="16"/>
+              </w:rPr>
+              <w:t xml:space="preserve">C1. Diseñar y generar soluciones de software</w:t>
+            </w:r>
+          </w:p>
+        </w:tc>
+        <w:tc>
+          <w:tcPr>
+            <w:tcW w:w="1077" w:type="dxa"/>
+          </w:tcPr>
+          <w:p>
+            <w:pPr>
+              <w:spacing w:before="0" w:after="0" w:line="259" w:lineRule="auto"/>
+              <w:jc w:val="left"/>
+            </w:pPr>
+            <w:r>
+              <w:rPr>
+                <w:rFonts w:ascii="Calibri" w:hAnsi="Calibri" w:cs="Calibri"/>
+                <w:color w:val="000000"/>
+                <w:sz w:val="16"/>
+                <w:szCs w:val="16"/>
+              </w:rPr>
+              <w:t xml:space="preserve">Plan de pruebas</w:t>
+            </w:r>
+          </w:p>
+        </w:tc>
+        <w:tc>
+          <w:tcPr>
+            <w:tcW w:w="1276" w:type="dxa"/>
+          </w:tcPr>
+          <w:p>
+            <w:pPr>
+              <w:spacing w:before="0" w:after="0" w:line="259" w:lineRule="auto"/>
+              <w:jc w:val="left"/>
+            </w:pPr>
+            <w:r>
+              <w:rPr>
+                <w:rFonts w:ascii="Calibri" w:hAnsi="Calibri" w:cs="Calibri"/>
+                <w:color w:val="000000"/>
+                <w:sz w:val="16"/>
+                <w:szCs w:val="16"/>
+              </w:rPr>
+              <w:t xml:space="preserve">pytest</w:t>
+            </w:r>
+          </w:p>
+        </w:tc>
+        <w:tc>
+          <w:tcPr>
+            <w:tcW w:w="1276" w:type="dxa"/>
+          </w:tcPr>
+          <w:p>
+            <w:pPr>
+              <w:spacing w:before="0" w:after="0" w:line="259" w:lineRule="auto"/>
+              <w:jc w:val="left"/>
+            </w:pPr>
+            <w:r>
+              <w:rPr>
+                <w:rFonts w:ascii="Calibri" w:hAnsi="Calibri" w:cs="Calibri"/>
+                <w:color w:val="000000"/>
+                <w:sz w:val="16"/>
+                <w:szCs w:val="16"/>
+              </w:rPr>
+              <w:t xml:space="preserve">30-09 al 01-10</w:t>
+            </w:r>
+          </w:p>
+        </w:tc>
+        <w:tc>
+          <w:tcPr>
+            <w:tcW w:w="1275" w:type="dxa"/>
+          </w:tcPr>
+          <w:p>
+            <w:pPr>
+              <w:spacing w:before="0" w:after="0" w:line="259" w:lineRule="auto"/>
+              <w:jc w:val="left"/>
+            </w:pPr>
+            <w:r>
+              <w:rPr>
+                <w:rFonts w:ascii="Calibri" w:hAnsi="Calibri" w:cs="Calibri"/>
+                <w:color w:val="000000"/>
+                <w:sz w:val="16"/>
+                <w:szCs w:val="16"/>
+              </w:rPr>
+              <w:t xml:space="preserve">Francisco</w:t>
+            </w:r>
+          </w:p>
+        </w:tc>
+        <w:tc>
+          <w:tcPr>
+            <w:tcW w:w="1276" w:type="dxa"/>
+          </w:tcPr>
+          <w:p>
+            <w:pPr>
+              <w:spacing w:before="0" w:after="0" w:line="259" w:lineRule="auto"/>
+              <w:jc w:val="left"/>
+            </w:pPr>
+            <w:r>
+              <w:rPr>
+                <w:rFonts w:ascii="Calibri" w:hAnsi="Calibri" w:cs="Calibri"/>
+                <w:color w:val="000000"/>
+                <w:sz w:val="16"/>
+                <w:szCs w:val="16"/>
+              </w:rPr>
+              <w:t xml:space="preserve">Primeros resultados por módulo</w:t>
+            </w:r>
+          </w:p>
+        </w:tc>
+        <w:tc>
+          <w:tcPr>
+            <w:tcW w:w="1418" w:type="dxa"/>
+          </w:tcPr>
+          <w:p>
+            <w:pPr>
+              <w:spacing w:before="0" w:after="0" w:line="259" w:lineRule="auto"/>
+              <w:jc w:val="left"/>
+            </w:pPr>
+            <w:r>
+              <w:rPr>
+                <w:rFonts w:ascii="Calibri" w:hAnsi="Calibri" w:cs="Calibri"/>
+                <w:color w:val="000000"/>
+                <w:sz w:val="16"/>
+                <w:szCs w:val="16"/>
+              </w:rPr>
+              <w:t xml:space="preserve">Completado</w:t>
+            </w:r>
+          </w:p>
+        </w:tc>
+        <w:tc>
+          <w:tcPr>
+            <w:tcW w:w="850" w:type="dxa"/>
+          </w:tcPr>
+          <w:p>
+            <w:pPr>
+              <w:spacing w:before="0" w:after="0" w:line="259" w:lineRule="auto"/>
+              <w:jc w:val="left"/>
+            </w:pPr>
+            <w:r>
+              <w:rPr>
+                <w:rFonts w:ascii="Calibri" w:hAnsi="Calibri" w:cs="Calibri"/>
+                <w:color w:val="000000"/>
+                <w:sz w:val="16"/>
+                <w:szCs w:val="16"/>
+              </w:rPr>
+              <w:t xml:space="preserve">-</w:t>
+            </w:r>
+          </w:p>
+        </w:tc>
+      </w:tr>
+      <w:tr>
+        <w:trPr>
+          <w:cantSplit/>
+        </w:trPr>
+        <w:tc>
+          <w:tcPr>
+            <w:tcW w:w="1328" w:type="dxa"/>
+          </w:tcPr>
+          <w:p>
+            <w:pPr>
+              <w:spacing w:before="0" w:after="0" w:line="259" w:lineRule="auto"/>
+              <w:jc w:val="left"/>
+            </w:pPr>
+            <w:r>
+              <w:rPr>
+                <w:rFonts w:ascii="Calibri" w:hAnsi="Calibri" w:cs="Calibri"/>
+                <w:color w:val="000000"/>
+                <w:sz w:val="16"/>
+                <w:szCs w:val="16"/>
+              </w:rPr>
+              <w:t xml:space="preserve">C1. Diseñar y generar soluciones de software</w:t>
+            </w:r>
+          </w:p>
+        </w:tc>
+        <w:tc>
+          <w:tcPr>
+            <w:tcW w:w="1077" w:type="dxa"/>
+          </w:tcPr>
+          <w:p>
+            <w:pPr>
+              <w:spacing w:before="0" w:after="0" w:line="259" w:lineRule="auto"/>
+              <w:jc w:val="left"/>
+            </w:pPr>
+            <w:r>
+              <w:rPr>
+                <w:rFonts w:ascii="Calibri" w:hAnsi="Calibri" w:cs="Calibri"/>
+                <w:color w:val="000000"/>
+                <w:sz w:val="16"/>
+                <w:szCs w:val="16"/>
+              </w:rPr>
+              <w:t xml:space="preserve">Corrección de imagen y recorte de ROI</w:t>
+            </w:r>
+          </w:p>
+        </w:tc>
+        <w:tc>
+          <w:tcPr>
+            <w:tcW w:w="1276" w:type="dxa"/>
+          </w:tcPr>
+          <w:p>
+            <w:pPr>
+              <w:spacing w:before="0" w:after="0" w:line="259" w:lineRule="auto"/>
+              <w:jc w:val="left"/>
+            </w:pPr>
+            <w:r>
+              <w:rPr>
+                <w:rFonts w:ascii="Calibri" w:hAnsi="Calibri" w:cs="Calibri"/>
+                <w:color w:val="000000"/>
+                <w:sz w:val="16"/>
+                <w:szCs w:val="16"/>
+              </w:rPr>
+              <w:t xml:space="preserve">OpenCV</w:t>
+            </w:r>
+          </w:p>
+        </w:tc>
+        <w:tc>
+          <w:tcPr>
+            <w:tcW w:w="1276" w:type="dxa"/>
+          </w:tcPr>
+          <w:p>
+            <w:pPr>
+              <w:spacing w:before="0" w:after="0" w:line="259" w:lineRule="auto"/>
+              <w:jc w:val="left"/>
+            </w:pPr>
+            <w:r>
+              <w:rPr>
+                <w:rFonts w:ascii="Calibri" w:hAnsi="Calibri" w:cs="Calibri"/>
+                <w:color w:val="000000"/>
+                <w:sz w:val="16"/>
+                <w:szCs w:val="16"/>
+              </w:rPr>
+              <w:t xml:space="preserve">27-09</w:t>
+            </w:r>
+          </w:p>
+        </w:tc>
+        <w:tc>
+          <w:tcPr>
+            <w:tcW w:w="1275" w:type="dxa"/>
+          </w:tcPr>
+          <w:p>
+            <w:pPr>
+              <w:spacing w:before="0" w:after="0" w:line="259" w:lineRule="auto"/>
+              <w:jc w:val="left"/>
+            </w:pPr>
+            <w:r>
+              <w:rPr>
+                <w:rFonts w:ascii="Calibri" w:hAnsi="Calibri" w:cs="Calibri"/>
+                <w:color w:val="000000"/>
+                <w:sz w:val="16"/>
+                <w:szCs w:val="16"/>
+              </w:rPr>
+              <w:t xml:space="preserve">Francisco</w:t>
+            </w:r>
+          </w:p>
+        </w:tc>
+        <w:tc>
+          <w:tcPr>
+            <w:tcW w:w="1276" w:type="dxa"/>
+          </w:tcPr>
+          <w:p>
+            <w:pPr>
+              <w:spacing w:before="0" w:after="0" w:line="259" w:lineRule="auto"/>
+              <w:jc w:val="left"/>
+            </w:pPr>
+            <w:r>
+              <w:rPr>
+                <w:rFonts w:ascii="Calibri" w:hAnsi="Calibri" w:cs="Calibri"/>
+                <w:color w:val="000000"/>
+                <w:sz w:val="16"/>
+                <w:szCs w:val="16"/>
+              </w:rPr>
+              <w:t xml:space="preserve">Sin calibración de las cámaras de Walmart</w:t>
+            </w:r>
+          </w:p>
+        </w:tc>
+        <w:tc>
+          <w:tcPr>
+            <w:tcW w:w="1418" w:type="dxa"/>
+          </w:tcPr>
+          <w:p>
+            <w:pPr>
+              <w:spacing w:before="0" w:after="0" w:line="259" w:lineRule="auto"/>
+              <w:jc w:val="left"/>
+            </w:pPr>
+            <w:r>
+              <w:rPr>
+                <w:rFonts w:ascii="Calibri" w:hAnsi="Calibri" w:cs="Calibri"/>
+                <w:color w:val="000000"/>
+                <w:sz w:val="16"/>
+                <w:szCs w:val="16"/>
+              </w:rPr>
+              <w:t xml:space="preserve">Completado</w:t>
+            </w:r>
+          </w:p>
+        </w:tc>
+        <w:tc>
+          <w:tcPr>
+            <w:tcW w:w="850" w:type="dxa"/>
+          </w:tcPr>
+          <w:p>
+            <w:pPr>
+              <w:spacing w:before="0" w:after="0" w:line="259" w:lineRule="auto"/>
+              <w:jc w:val="left"/>
+            </w:pPr>
+            <w:r>
+              <w:rPr>
+                <w:rFonts w:ascii="Calibri" w:hAnsi="Calibri" w:cs="Calibri"/>
+                <w:color w:val="000000"/>
+                <w:sz w:val="16"/>
+                <w:szCs w:val="16"/>
+              </w:rPr>
+              <w:t xml:space="preserve">ROI automática</w:t>
+            </w:r>
+          </w:p>
+        </w:tc>
+      </w:tr>
+      <w:tr>
+        <w:trPr>
+          <w:cantSplit/>
+        </w:trPr>
+        <w:tc>
+          <w:tcPr>
+            <w:tcW w:w="1328" w:type="dxa"/>
+          </w:tcPr>
+          <w:p>
+            <w:pPr>
+              <w:spacing w:before="0" w:after="0" w:line="259" w:lineRule="auto"/>
+              <w:jc w:val="left"/>
+            </w:pPr>
+            <w:r>
+              <w:rPr>
+                <w:rFonts w:ascii="Calibri" w:hAnsi="Calibri" w:cs="Calibri"/>
+                <w:color w:val="000000"/>
+                <w:sz w:val="16"/>
+                <w:szCs w:val="16"/>
+              </w:rPr>
+              <w:t xml:space="preserve">C1. Diseñar y generar soluciones de software</w:t>
+            </w:r>
+          </w:p>
+        </w:tc>
+        <w:tc>
+          <w:tcPr>
+            <w:tcW w:w="1077" w:type="dxa"/>
+          </w:tcPr>
+          <w:p>
+            <w:pPr>
+              <w:spacing w:before="0" w:after="0" w:line="259" w:lineRule="auto"/>
+              <w:jc w:val="left"/>
+            </w:pPr>
+            <w:r>
+              <w:rPr>
+                <w:rFonts w:ascii="Calibri" w:hAnsi="Calibri" w:cs="Calibri"/>
+                <w:color w:val="000000"/>
+                <w:sz w:val="16"/>
+                <w:szCs w:val="16"/>
+              </w:rPr>
+              <w:t xml:space="preserve">Segmentación de góndola y repisas</w:t>
+            </w:r>
+          </w:p>
+        </w:tc>
+        <w:tc>
+          <w:tcPr>
+            <w:tcW w:w="1276" w:type="dxa"/>
+          </w:tcPr>
+          <w:p>
+            <w:pPr>
+              <w:spacing w:before="0" w:after="0" w:line="259" w:lineRule="auto"/>
+              <w:jc w:val="left"/>
+            </w:pPr>
+            <w:r>
+              <w:rPr>
+                <w:rFonts w:ascii="Calibri" w:hAnsi="Calibri" w:cs="Calibri"/>
+                <w:color w:val="000000"/>
+                <w:sz w:val="16"/>
+                <w:szCs w:val="16"/>
+              </w:rPr>
+              <w:t xml:space="preserve">OpenCV, SHARD</w:t>
+            </w:r>
+          </w:p>
+        </w:tc>
+        <w:tc>
+          <w:tcPr>
+            <w:tcW w:w="1276" w:type="dxa"/>
+          </w:tcPr>
+          <w:p>
+            <w:pPr>
+              <w:spacing w:before="0" w:after="0" w:line="259" w:lineRule="auto"/>
+              <w:jc w:val="left"/>
+            </w:pPr>
+            <w:r>
+              <w:rPr>
+                <w:rFonts w:ascii="Calibri" w:hAnsi="Calibri" w:cs="Calibri"/>
+                <w:color w:val="000000"/>
+                <w:sz w:val="16"/>
+                <w:szCs w:val="16"/>
+              </w:rPr>
+              <w:t xml:space="preserve">27-09 al 28-09</w:t>
+            </w:r>
+          </w:p>
+        </w:tc>
+        <w:tc>
+          <w:tcPr>
+            <w:tcW w:w="1275" w:type="dxa"/>
+          </w:tcPr>
+          <w:p>
+            <w:pPr>
+              <w:spacing w:before="0" w:after="0" w:line="259" w:lineRule="auto"/>
+              <w:jc w:val="left"/>
+            </w:pPr>
+            <w:r>
+              <w:rPr>
+                <w:rFonts w:ascii="Calibri" w:hAnsi="Calibri" w:cs="Calibri"/>
+                <w:color w:val="000000"/>
+                <w:sz w:val="16"/>
+                <w:szCs w:val="16"/>
+              </w:rPr>
+              <w:t xml:space="preserve">Francisco</w:t>
+            </w:r>
+          </w:p>
+        </w:tc>
+        <w:tc>
+          <w:tcPr>
+            <w:tcW w:w="1276" w:type="dxa"/>
+          </w:tcPr>
+          <w:p>
+            <w:pPr>
+              <w:spacing w:before="0" w:after="0" w:line="259" w:lineRule="auto"/>
+              <w:jc w:val="left"/>
+            </w:pPr>
+            <w:r>
+              <w:rPr>
+                <w:rFonts w:ascii="Calibri" w:hAnsi="Calibri" w:cs="Calibri"/>
+                <w:color w:val="000000"/>
+                <w:sz w:val="16"/>
+                <w:szCs w:val="16"/>
+              </w:rPr>
+              <w:t xml:space="preserve">F1 de repisas 0,823</w:t>
+            </w:r>
+          </w:p>
+        </w:tc>
+        <w:tc>
+          <w:tcPr>
+            <w:tcW w:w="1418" w:type="dxa"/>
+          </w:tcPr>
+          <w:p>
+            <w:pPr>
+              <w:spacing w:before="0" w:after="0" w:line="259" w:lineRule="auto"/>
+              <w:jc w:val="left"/>
+            </w:pPr>
+            <w:r>
+              <w:rPr>
+                <w:rFonts w:ascii="Calibri" w:hAnsi="Calibri" w:cs="Calibri"/>
+                <w:color w:val="000000"/>
+                <w:sz w:val="16"/>
+                <w:szCs w:val="16"/>
+              </w:rPr>
+              <w:t xml:space="preserve">Completado</w:t>
+            </w:r>
+          </w:p>
+        </w:tc>
+        <w:tc>
+          <w:tcPr>
+            <w:tcW w:w="850" w:type="dxa"/>
+          </w:tcPr>
+          <w:p>
+            <w:pPr>
+              <w:spacing w:before="0" w:after="0" w:line="259" w:lineRule="auto"/>
+              <w:jc w:val="left"/>
+            </w:pPr>
+            <w:r>
+              <w:rPr>
+                <w:rFonts w:ascii="Calibri" w:hAnsi="Calibri" w:cs="Calibri"/>
+                <w:color w:val="000000"/>
+                <w:sz w:val="16"/>
+                <w:szCs w:val="16"/>
+              </w:rPr>
+              <w:t xml:space="preserve">-</w:t>
+            </w:r>
+          </w:p>
+        </w:tc>
+      </w:tr>
+      <w:tr>
+        <w:trPr>
+          <w:cantSplit/>
+        </w:trPr>
+        <w:tc>
+          <w:tcPr>
+            <w:tcW w:w="1328" w:type="dxa"/>
+          </w:tcPr>
+          <w:p>
+            <w:pPr>
+              <w:spacing w:before="0" w:after="0" w:line="259" w:lineRule="auto"/>
+              <w:jc w:val="left"/>
+            </w:pPr>
+            <w:r>
+              <w:rPr>
+                <w:rFonts w:ascii="Calibri" w:hAnsi="Calibri" w:cs="Calibri"/>
+                <w:color w:val="000000"/>
+                <w:sz w:val="16"/>
+                <w:szCs w:val="16"/>
+              </w:rPr>
+              <w:t xml:space="preserve">C1. Diseñar y generar soluciones de software</w:t>
+            </w:r>
+          </w:p>
+        </w:tc>
+        <w:tc>
+          <w:tcPr>
+            <w:tcW w:w="1077" w:type="dxa"/>
+          </w:tcPr>
+          <w:p>
+            <w:pPr>
+              <w:spacing w:before="0" w:after="0" w:line="259" w:lineRule="auto"/>
+              <w:jc w:val="left"/>
+            </w:pPr>
+            <w:r>
+              <w:rPr>
+                <w:rFonts w:ascii="Calibri" w:hAnsi="Calibri" w:cs="Calibri"/>
+                <w:color w:val="000000"/>
+                <w:sz w:val="16"/>
+                <w:szCs w:val="16"/>
+              </w:rPr>
+              <w:t xml:space="preserve">Detector YOLO26: integración y entrenamiento</w:t>
+            </w:r>
+          </w:p>
+        </w:tc>
+        <w:tc>
+          <w:tcPr>
+            <w:tcW w:w="1276" w:type="dxa"/>
+          </w:tcPr>
+          <w:p>
+            <w:pPr>
+              <w:spacing w:before="0" w:after="0" w:line="259" w:lineRule="auto"/>
+              <w:jc w:val="left"/>
+            </w:pPr>
+            <w:r>
+              <w:rPr>
+                <w:rFonts w:ascii="Calibri" w:hAnsi="Calibri" w:cs="Calibri"/>
+                <w:color w:val="000000"/>
+                <w:sz w:val="16"/>
+                <w:szCs w:val="16"/>
+              </w:rPr>
+              <w:t xml:space="preserve">Ultralytics, GPU local 8 GB, SKU-110K</w:t>
+            </w:r>
+          </w:p>
+        </w:tc>
+        <w:tc>
+          <w:tcPr>
+            <w:tcW w:w="1276" w:type="dxa"/>
+          </w:tcPr>
+          <w:p>
+            <w:pPr>
+              <w:spacing w:before="0" w:after="0" w:line="259" w:lineRule="auto"/>
+              <w:jc w:val="left"/>
+            </w:pPr>
+            <w:r>
+              <w:rPr>
+                <w:rFonts w:ascii="Calibri" w:hAnsi="Calibri" w:cs="Calibri"/>
+                <w:color w:val="000000"/>
+                <w:sz w:val="16"/>
+                <w:szCs w:val="16"/>
+              </w:rPr>
+              <w:t xml:space="preserve">29-09 al 07-10</w:t>
+            </w:r>
+          </w:p>
+        </w:tc>
+        <w:tc>
+          <w:tcPr>
+            <w:tcW w:w="1275" w:type="dxa"/>
+          </w:tcPr>
+          <w:p>
+            <w:pPr>
+              <w:spacing w:before="0" w:after="0" w:line="259" w:lineRule="auto"/>
+              <w:jc w:val="left"/>
+            </w:pPr>
+            <w:r>
+              <w:rPr>
+                <w:rFonts w:ascii="Calibri" w:hAnsi="Calibri" w:cs="Calibri"/>
+                <w:color w:val="000000"/>
+                <w:sz w:val="16"/>
+                <w:szCs w:val="16"/>
+              </w:rPr>
+              <w:t xml:space="preserve">Francisco</w:t>
+            </w:r>
+          </w:p>
+        </w:tc>
+        <w:tc>
+          <w:tcPr>
+            <w:tcW w:w="1276" w:type="dxa"/>
+          </w:tcPr>
+          <w:p>
+            <w:pPr>
+              <w:spacing w:before="0" w:after="0" w:line="259" w:lineRule="auto"/>
+              <w:jc w:val="left"/>
+            </w:pPr>
+            <w:r>
+              <w:rPr>
+                <w:rFonts w:ascii="Calibri" w:hAnsi="Calibri" w:cs="Calibri"/>
+                <w:color w:val="000000"/>
+                <w:sz w:val="16"/>
+                <w:szCs w:val="16"/>
+              </w:rPr>
+              <w:t xml:space="preserve">mAP50 0,950 en test</w:t>
+            </w:r>
+          </w:p>
+        </w:tc>
+        <w:tc>
+          <w:tcPr>
+            <w:tcW w:w="1418" w:type="dxa"/>
+          </w:tcPr>
+          <w:p>
+            <w:pPr>
+              <w:spacing w:before="0" w:after="0" w:line="259" w:lineRule="auto"/>
+              <w:jc w:val="left"/>
+            </w:pPr>
+            <w:r>
+              <w:rPr>
+                <w:rFonts w:ascii="Calibri" w:hAnsi="Calibri" w:cs="Calibri"/>
+                <w:color w:val="000000"/>
+                <w:sz w:val="16"/>
+                <w:szCs w:val="16"/>
+              </w:rPr>
+              <w:t xml:space="preserve">Completado</w:t>
+            </w:r>
+          </w:p>
+        </w:tc>
+        <w:tc>
+          <w:tcPr>
+            <w:tcW w:w="850" w:type="dxa"/>
+          </w:tcPr>
+          <w:p>
+            <w:pPr>
+              <w:spacing w:before="0" w:after="0" w:line="259" w:lineRule="auto"/>
+              <w:jc w:val="left"/>
+            </w:pPr>
+            <w:r>
+              <w:rPr>
+                <w:rFonts w:ascii="Calibri" w:hAnsi="Calibri" w:cs="Calibri"/>
+                <w:color w:val="000000"/>
+                <w:sz w:val="16"/>
+                <w:szCs w:val="16"/>
+              </w:rPr>
+              <w:t xml:space="preserve">YOLO26 en vez de YOLOv8</w:t>
+            </w:r>
+          </w:p>
+        </w:tc>
+      </w:tr>
+      <w:tr>
+        <w:trPr>
+          <w:cantSplit/>
+        </w:trPr>
+        <w:tc>
+          <w:tcPr>
+            <w:tcW w:w="1328" w:type="dxa"/>
+          </w:tcPr>
+          <w:p>
+            <w:pPr>
+              <w:spacing w:before="0" w:after="0" w:line="259" w:lineRule="auto"/>
+              <w:jc w:val="left"/>
+            </w:pPr>
+            <w:r>
+              <w:rPr>
+                <w:rFonts w:ascii="Calibri" w:hAnsi="Calibri" w:cs="Calibri"/>
+                <w:color w:val="000000"/>
+                <w:sz w:val="16"/>
+                <w:szCs w:val="16"/>
+              </w:rPr>
+              <w:t xml:space="preserve">C1. Diseñar y generar soluciones de software</w:t>
+            </w:r>
+          </w:p>
+        </w:tc>
+        <w:tc>
+          <w:tcPr>
+            <w:tcW w:w="1077" w:type="dxa"/>
+          </w:tcPr>
+          <w:p>
+            <w:pPr>
+              <w:spacing w:before="0" w:after="0" w:line="259" w:lineRule="auto"/>
+              <w:jc w:val="left"/>
+            </w:pPr>
+            <w:r>
+              <w:rPr>
+                <w:rFonts w:ascii="Calibri" w:hAnsi="Calibri" w:cs="Calibri"/>
+                <w:color w:val="000000"/>
+                <w:sz w:val="16"/>
+                <w:szCs w:val="16"/>
+              </w:rPr>
+              <w:t xml:space="preserve">Disponibilidad y alerta de quiebre</w:t>
+            </w:r>
+          </w:p>
+        </w:tc>
+        <w:tc>
+          <w:tcPr>
+            <w:tcW w:w="1276" w:type="dxa"/>
+          </w:tcPr>
+          <w:p>
+            <w:pPr>
+              <w:spacing w:before="0" w:after="0" w:line="259" w:lineRule="auto"/>
+              <w:jc w:val="left"/>
+            </w:pPr>
+            <w:r>
+              <w:rPr>
+                <w:rFonts w:ascii="Calibri" w:hAnsi="Calibri" w:cs="Calibri"/>
+                <w:color w:val="000000"/>
+                <w:sz w:val="16"/>
+                <w:szCs w:val="16"/>
+              </w:rPr>
+              <w:t xml:space="preserve">Python</w:t>
+            </w:r>
+          </w:p>
+        </w:tc>
+        <w:tc>
+          <w:tcPr>
+            <w:tcW w:w="1276" w:type="dxa"/>
+          </w:tcPr>
+          <w:p>
+            <w:pPr>
+              <w:spacing w:before="0" w:after="0" w:line="259" w:lineRule="auto"/>
+              <w:jc w:val="left"/>
+            </w:pPr>
+            <w:r>
+              <w:rPr>
+                <w:rFonts w:ascii="Calibri" w:hAnsi="Calibri" w:cs="Calibri"/>
+                <w:color w:val="000000"/>
+                <w:sz w:val="16"/>
+                <w:szCs w:val="16"/>
+              </w:rPr>
+              <w:t xml:space="preserve">30-09</w:t>
+            </w:r>
+          </w:p>
+        </w:tc>
+        <w:tc>
+          <w:tcPr>
+            <w:tcW w:w="1275" w:type="dxa"/>
+          </w:tcPr>
+          <w:p>
+            <w:pPr>
+              <w:spacing w:before="0" w:after="0" w:line="259" w:lineRule="auto"/>
+              <w:jc w:val="left"/>
+            </w:pPr>
+            <w:r>
+              <w:rPr>
+                <w:rFonts w:ascii="Calibri" w:hAnsi="Calibri" w:cs="Calibri"/>
+                <w:color w:val="000000"/>
+                <w:sz w:val="16"/>
+                <w:szCs w:val="16"/>
+              </w:rPr>
+              <w:t xml:space="preserve">Francisco</w:t>
+            </w:r>
+          </w:p>
+        </w:tc>
+        <w:tc>
+          <w:tcPr>
+            <w:tcW w:w="1276" w:type="dxa"/>
+          </w:tcPr>
+          <w:p>
+            <w:pPr>
+              <w:spacing w:before="0" w:after="0" w:line="259" w:lineRule="auto"/>
+              <w:jc w:val="left"/>
+            </w:pPr>
+            <w:r>
+              <w:rPr>
+                <w:rFonts w:ascii="Calibri" w:hAnsi="Calibri" w:cs="Calibri"/>
+                <w:color w:val="000000"/>
+                <w:sz w:val="16"/>
+                <w:szCs w:val="16"/>
+              </w:rPr>
+              <w:t xml:space="preserve">Libre ≥ 30%</w:t>
+            </w:r>
+          </w:p>
+        </w:tc>
+        <w:tc>
+          <w:tcPr>
+            <w:tcW w:w="1418" w:type="dxa"/>
+          </w:tcPr>
+          <w:p>
+            <w:pPr>
+              <w:spacing w:before="0" w:after="0" w:line="259" w:lineRule="auto"/>
+              <w:jc w:val="left"/>
+            </w:pPr>
+            <w:r>
+              <w:rPr>
+                <w:rFonts w:ascii="Calibri" w:hAnsi="Calibri" w:cs="Calibri"/>
+                <w:color w:val="000000"/>
+                <w:sz w:val="16"/>
+                <w:szCs w:val="16"/>
+              </w:rPr>
+              <w:t xml:space="preserve">Ajustada</w:t>
+            </w:r>
+          </w:p>
+        </w:tc>
+        <w:tc>
+          <w:tcPr>
+            <w:tcW w:w="850" w:type="dxa"/>
+          </w:tcPr>
+          <w:p>
+            <w:pPr>
+              <w:spacing w:before="0" w:after="0" w:line="259" w:lineRule="auto"/>
+              <w:jc w:val="left"/>
+            </w:pPr>
+            <w:r>
+              <w:rPr>
+                <w:rFonts w:ascii="Calibri" w:hAnsi="Calibri" w:cs="Calibri"/>
+                <w:color w:val="000000"/>
+                <w:sz w:val="16"/>
+                <w:szCs w:val="16"/>
+              </w:rPr>
+              <w:t xml:space="preserve">Góndola completa (19-10)</w:t>
+            </w:r>
+          </w:p>
+        </w:tc>
+      </w:tr>
+      <w:tr>
+        <w:trPr>
+          <w:cantSplit/>
+        </w:trPr>
+        <w:tc>
+          <w:tcPr>
+            <w:tcW w:w="1328" w:type="dxa"/>
+          </w:tcPr>
+          <w:p>
+            <w:pPr>
+              <w:spacing w:before="0" w:after="0" w:line="259" w:lineRule="auto"/>
+              <w:jc w:val="left"/>
+            </w:pPr>
+            <w:r>
+              <w:rPr>
+                <w:rFonts w:ascii="Calibri" w:hAnsi="Calibri" w:cs="Calibri"/>
+                <w:color w:val="000000"/>
+                <w:sz w:val="16"/>
+                <w:szCs w:val="16"/>
+              </w:rPr>
+              <w:t xml:space="preserve">C1. Diseñar y generar soluciones de software</w:t>
+            </w:r>
+          </w:p>
+        </w:tc>
+        <w:tc>
+          <w:tcPr>
+            <w:tcW w:w="1077" w:type="dxa"/>
+          </w:tcPr>
+          <w:p>
+            <w:pPr>
+              <w:spacing w:before="0" w:after="0" w:line="259" w:lineRule="auto"/>
+              <w:jc w:val="left"/>
+            </w:pPr>
+            <w:r>
+              <w:rPr>
+                <w:rFonts w:ascii="Calibri" w:hAnsi="Calibri" w:cs="Calibri"/>
+                <w:color w:val="000000"/>
+                <w:sz w:val="16"/>
+                <w:szCs w:val="16"/>
+              </w:rPr>
+              <w:t xml:space="preserve">Repisas inclinadas</w:t>
+            </w:r>
+          </w:p>
+        </w:tc>
+        <w:tc>
+          <w:tcPr>
+            <w:tcW w:w="1276" w:type="dxa"/>
+          </w:tcPr>
+          <w:p>
+            <w:pPr>
+              <w:spacing w:before="0" w:after="0" w:line="259" w:lineRule="auto"/>
+              <w:jc w:val="left"/>
+            </w:pPr>
+            <w:r>
+              <w:rPr>
+                <w:rFonts w:ascii="Calibri" w:hAnsi="Calibri" w:cs="Calibri"/>
+                <w:color w:val="000000"/>
+                <w:sz w:val="16"/>
+                <w:szCs w:val="16"/>
+              </w:rPr>
+              <w:t xml:space="preserve">OpenCV, YOLO26</w:t>
+            </w:r>
+          </w:p>
+        </w:tc>
+        <w:tc>
+          <w:tcPr>
+            <w:tcW w:w="1276" w:type="dxa"/>
+          </w:tcPr>
+          <w:p>
+            <w:pPr>
+              <w:spacing w:before="0" w:after="0" w:line="259" w:lineRule="auto"/>
+              <w:jc w:val="left"/>
+            </w:pPr>
+            <w:r>
+              <w:rPr>
+                <w:rFonts w:ascii="Calibri" w:hAnsi="Calibri" w:cs="Calibri"/>
+                <w:color w:val="000000"/>
+                <w:sz w:val="16"/>
+                <w:szCs w:val="16"/>
+              </w:rPr>
+              <w:t xml:space="preserve">01-10</w:t>
+            </w:r>
+          </w:p>
+        </w:tc>
+        <w:tc>
+          <w:tcPr>
+            <w:tcW w:w="1275" w:type="dxa"/>
+          </w:tcPr>
+          <w:p>
+            <w:pPr>
+              <w:spacing w:before="0" w:after="0" w:line="259" w:lineRule="auto"/>
+              <w:jc w:val="left"/>
+            </w:pPr>
+            <w:r>
+              <w:rPr>
+                <w:rFonts w:ascii="Calibri" w:hAnsi="Calibri" w:cs="Calibri"/>
+                <w:color w:val="000000"/>
+                <w:sz w:val="16"/>
+                <w:szCs w:val="16"/>
+              </w:rPr>
+              <w:t xml:space="preserve">Francisco</w:t>
+            </w:r>
+          </w:p>
+        </w:tc>
+        <w:tc>
+          <w:tcPr>
+            <w:tcW w:w="1276" w:type="dxa"/>
+          </w:tcPr>
+          <w:p>
+            <w:pPr>
+              <w:spacing w:before="0" w:after="0" w:line="259" w:lineRule="auto"/>
+              <w:jc w:val="left"/>
+            </w:pPr>
+            <w:r>
+              <w:rPr>
+                <w:rFonts w:ascii="Calibri" w:hAnsi="Calibri" w:cs="Calibri"/>
+                <w:color w:val="000000"/>
+                <w:sz w:val="16"/>
+                <w:szCs w:val="16"/>
+              </w:rPr>
+              <w:t xml:space="preserve">Para cámaras en ángulo</w:t>
+            </w:r>
+          </w:p>
+        </w:tc>
+        <w:tc>
+          <w:tcPr>
+            <w:tcW w:w="1418" w:type="dxa"/>
+          </w:tcPr>
+          <w:p>
+            <w:pPr>
+              <w:spacing w:before="0" w:after="0" w:line="259" w:lineRule="auto"/>
+              <w:jc w:val="left"/>
+            </w:pPr>
+            <w:r>
+              <w:rPr>
+                <w:rFonts w:ascii="Calibri" w:hAnsi="Calibri" w:cs="Calibri"/>
+                <w:color w:val="000000"/>
+                <w:sz w:val="16"/>
+                <w:szCs w:val="16"/>
+              </w:rPr>
+              <w:t xml:space="preserve">Completado</w:t>
+            </w:r>
+          </w:p>
+        </w:tc>
+        <w:tc>
+          <w:tcPr>
+            <w:tcW w:w="850" w:type="dxa"/>
+          </w:tcPr>
+          <w:p>
+            <w:pPr>
+              <w:spacing w:before="0" w:after="0" w:line="259" w:lineRule="auto"/>
+              <w:jc w:val="left"/>
+            </w:pPr>
+            <w:r>
+              <w:rPr>
+                <w:rFonts w:ascii="Calibri" w:hAnsi="Calibri" w:cs="Calibri"/>
+                <w:color w:val="000000"/>
+                <w:sz w:val="16"/>
+                <w:szCs w:val="16"/>
+              </w:rPr>
+              <w:t xml:space="preserve">-</w:t>
+            </w:r>
+          </w:p>
+        </w:tc>
+      </w:tr>
+      <w:tr>
+        <w:trPr>
+          <w:cantSplit/>
+        </w:trPr>
+        <w:tc>
+          <w:tcPr>
+            <w:tcW w:w="1328" w:type="dxa"/>
+          </w:tcPr>
+          <w:p>
+            <w:pPr>
+              <w:spacing w:before="0" w:after="0" w:line="259" w:lineRule="auto"/>
+              <w:jc w:val="left"/>
+            </w:pPr>
+            <w:r>
+              <w:rPr>
+                <w:rFonts w:ascii="Calibri" w:hAnsi="Calibri" w:cs="Calibri"/>
+                <w:color w:val="000000"/>
+                <w:sz w:val="16"/>
+                <w:szCs w:val="16"/>
+              </w:rPr>
+              <w:t xml:space="preserve">C1. Diseñar y generar soluciones de software</w:t>
+            </w:r>
+          </w:p>
+        </w:tc>
+        <w:tc>
+          <w:tcPr>
+            <w:tcW w:w="1077" w:type="dxa"/>
+          </w:tcPr>
+          <w:p>
+            <w:pPr>
+              <w:spacing w:before="0" w:after="0" w:line="259" w:lineRule="auto"/>
+              <w:jc w:val="left"/>
+            </w:pPr>
+            <w:r>
+              <w:rPr>
+                <w:rFonts w:ascii="Calibri" w:hAnsi="Calibri" w:cs="Calibri"/>
+                <w:color w:val="000000"/>
+                <w:sz w:val="16"/>
+                <w:szCs w:val="16"/>
+              </w:rPr>
+              <w:t xml:space="preserve">Pipeline completo y evaluación por lotes (CU07)</w:t>
+            </w:r>
+          </w:p>
+        </w:tc>
+        <w:tc>
+          <w:tcPr>
+            <w:tcW w:w="1276" w:type="dxa"/>
+          </w:tcPr>
+          <w:p>
+            <w:pPr>
+              <w:spacing w:before="0" w:after="0" w:line="259" w:lineRule="auto"/>
+              <w:jc w:val="left"/>
+            </w:pPr>
+            <w:r>
+              <w:rPr>
+                <w:rFonts w:ascii="Calibri" w:hAnsi="Calibri" w:cs="Calibri"/>
+                <w:color w:val="000000"/>
+                <w:sz w:val="16"/>
+                <w:szCs w:val="16"/>
+              </w:rPr>
+              <w:t xml:space="preserve">Python, Docker</w:t>
+            </w:r>
+          </w:p>
+        </w:tc>
+        <w:tc>
+          <w:tcPr>
+            <w:tcW w:w="1276" w:type="dxa"/>
+          </w:tcPr>
+          <w:p>
+            <w:pPr>
+              <w:spacing w:before="0" w:after="0" w:line="259" w:lineRule="auto"/>
+              <w:jc w:val="left"/>
+            </w:pPr>
+            <w:r>
+              <w:rPr>
+                <w:rFonts w:ascii="Calibri" w:hAnsi="Calibri" w:cs="Calibri"/>
+                <w:color w:val="000000"/>
+                <w:sz w:val="16"/>
+                <w:szCs w:val="16"/>
+              </w:rPr>
+              <w:t xml:space="preserve">10-10 al 18-10</w:t>
+            </w:r>
+          </w:p>
+        </w:tc>
+        <w:tc>
+          <w:tcPr>
+            <w:tcW w:w="1275" w:type="dxa"/>
+          </w:tcPr>
+          <w:p>
+            <w:pPr>
+              <w:spacing w:before="0" w:after="0" w:line="259" w:lineRule="auto"/>
+              <w:jc w:val="left"/>
+            </w:pPr>
+            <w:r>
+              <w:rPr>
+                <w:rFonts w:ascii="Calibri" w:hAnsi="Calibri" w:cs="Calibri"/>
+                <w:color w:val="000000"/>
+                <w:sz w:val="16"/>
+                <w:szCs w:val="16"/>
+              </w:rPr>
+              <w:t xml:space="preserve">Francisco</w:t>
+            </w:r>
+          </w:p>
+        </w:tc>
+        <w:tc>
+          <w:tcPr>
+            <w:tcW w:w="1276" w:type="dxa"/>
+          </w:tcPr>
+          <w:p>
+            <w:pPr>
+              <w:spacing w:before="0" w:after="0" w:line="259" w:lineRule="auto"/>
+              <w:jc w:val="left"/>
+            </w:pPr>
+            <w:r>
+              <w:rPr>
+                <w:rFonts w:ascii="Calibri" w:hAnsi="Calibri" w:cs="Calibri"/>
+                <w:color w:val="000000"/>
+                <w:sz w:val="16"/>
+                <w:szCs w:val="16"/>
+              </w:rPr>
+              <w:t xml:space="preserve">-</w:t>
+            </w:r>
+          </w:p>
+        </w:tc>
+        <w:tc>
+          <w:tcPr>
+            <w:tcW w:w="1418" w:type="dxa"/>
+          </w:tcPr>
+          <w:p>
+            <w:pPr>
+              <w:spacing w:before="0" w:after="0" w:line="259" w:lineRule="auto"/>
+              <w:jc w:val="left"/>
+            </w:pPr>
+            <w:r>
+              <w:rPr>
+                <w:rFonts w:ascii="Calibri" w:hAnsi="Calibri" w:cs="Calibri"/>
+                <w:color w:val="000000"/>
+                <w:sz w:val="16"/>
+                <w:szCs w:val="16"/>
+              </w:rPr>
+              <w:t xml:space="preserve">Completado</w:t>
+            </w:r>
+          </w:p>
+        </w:tc>
+        <w:tc>
+          <w:tcPr>
+            <w:tcW w:w="850" w:type="dxa"/>
+          </w:tcPr>
+          <w:p>
+            <w:pPr>
+              <w:spacing w:before="0" w:after="0" w:line="259" w:lineRule="auto"/>
+              <w:jc w:val="left"/>
+            </w:pPr>
+            <w:r>
+              <w:rPr>
+                <w:rFonts w:ascii="Calibri" w:hAnsi="Calibri" w:cs="Calibri"/>
+                <w:color w:val="000000"/>
+                <w:sz w:val="16"/>
+                <w:szCs w:val="16"/>
+              </w:rPr>
+              <w:t xml:space="preserve">-</w:t>
+            </w:r>
+          </w:p>
+        </w:tc>
+      </w:tr>
+      <w:tr>
+        <w:trPr>
+          <w:cantSplit/>
+        </w:trPr>
+        <w:tc>
+          <w:tcPr>
+            <w:tcW w:w="1328" w:type="dxa"/>
+          </w:tcPr>
+          <w:p>
+            <w:pPr>
+              <w:spacing w:before="0" w:after="0" w:line="259" w:lineRule="auto"/>
+              <w:jc w:val="left"/>
+            </w:pPr>
+            <w:r>
+              <w:rPr>
+                <w:rFonts w:ascii="Calibri" w:hAnsi="Calibri" w:cs="Calibri"/>
+                <w:color w:val="000000"/>
+                <w:sz w:val="16"/>
+                <w:szCs w:val="16"/>
+              </w:rPr>
+              <w:t xml:space="preserve">C3. Ingeniería de requisitos</w:t>
+            </w:r>
+          </w:p>
+        </w:tc>
+        <w:tc>
+          <w:tcPr>
+            <w:tcW w:w="1077" w:type="dxa"/>
+          </w:tcPr>
+          <w:p>
+            <w:pPr>
+              <w:spacing w:before="0" w:after="0" w:line="259" w:lineRule="auto"/>
+              <w:jc w:val="left"/>
+            </w:pPr>
+            <w:r>
+              <w:rPr>
+                <w:rFonts w:ascii="Calibri" w:hAnsi="Calibri" w:cs="Calibri"/>
+                <w:color w:val="000000"/>
+                <w:sz w:val="16"/>
+                <w:szCs w:val="16"/>
+              </w:rPr>
+              <w:t xml:space="preserve">Quiebre por góndola completa</w:t>
+            </w:r>
+          </w:p>
+        </w:tc>
+        <w:tc>
+          <w:tcPr>
+            <w:tcW w:w="1276" w:type="dxa"/>
+          </w:tcPr>
+          <w:p>
+            <w:pPr>
+              <w:spacing w:before="0" w:after="0" w:line="259" w:lineRule="auto"/>
+              <w:jc w:val="left"/>
+            </w:pPr>
+            <w:r>
+              <w:rPr>
+                <w:rFonts w:ascii="Calibri" w:hAnsi="Calibri" w:cs="Calibri"/>
+                <w:color w:val="000000"/>
+                <w:sz w:val="16"/>
+                <w:szCs w:val="16"/>
+              </w:rPr>
+              <w:t xml:space="preserve">-</w:t>
+            </w:r>
+          </w:p>
+        </w:tc>
+        <w:tc>
+          <w:tcPr>
+            <w:tcW w:w="1276" w:type="dxa"/>
+          </w:tcPr>
+          <w:p>
+            <w:pPr>
+              <w:spacing w:before="0" w:after="0" w:line="259" w:lineRule="auto"/>
+              <w:jc w:val="left"/>
+            </w:pPr>
+            <w:r>
+              <w:rPr>
+                <w:rFonts w:ascii="Calibri" w:hAnsi="Calibri" w:cs="Calibri"/>
+                <w:color w:val="000000"/>
+                <w:sz w:val="16"/>
+                <w:szCs w:val="16"/>
+              </w:rPr>
+              <w:t xml:space="preserve">19-10</w:t>
+            </w:r>
+          </w:p>
+        </w:tc>
+        <w:tc>
+          <w:tcPr>
+            <w:tcW w:w="1275" w:type="dxa"/>
+          </w:tcPr>
+          <w:p>
+            <w:pPr>
+              <w:spacing w:before="0" w:after="0" w:line="259" w:lineRule="auto"/>
+              <w:jc w:val="left"/>
+            </w:pPr>
+            <w:r>
+              <w:rPr>
+                <w:rFonts w:ascii="Calibri" w:hAnsi="Calibri" w:cs="Calibri"/>
+                <w:color w:val="000000"/>
+                <w:sz w:val="16"/>
+                <w:szCs w:val="16"/>
+              </w:rPr>
+              <w:t xml:space="preserve">Francisco</w:t>
+            </w:r>
+          </w:p>
+        </w:tc>
+        <w:tc>
+          <w:tcPr>
+            <w:tcW w:w="1276" w:type="dxa"/>
+          </w:tcPr>
+          <w:p>
+            <w:pPr>
+              <w:spacing w:before="0" w:after="0" w:line="259" w:lineRule="auto"/>
+              <w:jc w:val="left"/>
+            </w:pPr>
+            <w:r>
+              <w:rPr>
+                <w:rFonts w:ascii="Calibri" w:hAnsi="Calibri" w:cs="Calibri"/>
+                <w:color w:val="000000"/>
+                <w:sz w:val="16"/>
+                <w:szCs w:val="16"/>
+              </w:rPr>
+              <w:t xml:space="preserve">Pedido del profesor</w:t>
+            </w:r>
+          </w:p>
+        </w:tc>
+        <w:tc>
+          <w:tcPr>
+            <w:tcW w:w="1418" w:type="dxa"/>
+          </w:tcPr>
+          <w:p>
+            <w:pPr>
+              <w:spacing w:before="0" w:after="0" w:line="259" w:lineRule="auto"/>
+              <w:jc w:val="left"/>
+            </w:pPr>
+            <w:r>
+              <w:rPr>
+                <w:rFonts w:ascii="Calibri" w:hAnsi="Calibri" w:cs="Calibri"/>
+                <w:color w:val="000000"/>
+                <w:sz w:val="16"/>
+                <w:szCs w:val="16"/>
+              </w:rPr>
+              <w:t xml:space="preserve">Completado</w:t>
+            </w:r>
+          </w:p>
+        </w:tc>
+        <w:tc>
+          <w:tcPr>
+            <w:tcW w:w="850" w:type="dxa"/>
+          </w:tcPr>
+          <w:p>
+            <w:pPr>
+              <w:spacing w:before="0" w:after="0" w:line="259" w:lineRule="auto"/>
+              <w:jc w:val="left"/>
+            </w:pPr>
+            <w:r>
+              <w:rPr>
+                <w:rFonts w:ascii="Calibri" w:hAnsi="Calibri" w:cs="Calibri"/>
+                <w:color w:val="000000"/>
+                <w:sz w:val="16"/>
+                <w:szCs w:val="16"/>
+              </w:rPr>
+              <w:t xml:space="preserve">-</w:t>
+            </w:r>
+          </w:p>
+        </w:tc>
+      </w:tr>
+      <w:tr>
+        <w:trPr>
+          <w:cantSplit/>
+        </w:trPr>
+        <w:tc>
+          <w:tcPr>
+            <w:tcW w:w="1328" w:type="dxa"/>
+          </w:tcPr>
+          <w:p>
+            <w:pPr>
+              <w:spacing w:before="0" w:after="0" w:line="259" w:lineRule="auto"/>
+              <w:jc w:val="left"/>
+            </w:pPr>
+            <w:r>
+              <w:rPr>
+                <w:rFonts w:ascii="Calibri" w:hAnsi="Calibri" w:cs="Calibri"/>
+                <w:color w:val="000000"/>
+                <w:sz w:val="16"/>
+                <w:szCs w:val="16"/>
+              </w:rPr>
+              <w:t xml:space="preserve">C1. Diseñar y generar soluciones de software</w:t>
+            </w:r>
+          </w:p>
+        </w:tc>
+        <w:tc>
+          <w:tcPr>
+            <w:tcW w:w="1077" w:type="dxa"/>
+          </w:tcPr>
+          <w:p>
+            <w:pPr>
+              <w:spacing w:before="0" w:after="0" w:line="259" w:lineRule="auto"/>
+              <w:jc w:val="left"/>
+            </w:pPr>
+            <w:r>
+              <w:rPr>
+                <w:rFonts w:ascii="Calibri" w:hAnsi="Calibri" w:cs="Calibri"/>
+                <w:color w:val="000000"/>
+                <w:sz w:val="16"/>
+                <w:szCs w:val="16"/>
+              </w:rPr>
+              <w:t xml:space="preserve">Verificar el detector fuera de SKU-110K</w:t>
+            </w:r>
+          </w:p>
+        </w:tc>
+        <w:tc>
+          <w:tcPr>
+            <w:tcW w:w="1276" w:type="dxa"/>
+          </w:tcPr>
+          <w:p>
+            <w:pPr>
+              <w:spacing w:before="0" w:after="0" w:line="259" w:lineRule="auto"/>
+              <w:jc w:val="left"/>
+            </w:pPr>
+            <w:r>
+              <w:rPr>
+                <w:rFonts w:ascii="Calibri" w:hAnsi="Calibri" w:cs="Calibri"/>
+                <w:color w:val="000000"/>
+                <w:sz w:val="16"/>
+                <w:szCs w:val="16"/>
+              </w:rPr>
+              <w:t xml:space="preserve">Kaggle CC0, Roboflow</w:t>
+            </w:r>
+          </w:p>
+        </w:tc>
+        <w:tc>
+          <w:tcPr>
+            <w:tcW w:w="1276" w:type="dxa"/>
+          </w:tcPr>
+          <w:p>
+            <w:pPr>
+              <w:spacing w:before="0" w:after="0" w:line="259" w:lineRule="auto"/>
+              <w:jc w:val="left"/>
+            </w:pPr>
+            <w:r>
+              <w:rPr>
+                <w:rFonts w:ascii="Calibri" w:hAnsi="Calibri" w:cs="Calibri"/>
+                <w:color w:val="000000"/>
+                <w:sz w:val="16"/>
+                <w:szCs w:val="16"/>
+              </w:rPr>
+              <w:t xml:space="preserve">20-10 al 21-10</w:t>
+            </w:r>
+          </w:p>
+        </w:tc>
+        <w:tc>
+          <w:tcPr>
+            <w:tcW w:w="1275" w:type="dxa"/>
+          </w:tcPr>
+          <w:p>
+            <w:pPr>
+              <w:spacing w:before="0" w:after="0" w:line="259" w:lineRule="auto"/>
+              <w:jc w:val="left"/>
+            </w:pPr>
+            <w:r>
+              <w:rPr>
+                <w:rFonts w:ascii="Calibri" w:hAnsi="Calibri" w:cs="Calibri"/>
+                <w:color w:val="000000"/>
+                <w:sz w:val="16"/>
+                <w:szCs w:val="16"/>
+              </w:rPr>
+              <w:t xml:space="preserve">Francisco</w:t>
+            </w:r>
+          </w:p>
+        </w:tc>
+        <w:tc>
+          <w:tcPr>
+            <w:tcW w:w="1276" w:type="dxa"/>
+          </w:tcPr>
+          <w:p>
+            <w:pPr>
+              <w:spacing w:before="0" w:after="0" w:line="259" w:lineRule="auto"/>
+              <w:jc w:val="left"/>
+            </w:pPr>
+            <w:r>
+              <w:rPr>
+                <w:rFonts w:ascii="Calibri" w:hAnsi="Calibri" w:cs="Calibri"/>
+                <w:color w:val="000000"/>
+                <w:sz w:val="16"/>
+                <w:szCs w:val="16"/>
+              </w:rPr>
+              <w:t xml:space="preserve">mAP50 0,713 de frente; 0,637 a 35°</w:t>
+            </w:r>
+          </w:p>
+        </w:tc>
+        <w:tc>
+          <w:tcPr>
+            <w:tcW w:w="1418" w:type="dxa"/>
+          </w:tcPr>
+          <w:p>
+            <w:pPr>
+              <w:spacing w:before="0" w:after="0" w:line="259" w:lineRule="auto"/>
+              <w:jc w:val="left"/>
+            </w:pPr>
+            <w:r>
+              <w:rPr>
+                <w:rFonts w:ascii="Calibri" w:hAnsi="Calibri" w:cs="Calibri"/>
+                <w:color w:val="000000"/>
+                <w:sz w:val="16"/>
+                <w:szCs w:val="16"/>
+              </w:rPr>
+              <w:t xml:space="preserve">En curso</w:t>
+            </w:r>
+          </w:p>
+        </w:tc>
+        <w:tc>
+          <w:tcPr>
+            <w:tcW w:w="850" w:type="dxa"/>
+          </w:tcPr>
+          <w:p>
+            <w:pPr>
+              <w:spacing w:before="0" w:after="0" w:line="259" w:lineRule="auto"/>
+              <w:jc w:val="left"/>
+            </w:pPr>
+            <w:r>
+              <w:rPr>
+                <w:rFonts w:ascii="Calibri" w:hAnsi="Calibri" w:cs="Calibri"/>
+                <w:color w:val="000000"/>
+                <w:sz w:val="16"/>
+                <w:szCs w:val="16"/>
+              </w:rPr>
+              <w:t xml:space="preserve">Fine-tuning planificado</w:t>
+            </w:r>
+          </w:p>
+        </w:tc>
+      </w:tr>
+      <w:tr>
+        <w:trPr>
+          <w:cantSplit/>
+        </w:trPr>
+        <w:tc>
+          <w:tcPr>
+            <w:tcW w:w="1328" w:type="dxa"/>
+          </w:tcPr>
+          <w:p>
+            <w:pPr>
+              <w:spacing w:before="0" w:after="0" w:line="259" w:lineRule="auto"/>
+              <w:jc w:val="left"/>
+            </w:pPr>
+            <w:r>
+              <w:rPr>
+                <w:rFonts w:ascii="Calibri" w:hAnsi="Calibri" w:cs="Calibri"/>
+                <w:color w:val="000000"/>
+                <w:sz w:val="16"/>
+                <w:szCs w:val="16"/>
+              </w:rPr>
+              <w:t xml:space="preserve">C1. Diseñar y generar soluciones de software</w:t>
+            </w:r>
+          </w:p>
+        </w:tc>
+        <w:tc>
+          <w:tcPr>
+            <w:tcW w:w="1077" w:type="dxa"/>
+          </w:tcPr>
+          <w:p>
+            <w:pPr>
+              <w:spacing w:before="0" w:after="0" w:line="259" w:lineRule="auto"/>
+              <w:jc w:val="left"/>
+            </w:pPr>
+            <w:r>
+              <w:rPr>
+                <w:rFonts w:ascii="Calibri" w:hAnsi="Calibri" w:cs="Calibri"/>
+                <w:color w:val="000000"/>
+                <w:sz w:val="16"/>
+                <w:szCs w:val="16"/>
+              </w:rPr>
+              <w:t xml:space="preserve">Reportes Excel, CSV y PDF (CU04)</w:t>
+            </w:r>
+          </w:p>
+        </w:tc>
+        <w:tc>
+          <w:tcPr>
+            <w:tcW w:w="1276" w:type="dxa"/>
+          </w:tcPr>
+          <w:p>
+            <w:pPr>
+              <w:spacing w:before="0" w:after="0" w:line="259" w:lineRule="auto"/>
+              <w:jc w:val="left"/>
+            </w:pPr>
+            <w:r>
+              <w:rPr>
+                <w:rFonts w:ascii="Calibri" w:hAnsi="Calibri" w:cs="Calibri"/>
+                <w:color w:val="000000"/>
+                <w:sz w:val="16"/>
+                <w:szCs w:val="16"/>
+              </w:rPr>
+              <w:t xml:space="preserve">openpyxl, fpdf2</w:t>
+            </w:r>
+          </w:p>
+        </w:tc>
+        <w:tc>
+          <w:tcPr>
+            <w:tcW w:w="1276" w:type="dxa"/>
+          </w:tcPr>
+          <w:p>
+            <w:pPr>
+              <w:spacing w:before="0" w:after="0" w:line="259" w:lineRule="auto"/>
+              <w:jc w:val="left"/>
+            </w:pPr>
+            <w:r>
+              <w:rPr>
+                <w:rFonts w:ascii="Calibri" w:hAnsi="Calibri" w:cs="Calibri"/>
+                <w:color w:val="000000"/>
+                <w:sz w:val="16"/>
+                <w:szCs w:val="16"/>
+              </w:rPr>
+              <w:t xml:space="preserve">20-10 al 27-10</w:t>
+            </w:r>
+          </w:p>
+        </w:tc>
+        <w:tc>
+          <w:tcPr>
+            <w:tcW w:w="1275" w:type="dxa"/>
+          </w:tcPr>
+          <w:p>
+            <w:pPr>
+              <w:spacing w:before="0" w:after="0" w:line="259" w:lineRule="auto"/>
+              <w:jc w:val="left"/>
+            </w:pPr>
+            <w:r>
+              <w:rPr>
+                <w:rFonts w:ascii="Calibri" w:hAnsi="Calibri" w:cs="Calibri"/>
+                <w:color w:val="000000"/>
+                <w:sz w:val="16"/>
+                <w:szCs w:val="16"/>
+              </w:rPr>
+              <w:t xml:space="preserve">Mariana</w:t>
+            </w:r>
+          </w:p>
+        </w:tc>
+        <w:tc>
+          <w:tcPr>
+            <w:tcW w:w="1276" w:type="dxa"/>
+          </w:tcPr>
+          <w:p>
+            <w:pPr>
+              <w:spacing w:before="0" w:after="0" w:line="259" w:lineRule="auto"/>
+              <w:jc w:val="left"/>
+            </w:pPr>
+            <w:r>
+              <w:rPr>
+                <w:rFonts w:ascii="Calibri" w:hAnsi="Calibri" w:cs="Calibri"/>
+                <w:color w:val="000000"/>
+                <w:sz w:val="16"/>
+                <w:szCs w:val="16"/>
+              </w:rPr>
+              <w:t xml:space="preserve">Fechas propuestas</w:t>
+            </w:r>
+          </w:p>
+        </w:tc>
+        <w:tc>
+          <w:tcPr>
+            <w:tcW w:w="1418" w:type="dxa"/>
+          </w:tcPr>
+          <w:p>
+            <w:pPr>
+              <w:spacing w:before="0" w:after="0" w:line="259" w:lineRule="auto"/>
+              <w:jc w:val="left"/>
+            </w:pPr>
+            <w:r>
+              <w:rPr>
+                <w:rFonts w:ascii="Calibri" w:hAnsi="Calibri" w:cs="Calibri"/>
+                <w:color w:val="000000"/>
+                <w:sz w:val="16"/>
+                <w:szCs w:val="16"/>
+              </w:rPr>
+              <w:t xml:space="preserve">No iniciado</w:t>
+            </w:r>
+          </w:p>
+        </w:tc>
+        <w:tc>
+          <w:tcPr>
+            <w:tcW w:w="850" w:type="dxa"/>
+          </w:tcPr>
+          <w:p>
+            <w:pPr>
+              <w:spacing w:before="0" w:after="0" w:line="259" w:lineRule="auto"/>
+              <w:jc w:val="left"/>
+            </w:pPr>
+            <w:r>
+              <w:rPr>
+                <w:rFonts w:ascii="Calibri" w:hAnsi="Calibri" w:cs="Calibri"/>
+                <w:color w:val="000000"/>
+                <w:sz w:val="16"/>
+                <w:szCs w:val="16"/>
+              </w:rPr>
+              <w:t xml:space="preserve">-</w:t>
+            </w:r>
+          </w:p>
+        </w:tc>
+      </w:tr>
+      <w:tr>
+        <w:trPr>
+          <w:cantSplit/>
+        </w:trPr>
+        <w:tc>
+          <w:tcPr>
+            <w:tcW w:w="1328" w:type="dxa"/>
+          </w:tcPr>
+          <w:p>
+            <w:pPr>
+              <w:spacing w:before="0" w:after="0" w:line="259" w:lineRule="auto"/>
+              <w:jc w:val="left"/>
+            </w:pPr>
+            <w:r>
+              <w:rPr>
+                <w:rFonts w:ascii="Calibri" w:hAnsi="Calibri" w:cs="Calibri"/>
+                <w:color w:val="000000"/>
+                <w:sz w:val="16"/>
+                <w:szCs w:val="16"/>
+              </w:rPr>
+              <w:t xml:space="preserve">C1. Diseñar y generar soluciones de software</w:t>
+            </w:r>
+          </w:p>
+        </w:tc>
+        <w:tc>
+          <w:tcPr>
+            <w:tcW w:w="1077" w:type="dxa"/>
+          </w:tcPr>
+          <w:p>
+            <w:pPr>
+              <w:spacing w:before="0" w:after="0" w:line="259" w:lineRule="auto"/>
+              <w:jc w:val="left"/>
+            </w:pPr>
+            <w:r>
+              <w:rPr>
+                <w:rFonts w:ascii="Calibri" w:hAnsi="Calibri" w:cs="Calibri"/>
+                <w:color w:val="000000"/>
+                <w:sz w:val="16"/>
+                <w:szCs w:val="16"/>
+              </w:rPr>
+              <w:t xml:space="preserve">Diseño, modelo y script de la base de datos</w:t>
+            </w:r>
+          </w:p>
+        </w:tc>
+        <w:tc>
+          <w:tcPr>
+            <w:tcW w:w="1276" w:type="dxa"/>
+          </w:tcPr>
+          <w:p>
+            <w:pPr>
+              <w:spacing w:before="0" w:after="0" w:line="259" w:lineRule="auto"/>
+              <w:jc w:val="left"/>
+            </w:pPr>
+            <w:r>
+              <w:rPr>
+                <w:rFonts w:ascii="Calibri" w:hAnsi="Calibri" w:cs="Calibri"/>
+                <w:color w:val="000000"/>
+                <w:sz w:val="16"/>
+                <w:szCs w:val="16"/>
+              </w:rPr>
+              <w:t xml:space="preserve">Django, SQLite</w:t>
+            </w:r>
+          </w:p>
+        </w:tc>
+        <w:tc>
+          <w:tcPr>
+            <w:tcW w:w="1276" w:type="dxa"/>
+          </w:tcPr>
+          <w:p>
+            <w:pPr>
+              <w:spacing w:before="0" w:after="0" w:line="259" w:lineRule="auto"/>
+              <w:jc w:val="left"/>
+            </w:pPr>
+            <w:r>
+              <w:rPr>
+                <w:rFonts w:ascii="Calibri" w:hAnsi="Calibri" w:cs="Calibri"/>
+                <w:color w:val="000000"/>
+                <w:sz w:val="16"/>
+                <w:szCs w:val="16"/>
+              </w:rPr>
+              <w:t xml:space="preserve">18-10 al 19-10</w:t>
+            </w:r>
+          </w:p>
+        </w:tc>
+        <w:tc>
+          <w:tcPr>
+            <w:tcW w:w="1275" w:type="dxa"/>
+          </w:tcPr>
+          <w:p>
+            <w:pPr>
+              <w:spacing w:before="0" w:after="0" w:line="259" w:lineRule="auto"/>
+              <w:jc w:val="left"/>
+            </w:pPr>
+            <w:r>
+              <w:rPr>
+                <w:rFonts w:ascii="Calibri" w:hAnsi="Calibri" w:cs="Calibri"/>
+                <w:color w:val="000000"/>
+                <w:sz w:val="16"/>
+                <w:szCs w:val="16"/>
+              </w:rPr>
+              <w:t xml:space="preserve">Francisco</w:t>
+            </w:r>
+          </w:p>
+        </w:tc>
+        <w:tc>
+          <w:tcPr>
+            <w:tcW w:w="1276" w:type="dxa"/>
+          </w:tcPr>
+          <w:p>
+            <w:pPr>
+              <w:spacing w:before="0" w:after="0" w:line="259" w:lineRule="auto"/>
+              <w:jc w:val="left"/>
+            </w:pPr>
+            <w:r>
+              <w:rPr>
+                <w:rFonts w:ascii="Calibri" w:hAnsi="Calibri" w:cs="Calibri"/>
+                <w:color w:val="000000"/>
+                <w:sz w:val="16"/>
+                <w:szCs w:val="16"/>
+              </w:rPr>
+              <w:t xml:space="preserve">Planificado para septiembre</w:t>
+            </w:r>
+          </w:p>
+        </w:tc>
+        <w:tc>
+          <w:tcPr>
+            <w:tcW w:w="1418" w:type="dxa"/>
+          </w:tcPr>
+          <w:p>
+            <w:pPr>
+              <w:spacing w:before="0" w:after="0" w:line="259" w:lineRule="auto"/>
+              <w:jc w:val="left"/>
+            </w:pPr>
+            <w:r>
+              <w:rPr>
+                <w:rFonts w:ascii="Calibri" w:hAnsi="Calibri" w:cs="Calibri"/>
+                <w:color w:val="000000"/>
+                <w:sz w:val="16"/>
+                <w:szCs w:val="16"/>
+              </w:rPr>
+              <w:t xml:space="preserve">Completado</w:t>
+            </w:r>
+          </w:p>
+        </w:tc>
+        <w:tc>
+          <w:tcPr>
+            <w:tcW w:w="850" w:type="dxa"/>
+          </w:tcPr>
+          <w:p>
+            <w:pPr>
+              <w:spacing w:before="0" w:after="0" w:line="259" w:lineRule="auto"/>
+              <w:jc w:val="left"/>
+            </w:pPr>
+            <w:r>
+              <w:rPr>
+                <w:rFonts w:ascii="Calibri" w:hAnsi="Calibri" w:cs="Calibri"/>
+                <w:color w:val="000000"/>
+                <w:sz w:val="16"/>
+                <w:szCs w:val="16"/>
+              </w:rPr>
+              <w:t xml:space="preserve">Migraciones de Django</w:t>
+            </w:r>
+          </w:p>
+        </w:tc>
+      </w:tr>
+      <w:tr>
+        <w:trPr>
+          <w:cantSplit/>
+        </w:trPr>
+        <w:tc>
+          <w:tcPr>
+            <w:tcW w:w="1328" w:type="dxa"/>
+          </w:tcPr>
+          <w:p>
+            <w:pPr>
+              <w:spacing w:before="0" w:after="0" w:line="259" w:lineRule="auto"/>
+              <w:jc w:val="left"/>
+            </w:pPr>
+            <w:r>
+              <w:rPr>
+                <w:rFonts w:ascii="Calibri" w:hAnsi="Calibri" w:cs="Calibri"/>
+                <w:color w:val="000000"/>
+                <w:sz w:val="16"/>
+                <w:szCs w:val="16"/>
+              </w:rPr>
+              <w:t xml:space="preserve">C1. Diseñar y generar soluciones de software</w:t>
+            </w:r>
+          </w:p>
+        </w:tc>
+        <w:tc>
+          <w:tcPr>
+            <w:tcW w:w="1077" w:type="dxa"/>
+          </w:tcPr>
+          <w:p>
+            <w:pPr>
+              <w:spacing w:before="0" w:after="0" w:line="259" w:lineRule="auto"/>
+              <w:jc w:val="left"/>
+            </w:pPr>
+            <w:r>
+              <w:rPr>
+                <w:rFonts w:ascii="Calibri" w:hAnsi="Calibri" w:cs="Calibri"/>
+                <w:color w:val="000000"/>
+                <w:sz w:val="16"/>
+                <w:szCs w:val="16"/>
+              </w:rPr>
+              <w:t xml:space="preserve">Login, CRUD de usuarios y roles (CU00, CU06)</w:t>
+            </w:r>
+          </w:p>
+        </w:tc>
+        <w:tc>
+          <w:tcPr>
+            <w:tcW w:w="1276" w:type="dxa"/>
+          </w:tcPr>
+          <w:p>
+            <w:pPr>
+              <w:spacing w:before="0" w:after="0" w:line="259" w:lineRule="auto"/>
+              <w:jc w:val="left"/>
+            </w:pPr>
+            <w:r>
+              <w:rPr>
+                <w:rFonts w:ascii="Calibri" w:hAnsi="Calibri" w:cs="Calibri"/>
+                <w:color w:val="000000"/>
+                <w:sz w:val="16"/>
+                <w:szCs w:val="16"/>
+              </w:rPr>
+              <w:t xml:space="preserve">Django, bcrypt</w:t>
+            </w:r>
+          </w:p>
+        </w:tc>
+        <w:tc>
+          <w:tcPr>
+            <w:tcW w:w="1276" w:type="dxa"/>
+          </w:tcPr>
+          <w:p>
+            <w:pPr>
+              <w:spacing w:before="0" w:after="0" w:line="259" w:lineRule="auto"/>
+              <w:jc w:val="left"/>
+            </w:pPr>
+            <w:r>
+              <w:rPr>
+                <w:rFonts w:ascii="Calibri" w:hAnsi="Calibri" w:cs="Calibri"/>
+                <w:color w:val="000000"/>
+                <w:sz w:val="16"/>
+                <w:szCs w:val="16"/>
+              </w:rPr>
+              <w:t xml:space="preserve">18-10 al 19-10</w:t>
+            </w:r>
+          </w:p>
+        </w:tc>
+        <w:tc>
+          <w:tcPr>
+            <w:tcW w:w="1275" w:type="dxa"/>
+          </w:tcPr>
+          <w:p>
+            <w:pPr>
+              <w:spacing w:before="0" w:after="0" w:line="259" w:lineRule="auto"/>
+              <w:jc w:val="left"/>
+            </w:pPr>
+            <w:r>
+              <w:rPr>
+                <w:rFonts w:ascii="Calibri" w:hAnsi="Calibri" w:cs="Calibri"/>
+                <w:color w:val="000000"/>
+                <w:sz w:val="16"/>
+                <w:szCs w:val="16"/>
+              </w:rPr>
+              <w:t xml:space="preserve">Francisco</w:t>
+            </w:r>
+          </w:p>
+        </w:tc>
+        <w:tc>
+          <w:tcPr>
+            <w:tcW w:w="1276" w:type="dxa"/>
+          </w:tcPr>
+          <w:p>
+            <w:pPr>
+              <w:spacing w:before="0" w:after="0" w:line="259" w:lineRule="auto"/>
+              <w:jc w:val="left"/>
+            </w:pPr>
+            <w:r>
+              <w:rPr>
+                <w:rFonts w:ascii="Calibri" w:hAnsi="Calibri" w:cs="Calibri"/>
+                <w:color w:val="000000"/>
+                <w:sz w:val="16"/>
+                <w:szCs w:val="16"/>
+              </w:rPr>
+              <w:t xml:space="preserve">22 pruebas de la app web</w:t>
+            </w:r>
+          </w:p>
+        </w:tc>
+        <w:tc>
+          <w:tcPr>
+            <w:tcW w:w="1418" w:type="dxa"/>
+          </w:tcPr>
+          <w:p>
+            <w:pPr>
+              <w:spacing w:before="0" w:after="0" w:line="259" w:lineRule="auto"/>
+              <w:jc w:val="left"/>
+            </w:pPr>
+            <w:r>
+              <w:rPr>
+                <w:rFonts w:ascii="Calibri" w:hAnsi="Calibri" w:cs="Calibri"/>
+                <w:color w:val="000000"/>
+                <w:sz w:val="16"/>
+                <w:szCs w:val="16"/>
+              </w:rPr>
+              <w:t xml:space="preserve">Completado</w:t>
+            </w:r>
+          </w:p>
+        </w:tc>
+        <w:tc>
+          <w:tcPr>
+            <w:tcW w:w="850" w:type="dxa"/>
+          </w:tcPr>
+          <w:p>
+            <w:pPr>
+              <w:spacing w:before="0" w:after="0" w:line="259" w:lineRule="auto"/>
+              <w:jc w:val="left"/>
+            </w:pPr>
+            <w:r>
+              <w:rPr>
+                <w:rFonts w:ascii="Calibri" w:hAnsi="Calibri" w:cs="Calibri"/>
+                <w:color w:val="000000"/>
+                <w:sz w:val="16"/>
+                <w:szCs w:val="16"/>
+              </w:rPr>
+              <w:t xml:space="preserve">Django en vez de REST + JWT</w:t>
+            </w:r>
+          </w:p>
+        </w:tc>
+      </w:tr>
+      <w:tr>
+        <w:trPr>
+          <w:cantSplit/>
+        </w:trPr>
+        <w:tc>
+          <w:tcPr>
+            <w:tcW w:w="1328" w:type="dxa"/>
+          </w:tcPr>
+          <w:p>
+            <w:pPr>
+              <w:spacing w:before="0" w:after="0" w:line="259" w:lineRule="auto"/>
+              <w:jc w:val="left"/>
+            </w:pPr>
+            <w:r>
+              <w:rPr>
+                <w:rFonts w:ascii="Calibri" w:hAnsi="Calibri" w:cs="Calibri"/>
+                <w:color w:val="000000"/>
+                <w:sz w:val="16"/>
+                <w:szCs w:val="16"/>
+              </w:rPr>
+              <w:t xml:space="preserve">C1. Diseñar y generar soluciones de software</w:t>
+            </w:r>
+          </w:p>
+        </w:tc>
+        <w:tc>
+          <w:tcPr>
+            <w:tcW w:w="1077" w:type="dxa"/>
+          </w:tcPr>
+          <w:p>
+            <w:pPr>
+              <w:spacing w:before="0" w:after="0" w:line="259" w:lineRule="auto"/>
+              <w:jc w:val="left"/>
+            </w:pPr>
+            <w:r>
+              <w:rPr>
+                <w:rFonts w:ascii="Calibri" w:hAnsi="Calibri" w:cs="Calibri"/>
+                <w:color w:val="000000"/>
+                <w:sz w:val="16"/>
+                <w:szCs w:val="16"/>
+              </w:rPr>
+              <w:t xml:space="preserve">Primer demo operativo ante Walmart</w:t>
+            </w:r>
+          </w:p>
+        </w:tc>
+        <w:tc>
+          <w:tcPr>
+            <w:tcW w:w="1276" w:type="dxa"/>
+          </w:tcPr>
+          <w:p>
+            <w:pPr>
+              <w:spacing w:before="0" w:after="0" w:line="259" w:lineRule="auto"/>
+              <w:jc w:val="left"/>
+            </w:pPr>
+            <w:r>
+              <w:rPr>
+                <w:rFonts w:ascii="Calibri" w:hAnsi="Calibri" w:cs="Calibri"/>
+                <w:color w:val="000000"/>
+                <w:sz w:val="16"/>
+                <w:szCs w:val="16"/>
+              </w:rPr>
+              <w:t xml:space="preserve">App web, pipeline</w:t>
+            </w:r>
+          </w:p>
+        </w:tc>
+        <w:tc>
+          <w:tcPr>
+            <w:tcW w:w="1276" w:type="dxa"/>
+          </w:tcPr>
+          <w:p>
+            <w:pPr>
+              <w:spacing w:before="0" w:after="0" w:line="259" w:lineRule="auto"/>
+              <w:jc w:val="left"/>
+            </w:pPr>
+            <w:r>
+              <w:rPr>
+                <w:rFonts w:ascii="Calibri" w:hAnsi="Calibri" w:cs="Calibri"/>
+                <w:color w:val="000000"/>
+                <w:sz w:val="16"/>
+                <w:szCs w:val="16"/>
+              </w:rPr>
+              <w:t xml:space="preserve">27-10 al 31-10</w:t>
+            </w:r>
+          </w:p>
+        </w:tc>
+        <w:tc>
+          <w:tcPr>
+            <w:tcW w:w="1275" w:type="dxa"/>
+          </w:tcPr>
+          <w:p>
+            <w:pPr>
+              <w:spacing w:before="0" w:after="0" w:line="259" w:lineRule="auto"/>
+              <w:jc w:val="left"/>
+            </w:pPr>
+            <w:r>
+              <w:rPr>
+                <w:rFonts w:ascii="Calibri" w:hAnsi="Calibri" w:cs="Calibri"/>
+                <w:color w:val="000000"/>
+                <w:sz w:val="16"/>
+                <w:szCs w:val="16"/>
+              </w:rPr>
+              <w:t xml:space="preserve">Nicko</w:t>
+            </w:r>
+          </w:p>
+        </w:tc>
+        <w:tc>
+          <w:tcPr>
+            <w:tcW w:w="1276" w:type="dxa"/>
+          </w:tcPr>
+          <w:p>
+            <w:pPr>
+              <w:spacing w:before="0" w:after="0" w:line="259" w:lineRule="auto"/>
+              <w:jc w:val="left"/>
+            </w:pPr>
+            <w:r>
+              <w:rPr>
+                <w:rFonts w:ascii="Calibri" w:hAnsi="Calibri" w:cs="Calibri"/>
+                <w:color w:val="000000"/>
+                <w:sz w:val="16"/>
+                <w:szCs w:val="16"/>
+              </w:rPr>
+              <w:t xml:space="preserve">Sin fotos de SKU-110K</w:t>
+            </w:r>
+          </w:p>
+        </w:tc>
+        <w:tc>
+          <w:tcPr>
+            <w:tcW w:w="1418" w:type="dxa"/>
+          </w:tcPr>
+          <w:p>
+            <w:pPr>
+              <w:spacing w:before="0" w:after="0" w:line="259" w:lineRule="auto"/>
+              <w:jc w:val="left"/>
+            </w:pPr>
+            <w:r>
+              <w:rPr>
+                <w:rFonts w:ascii="Calibri" w:hAnsi="Calibri" w:cs="Calibri"/>
+                <w:color w:val="000000"/>
+                <w:sz w:val="16"/>
+                <w:szCs w:val="16"/>
+              </w:rPr>
+              <w:t xml:space="preserve">No iniciado</w:t>
+            </w:r>
+          </w:p>
+        </w:tc>
+        <w:tc>
+          <w:tcPr>
+            <w:tcW w:w="850" w:type="dxa"/>
+          </w:tcPr>
+          <w:p>
+            <w:pPr>
+              <w:spacing w:before="0" w:after="0" w:line="259" w:lineRule="auto"/>
+              <w:jc w:val="left"/>
+            </w:pPr>
+            <w:r>
+              <w:rPr>
+                <w:rFonts w:ascii="Calibri" w:hAnsi="Calibri" w:cs="Calibri"/>
+                <w:color w:val="000000"/>
+                <w:sz w:val="16"/>
+                <w:szCs w:val="16"/>
+              </w:rPr>
+              <w:t xml:space="preserve">-</w:t>
+            </w:r>
+          </w:p>
+        </w:tc>
+      </w:tr>
+      <w:tr>
+        <w:trPr>
+          <w:cantSplit/>
+        </w:trPr>
+        <w:tc>
+          <w:tcPr>
+            <w:tcW w:w="1328" w:type="dxa"/>
+          </w:tcPr>
+          <w:p>
+            <w:pPr>
+              <w:spacing w:before="0" w:after="0" w:line="259" w:lineRule="auto"/>
+              <w:jc w:val="left"/>
+            </w:pPr>
+            <w:r>
+              <w:rPr>
+                <w:rFonts w:ascii="Calibri" w:hAnsi="Calibri" w:cs="Calibri"/>
+                <w:color w:val="000000"/>
+                <w:sz w:val="16"/>
+                <w:szCs w:val="16"/>
+              </w:rPr>
+              <w:t xml:space="preserve">C1. Diseñar y generar soluciones de software</w:t>
+            </w:r>
+          </w:p>
+        </w:tc>
+        <w:tc>
+          <w:tcPr>
+            <w:tcW w:w="1077" w:type="dxa"/>
+          </w:tcPr>
+          <w:p>
+            <w:pPr>
+              <w:spacing w:before="0" w:after="0" w:line="259" w:lineRule="auto"/>
+              <w:jc w:val="left"/>
+            </w:pPr>
+            <w:r>
+              <w:rPr>
+                <w:rFonts w:ascii="Calibri" w:hAnsi="Calibri" w:cs="Calibri"/>
+                <w:color w:val="000000"/>
+                <w:sz w:val="16"/>
+                <w:szCs w:val="16"/>
+              </w:rPr>
+              <w:t xml:space="preserve">Instalación en el servidor del CITT</w:t>
+            </w:r>
+          </w:p>
+        </w:tc>
+        <w:tc>
+          <w:tcPr>
+            <w:tcW w:w="1276" w:type="dxa"/>
+          </w:tcPr>
+          <w:p>
+            <w:pPr>
+              <w:spacing w:before="0" w:after="0" w:line="259" w:lineRule="auto"/>
+              <w:jc w:val="left"/>
+            </w:pPr>
+            <w:r>
+              <w:rPr>
+                <w:rFonts w:ascii="Calibri" w:hAnsi="Calibri" w:cs="Calibri"/>
+                <w:color w:val="000000"/>
+                <w:sz w:val="16"/>
+                <w:szCs w:val="16"/>
+              </w:rPr>
+              <w:t xml:space="preserve">Imagen Docker</w:t>
+            </w:r>
+          </w:p>
+        </w:tc>
+        <w:tc>
+          <w:tcPr>
+            <w:tcW w:w="1276" w:type="dxa"/>
+          </w:tcPr>
+          <w:p>
+            <w:pPr>
+              <w:spacing w:before="0" w:after="0" w:line="259" w:lineRule="auto"/>
+              <w:jc w:val="left"/>
+            </w:pPr>
+            <w:r>
+              <w:rPr>
+                <w:rFonts w:ascii="Calibri" w:hAnsi="Calibri" w:cs="Calibri"/>
+                <w:color w:val="000000"/>
+                <w:sz w:val="16"/>
+                <w:szCs w:val="16"/>
+              </w:rPr>
+              <w:t xml:space="preserve">Por definir</w:t>
+            </w:r>
+          </w:p>
+        </w:tc>
+        <w:tc>
+          <w:tcPr>
+            <w:tcW w:w="1275" w:type="dxa"/>
+          </w:tcPr>
+          <w:p>
+            <w:pPr>
+              <w:spacing w:before="0" w:after="0" w:line="259" w:lineRule="auto"/>
+              <w:jc w:val="left"/>
+            </w:pPr>
+            <w:r>
+              <w:rPr>
+                <w:rFonts w:ascii="Calibri" w:hAnsi="Calibri" w:cs="Calibri"/>
+                <w:color w:val="000000"/>
+                <w:sz w:val="16"/>
+                <w:szCs w:val="16"/>
+              </w:rPr>
+              <w:t xml:space="preserve">Por definir</w:t>
+            </w:r>
+          </w:p>
+        </w:tc>
+        <w:tc>
+          <w:tcPr>
+            <w:tcW w:w="1276" w:type="dxa"/>
+          </w:tcPr>
+          <w:p>
+            <w:pPr>
+              <w:spacing w:before="0" w:after="0" w:line="259" w:lineRule="auto"/>
+              <w:jc w:val="left"/>
+            </w:pPr>
+            <w:r>
+              <w:rPr>
+                <w:rFonts w:ascii="Calibri" w:hAnsi="Calibri" w:cs="Calibri"/>
+                <w:color w:val="000000"/>
+                <w:sz w:val="16"/>
+                <w:szCs w:val="16"/>
+              </w:rPr>
+              <w:t xml:space="preserve">Faltan instrucciones del CITT</w:t>
+            </w:r>
+          </w:p>
+        </w:tc>
+        <w:tc>
+          <w:tcPr>
+            <w:tcW w:w="1418" w:type="dxa"/>
+          </w:tcPr>
+          <w:p>
+            <w:pPr>
+              <w:spacing w:before="0" w:after="0" w:line="259" w:lineRule="auto"/>
+              <w:jc w:val="left"/>
+            </w:pPr>
+            <w:r>
+              <w:rPr>
+                <w:rFonts w:ascii="Calibri" w:hAnsi="Calibri" w:cs="Calibri"/>
+                <w:color w:val="000000"/>
+                <w:sz w:val="16"/>
+                <w:szCs w:val="16"/>
+              </w:rPr>
+              <w:t xml:space="preserve">No iniciado</w:t>
+            </w:r>
+          </w:p>
+        </w:tc>
+        <w:tc>
+          <w:tcPr>
+            <w:tcW w:w="850" w:type="dxa"/>
+          </w:tcPr>
+          <w:p>
+            <w:pPr>
+              <w:spacing w:before="0" w:after="0" w:line="259" w:lineRule="auto"/>
+              <w:jc w:val="left"/>
+            </w:pPr>
+            <w:r>
+              <w:rPr>
+                <w:rFonts w:ascii="Calibri" w:hAnsi="Calibri" w:cs="Calibri"/>
+                <w:color w:val="000000"/>
+                <w:sz w:val="16"/>
+                <w:szCs w:val="16"/>
+              </w:rPr>
+              <w:t xml:space="preserve">-</w:t>
+            </w:r>
+          </w:p>
+        </w:tc>
+      </w:tr>
+      <w:tr>
+        <w:trPr>
+          <w:cantSplit/>
+        </w:trPr>
+        <w:tc>
+          <w:tcPr>
+            <w:tcW w:w="1328" w:type="dxa"/>
+          </w:tcPr>
+          <w:p>
+            <w:pPr>
+              <w:spacing w:before="0" w:after="0" w:line="259" w:lineRule="auto"/>
+              <w:jc w:val="left"/>
+            </w:pPr>
+            <w:r>
+              <w:rPr>
+                <w:rFonts w:ascii="Calibri" w:hAnsi="Calibri" w:cs="Calibri"/>
+                <w:color w:val="000000"/>
+                <w:sz w:val="16"/>
+                <w:szCs w:val="16"/>
+              </w:rPr>
+              <w:t xml:space="preserve">C3. Ingeniería de requisitos</w:t>
+            </w:r>
+          </w:p>
+        </w:tc>
+        <w:tc>
+          <w:tcPr>
+            <w:tcW w:w="1077" w:type="dxa"/>
+          </w:tcPr>
+          <w:p>
+            <w:pPr>
+              <w:spacing w:before="0" w:after="0" w:line="259" w:lineRule="auto"/>
+              <w:jc w:val="left"/>
+            </w:pPr>
+            <w:r>
+              <w:rPr>
+                <w:rFonts w:ascii="Calibri" w:hAnsi="Calibri" w:cs="Calibri"/>
+                <w:color w:val="000000"/>
+                <w:sz w:val="16"/>
+                <w:szCs w:val="16"/>
+              </w:rPr>
+              <w:t xml:space="preserve">Registro de requisitos y plazos del curso</w:t>
+            </w:r>
+          </w:p>
+        </w:tc>
+        <w:tc>
+          <w:tcPr>
+            <w:tcW w:w="1276" w:type="dxa"/>
+          </w:tcPr>
+          <w:p>
+            <w:pPr>
+              <w:spacing w:before="0" w:after="0" w:line="259" w:lineRule="auto"/>
+              <w:jc w:val="left"/>
+            </w:pPr>
+            <w:r>
+              <w:rPr>
+                <w:rFonts w:ascii="Calibri" w:hAnsi="Calibri" w:cs="Calibri"/>
+                <w:color w:val="000000"/>
+                <w:sz w:val="16"/>
+                <w:szCs w:val="16"/>
+              </w:rPr>
+              <w:t xml:space="preserve">docs/curso.md</w:t>
+            </w:r>
+          </w:p>
+        </w:tc>
+        <w:tc>
+          <w:tcPr>
+            <w:tcW w:w="1276" w:type="dxa"/>
+          </w:tcPr>
+          <w:p>
+            <w:pPr>
+              <w:spacing w:before="0" w:after="0" w:line="259" w:lineRule="auto"/>
+              <w:jc w:val="left"/>
+            </w:pPr>
+            <w:r>
+              <w:rPr>
+                <w:rFonts w:ascii="Calibri" w:hAnsi="Calibri" w:cs="Calibri"/>
+                <w:color w:val="000000"/>
+                <w:sz w:val="16"/>
+                <w:szCs w:val="16"/>
+              </w:rPr>
+              <w:t xml:space="preserve">09-10 al 10-10</w:t>
+            </w:r>
+          </w:p>
+        </w:tc>
+        <w:tc>
+          <w:tcPr>
+            <w:tcW w:w="1275" w:type="dxa"/>
+          </w:tcPr>
+          <w:p>
+            <w:pPr>
+              <w:spacing w:before="0" w:after="0" w:line="259" w:lineRule="auto"/>
+              <w:jc w:val="left"/>
+            </w:pPr>
+            <w:r>
+              <w:rPr>
+                <w:rFonts w:ascii="Calibri" w:hAnsi="Calibri" w:cs="Calibri"/>
+                <w:color w:val="000000"/>
+                <w:sz w:val="16"/>
+                <w:szCs w:val="16"/>
+              </w:rPr>
+              <w:t xml:space="preserve">Francisco</w:t>
+            </w:r>
+          </w:p>
+        </w:tc>
+        <w:tc>
+          <w:tcPr>
+            <w:tcW w:w="1276" w:type="dxa"/>
+          </w:tcPr>
+          <w:p>
+            <w:pPr>
+              <w:spacing w:before="0" w:after="0" w:line="259" w:lineRule="auto"/>
+              <w:jc w:val="left"/>
+            </w:pPr>
+            <w:r>
+              <w:rPr>
+                <w:rFonts w:ascii="Calibri" w:hAnsi="Calibri" w:cs="Calibri"/>
+                <w:color w:val="000000"/>
+                <w:sz w:val="16"/>
+                <w:szCs w:val="16"/>
+              </w:rPr>
+              <w:t xml:space="preserve">-</w:t>
+            </w:r>
+          </w:p>
+        </w:tc>
+        <w:tc>
+          <w:tcPr>
+            <w:tcW w:w="1418" w:type="dxa"/>
+          </w:tcPr>
+          <w:p>
+            <w:pPr>
+              <w:spacing w:before="0" w:after="0" w:line="259" w:lineRule="auto"/>
+              <w:jc w:val="left"/>
+            </w:pPr>
+            <w:r>
+              <w:rPr>
+                <w:rFonts w:ascii="Calibri" w:hAnsi="Calibri" w:cs="Calibri"/>
+                <w:color w:val="000000"/>
+                <w:sz w:val="16"/>
+                <w:szCs w:val="16"/>
+              </w:rPr>
+              <w:t xml:space="preserve">Completado</w:t>
+            </w:r>
+          </w:p>
+        </w:tc>
+        <w:tc>
+          <w:tcPr>
+            <w:tcW w:w="850" w:type="dxa"/>
+          </w:tcPr>
+          <w:p>
+            <w:pPr>
+              <w:spacing w:before="0" w:after="0" w:line="259" w:lineRule="auto"/>
+              <w:jc w:val="left"/>
+            </w:pPr>
+            <w:r>
+              <w:rPr>
+                <w:rFonts w:ascii="Calibri" w:hAnsi="Calibri" w:cs="Calibri"/>
+                <w:color w:val="000000"/>
+                <w:sz w:val="16"/>
+                <w:szCs w:val="16"/>
+              </w:rPr>
+              <w:t xml:space="preserve">-</w:t>
+            </w:r>
+          </w:p>
+        </w:tc>
+      </w:tr>
+      <w:tr>
+        <w:trPr>
+          <w:cantSplit/>
+        </w:trPr>
+        <w:tc>
+          <w:tcPr>
+            <w:tcW w:w="1328" w:type="dxa"/>
+          </w:tcPr>
+          <w:p>
+            <w:pPr>
+              <w:spacing w:before="0" w:after="0" w:line="259" w:lineRule="auto"/>
+              <w:jc w:val="left"/>
+            </w:pPr>
+            <w:r>
+              <w:rPr>
+                <w:rFonts w:ascii="Calibri" w:hAnsi="Calibri" w:cs="Calibri"/>
+                <w:color w:val="000000"/>
+                <w:sz w:val="16"/>
+                <w:szCs w:val="16"/>
+              </w:rPr>
+              <w:t xml:space="preserve">C3. Ingeniería de requisitos</w:t>
+            </w:r>
+          </w:p>
+        </w:tc>
+        <w:tc>
+          <w:tcPr>
+            <w:tcW w:w="1077" w:type="dxa"/>
+          </w:tcPr>
+          <w:p>
+            <w:pPr>
+              <w:spacing w:before="0" w:after="0" w:line="259" w:lineRule="auto"/>
+              <w:jc w:val="left"/>
+            </w:pPr>
+            <w:r>
+              <w:rPr>
+                <w:rFonts w:ascii="Calibri" w:hAnsi="Calibri" w:cs="Calibri"/>
+                <w:color w:val="000000"/>
+                <w:sz w:val="16"/>
+                <w:szCs w:val="16"/>
+              </w:rPr>
+              <w:t xml:space="preserve">Casos de uso y diagramas alineados con Walmart</w:t>
+            </w:r>
+          </w:p>
+        </w:tc>
+        <w:tc>
+          <w:tcPr>
+            <w:tcW w:w="1276" w:type="dxa"/>
+          </w:tcPr>
+          <w:p>
+            <w:pPr>
+              <w:spacing w:before="0" w:after="0" w:line="259" w:lineRule="auto"/>
+              <w:jc w:val="left"/>
+            </w:pPr>
+            <w:r>
+              <w:rPr>
+                <w:rFonts w:ascii="Calibri" w:hAnsi="Calibri" w:cs="Calibri"/>
+                <w:color w:val="000000"/>
+                <w:sz w:val="16"/>
+                <w:szCs w:val="16"/>
+              </w:rPr>
+              <w:t xml:space="preserve">Plantillas de C.U, Mermaid</w:t>
+            </w:r>
+          </w:p>
+        </w:tc>
+        <w:tc>
+          <w:tcPr>
+            <w:tcW w:w="1276" w:type="dxa"/>
+          </w:tcPr>
+          <w:p>
+            <w:pPr>
+              <w:spacing w:before="0" w:after="0" w:line="259" w:lineRule="auto"/>
+              <w:jc w:val="left"/>
+            </w:pPr>
+            <w:r>
+              <w:rPr>
+                <w:rFonts w:ascii="Calibri" w:hAnsi="Calibri" w:cs="Calibri"/>
+                <w:color w:val="000000"/>
+                <w:sz w:val="16"/>
+                <w:szCs w:val="16"/>
+              </w:rPr>
+              <w:t xml:space="preserve">09-10 al 10-10</w:t>
+            </w:r>
+          </w:p>
+        </w:tc>
+        <w:tc>
+          <w:tcPr>
+            <w:tcW w:w="1275" w:type="dxa"/>
+          </w:tcPr>
+          <w:p>
+            <w:pPr>
+              <w:spacing w:before="0" w:after="0" w:line="259" w:lineRule="auto"/>
+              <w:jc w:val="left"/>
+            </w:pPr>
+            <w:r>
+              <w:rPr>
+                <w:rFonts w:ascii="Calibri" w:hAnsi="Calibri" w:cs="Calibri"/>
+                <w:color w:val="000000"/>
+                <w:sz w:val="16"/>
+                <w:szCs w:val="16"/>
+              </w:rPr>
+              <w:t xml:space="preserve">Francisco</w:t>
+            </w:r>
+          </w:p>
+        </w:tc>
+        <w:tc>
+          <w:tcPr>
+            <w:tcW w:w="1276" w:type="dxa"/>
+          </w:tcPr>
+          <w:p>
+            <w:pPr>
+              <w:spacing w:before="0" w:after="0" w:line="259" w:lineRule="auto"/>
+              <w:jc w:val="left"/>
+            </w:pPr>
+            <w:r>
+              <w:rPr>
+                <w:rFonts w:ascii="Calibri" w:hAnsi="Calibri" w:cs="Calibri"/>
+                <w:color w:val="000000"/>
+                <w:sz w:val="16"/>
+                <w:szCs w:val="16"/>
+              </w:rPr>
+              <w:t xml:space="preserve">Falta adaptarlos a Django</w:t>
+            </w:r>
+          </w:p>
+        </w:tc>
+        <w:tc>
+          <w:tcPr>
+            <w:tcW w:w="1418" w:type="dxa"/>
+          </w:tcPr>
+          <w:p>
+            <w:pPr>
+              <w:spacing w:before="0" w:after="0" w:line="259" w:lineRule="auto"/>
+              <w:jc w:val="left"/>
+            </w:pPr>
+            <w:r>
+              <w:rPr>
+                <w:rFonts w:ascii="Calibri" w:hAnsi="Calibri" w:cs="Calibri"/>
+                <w:color w:val="000000"/>
+                <w:sz w:val="16"/>
+                <w:szCs w:val="16"/>
+              </w:rPr>
+              <w:t xml:space="preserve">Completado</w:t>
+            </w:r>
+          </w:p>
+        </w:tc>
+        <w:tc>
+          <w:tcPr>
+            <w:tcW w:w="850" w:type="dxa"/>
+          </w:tcPr>
+          <w:p>
+            <w:pPr>
+              <w:spacing w:before="0" w:after="0" w:line="259" w:lineRule="auto"/>
+              <w:jc w:val="left"/>
+            </w:pPr>
+            <w:r>
+              <w:rPr>
+                <w:rFonts w:ascii="Calibri" w:hAnsi="Calibri" w:cs="Calibri"/>
+                <w:color w:val="000000"/>
+                <w:sz w:val="16"/>
+                <w:szCs w:val="16"/>
+              </w:rPr>
+              <w:t xml:space="preserve">-</w:t>
+            </w:r>
+          </w:p>
+        </w:tc>
+      </w:tr>
+      <w:tr>
+        <w:trPr>
+          <w:cantSplit/>
+        </w:trPr>
+        <w:tc>
+          <w:tcPr>
+            <w:tcW w:w="1328" w:type="dxa"/>
+          </w:tcPr>
+          <w:p>
+            <w:pPr>
+              <w:spacing w:before="0" w:after="0" w:line="259" w:lineRule="auto"/>
+              <w:jc w:val="left"/>
+            </w:pPr>
+            <w:r>
+              <w:rPr>
+                <w:rFonts w:ascii="Calibri" w:hAnsi="Calibri" w:cs="Calibri"/>
+                <w:color w:val="000000"/>
+                <w:sz w:val="16"/>
+                <w:szCs w:val="16"/>
+              </w:rPr>
+              <w:t xml:space="preserve">C2. Evaluar y gestionar proyectos</w:t>
+            </w:r>
+          </w:p>
+        </w:tc>
+        <w:tc>
+          <w:tcPr>
+            <w:tcW w:w="1077" w:type="dxa"/>
+          </w:tcPr>
+          <w:p>
+            <w:pPr>
+              <w:spacing w:before="0" w:after="0" w:line="259" w:lineRule="auto"/>
+              <w:jc w:val="left"/>
+            </w:pPr>
+            <w:r>
+              <w:rPr>
+                <w:rFonts w:ascii="Calibri" w:hAnsi="Calibri" w:cs="Calibri"/>
+                <w:color w:val="000000"/>
+                <w:sz w:val="16"/>
+                <w:szCs w:val="16"/>
+              </w:rPr>
+              <w:t xml:space="preserve">Plan de mejoras de la Fase 1</w:t>
+            </w:r>
+          </w:p>
+        </w:tc>
+        <w:tc>
+          <w:tcPr>
+            <w:tcW w:w="1276" w:type="dxa"/>
+          </w:tcPr>
+          <w:p>
+            <w:pPr>
+              <w:spacing w:before="0" w:after="0" w:line="259" w:lineRule="auto"/>
+              <w:jc w:val="left"/>
+            </w:pPr>
+            <w:r>
+              <w:rPr>
+                <w:rFonts w:ascii="Calibri" w:hAnsi="Calibri" w:cs="Calibri"/>
+                <w:color w:val="000000"/>
+                <w:sz w:val="16"/>
+                <w:szCs w:val="16"/>
+              </w:rPr>
+              <w:t xml:space="preserve">docs/plan-de-mejoras.md</w:t>
+            </w:r>
+          </w:p>
+        </w:tc>
+        <w:tc>
+          <w:tcPr>
+            <w:tcW w:w="1276" w:type="dxa"/>
+          </w:tcPr>
+          <w:p>
+            <w:pPr>
+              <w:spacing w:before="0" w:after="0" w:line="259" w:lineRule="auto"/>
+              <w:jc w:val="left"/>
+            </w:pPr>
+            <w:r>
+              <w:rPr>
+                <w:rFonts w:ascii="Calibri" w:hAnsi="Calibri" w:cs="Calibri"/>
+                <w:color w:val="000000"/>
+                <w:sz w:val="16"/>
+                <w:szCs w:val="16"/>
+              </w:rPr>
+              <w:t xml:space="preserve">20-10</w:t>
+            </w:r>
+          </w:p>
+        </w:tc>
+        <w:tc>
+          <w:tcPr>
+            <w:tcW w:w="1275" w:type="dxa"/>
+          </w:tcPr>
+          <w:p>
+            <w:pPr>
+              <w:spacing w:before="0" w:after="0" w:line="259" w:lineRule="auto"/>
+              <w:jc w:val="left"/>
+            </w:pPr>
+            <w:r>
+              <w:rPr>
+                <w:rFonts w:ascii="Calibri" w:hAnsi="Calibri" w:cs="Calibri"/>
+                <w:color w:val="000000"/>
+                <w:sz w:val="16"/>
+                <w:szCs w:val="16"/>
+              </w:rPr>
+              <w:t xml:space="preserve">Mariana</w:t>
+            </w:r>
+          </w:p>
+        </w:tc>
+        <w:tc>
+          <w:tcPr>
+            <w:tcW w:w="1276" w:type="dxa"/>
+          </w:tcPr>
+          <w:p>
+            <w:pPr>
+              <w:spacing w:before="0" w:after="0" w:line="259" w:lineRule="auto"/>
+              <w:jc w:val="left"/>
+            </w:pPr>
+            <w:r>
+              <w:rPr>
+                <w:rFonts w:ascii="Calibri" w:hAnsi="Calibri" w:cs="Calibri"/>
+                <w:color w:val="000000"/>
+                <w:sz w:val="16"/>
+                <w:szCs w:val="16"/>
+              </w:rPr>
+              <w:t xml:space="preserve">Plazo 09-10</w:t>
+            </w:r>
+          </w:p>
+        </w:tc>
+        <w:tc>
+          <w:tcPr>
+            <w:tcW w:w="1418" w:type="dxa"/>
+          </w:tcPr>
+          <w:p>
+            <w:pPr>
+              <w:spacing w:before="0" w:after="0" w:line="259" w:lineRule="auto"/>
+              <w:jc w:val="left"/>
+            </w:pPr>
+            <w:r>
+              <w:rPr>
+                <w:rFonts w:ascii="Calibri" w:hAnsi="Calibri" w:cs="Calibri"/>
+                <w:color w:val="000000"/>
+                <w:sz w:val="16"/>
+                <w:szCs w:val="16"/>
+              </w:rPr>
+              <w:t xml:space="preserve">Con retraso</w:t>
+            </w:r>
+          </w:p>
+        </w:tc>
+        <w:tc>
+          <w:tcPr>
+            <w:tcW w:w="850" w:type="dxa"/>
+          </w:tcPr>
+          <w:p>
+            <w:pPr>
+              <w:spacing w:before="0" w:after="0" w:line="259" w:lineRule="auto"/>
+              <w:jc w:val="left"/>
+            </w:pPr>
+            <w:r>
+              <w:rPr>
+                <w:rFonts w:ascii="Calibri" w:hAnsi="Calibri" w:cs="Calibri"/>
+                <w:color w:val="000000"/>
+                <w:sz w:val="16"/>
+                <w:szCs w:val="16"/>
+              </w:rPr>
+              <w:t xml:space="preserve">Terminado el 20-10</w:t>
+            </w:r>
+          </w:p>
+        </w:tc>
+      </w:tr>
+      <w:tr>
+        <w:trPr>
+          <w:cantSplit/>
+        </w:trPr>
+        <w:tc>
+          <w:tcPr>
+            <w:tcW w:w="1328" w:type="dxa"/>
+          </w:tcPr>
+          <w:p>
+            <w:pPr>
+              <w:spacing w:before="0" w:after="0" w:line="259" w:lineRule="auto"/>
+              <w:jc w:val="left"/>
+            </w:pPr>
+            <w:r>
+              <w:rPr>
+                <w:rFonts w:ascii="Calibri" w:hAnsi="Calibri" w:cs="Calibri"/>
+                <w:color w:val="000000"/>
+                <w:sz w:val="16"/>
+                <w:szCs w:val="16"/>
+              </w:rPr>
+              <w:t xml:space="preserve">C2. Evaluar y gestionar proyectos</w:t>
+            </w:r>
+          </w:p>
+        </w:tc>
+        <w:tc>
+          <w:tcPr>
+            <w:tcW w:w="1077" w:type="dxa"/>
+          </w:tcPr>
+          <w:p>
+            <w:pPr>
+              <w:spacing w:before="0" w:after="0" w:line="259" w:lineRule="auto"/>
+              <w:jc w:val="left"/>
+            </w:pPr>
+            <w:r>
+              <w:rPr>
+                <w:rFonts w:ascii="Calibri" w:hAnsi="Calibri" w:cs="Calibri"/>
+                <w:color w:val="000000"/>
+                <w:sz w:val="16"/>
+                <w:szCs w:val="16"/>
+              </w:rPr>
+              <w:t xml:space="preserve">Informe intermedio</w:t>
+            </w:r>
+          </w:p>
+        </w:tc>
+        <w:tc>
+          <w:tcPr>
+            <w:tcW w:w="1276" w:type="dxa"/>
+          </w:tcPr>
+          <w:p>
+            <w:pPr>
+              <w:spacing w:before="0" w:after="0" w:line="259" w:lineRule="auto"/>
+              <w:jc w:val="left"/>
+            </w:pPr>
+            <w:r>
+              <w:rPr>
+                <w:rFonts w:ascii="Calibri" w:hAnsi="Calibri" w:cs="Calibri"/>
+                <w:color w:val="000000"/>
+                <w:sz w:val="16"/>
+                <w:szCs w:val="16"/>
+              </w:rPr>
+              <w:t xml:space="preserve">Word</w:t>
+            </w:r>
+          </w:p>
+        </w:tc>
+        <w:tc>
+          <w:tcPr>
+            <w:tcW w:w="1276" w:type="dxa"/>
+          </w:tcPr>
+          <w:p>
+            <w:pPr>
+              <w:spacing w:before="0" w:after="0" w:line="259" w:lineRule="auto"/>
+              <w:jc w:val="left"/>
+            </w:pPr>
+            <w:r>
+              <w:rPr>
+                <w:rFonts w:ascii="Calibri" w:hAnsi="Calibri" w:cs="Calibri"/>
+                <w:color w:val="000000"/>
+                <w:sz w:val="16"/>
+                <w:szCs w:val="16"/>
+              </w:rPr>
+              <w:t xml:space="preserve">19-10 al 21-10</w:t>
+            </w:r>
+          </w:p>
+        </w:tc>
+        <w:tc>
+          <w:tcPr>
+            <w:tcW w:w="1275" w:type="dxa"/>
+          </w:tcPr>
+          <w:p>
+            <w:pPr>
+              <w:spacing w:before="0" w:after="0" w:line="259" w:lineRule="auto"/>
+              <w:jc w:val="left"/>
+            </w:pPr>
+            <w:r>
+              <w:rPr>
+                <w:rFonts w:ascii="Calibri" w:hAnsi="Calibri" w:cs="Calibri"/>
+                <w:color w:val="000000"/>
+                <w:sz w:val="16"/>
+                <w:szCs w:val="16"/>
+              </w:rPr>
+              <w:t xml:space="preserve">Francisco</w:t>
+            </w:r>
+          </w:p>
+        </w:tc>
+        <w:tc>
+          <w:tcPr>
+            <w:tcW w:w="1276" w:type="dxa"/>
+          </w:tcPr>
+          <w:p>
+            <w:pPr>
+              <w:spacing w:before="0" w:after="0" w:line="259" w:lineRule="auto"/>
+              <w:jc w:val="left"/>
+            </w:pPr>
+            <w:r>
+              <w:rPr>
+                <w:rFonts w:ascii="Calibri" w:hAnsi="Calibri" w:cs="Calibri"/>
+                <w:color w:val="000000"/>
+                <w:sz w:val="16"/>
+                <w:szCs w:val="16"/>
+              </w:rPr>
+              <w:t xml:space="preserve">Borrador en Fase 2/; entrega 21-10</w:t>
+            </w:r>
+          </w:p>
+        </w:tc>
+        <w:tc>
+          <w:tcPr>
+            <w:tcW w:w="1418" w:type="dxa"/>
+          </w:tcPr>
+          <w:p>
+            <w:pPr>
+              <w:spacing w:before="0" w:after="0" w:line="259" w:lineRule="auto"/>
+              <w:jc w:val="left"/>
+            </w:pPr>
+            <w:r>
+              <w:rPr>
+                <w:rFonts w:ascii="Calibri" w:hAnsi="Calibri" w:cs="Calibri"/>
+                <w:color w:val="000000"/>
+                <w:sz w:val="16"/>
+                <w:szCs w:val="16"/>
+              </w:rPr>
+              <w:t xml:space="preserve">En curso</w:t>
+            </w:r>
+          </w:p>
+        </w:tc>
+        <w:tc>
+          <w:tcPr>
+            <w:tcW w:w="850" w:type="dxa"/>
+          </w:tcPr>
+          <w:p>
+            <w:pPr>
+              <w:spacing w:before="0" w:after="0" w:line="259" w:lineRule="auto"/>
+              <w:jc w:val="left"/>
+            </w:pPr>
+            <w:r>
+              <w:rPr>
+                <w:rFonts w:ascii="Calibri" w:hAnsi="Calibri" w:cs="Calibri"/>
+                <w:color w:val="000000"/>
+                <w:sz w:val="16"/>
+                <w:szCs w:val="16"/>
+              </w:rPr>
+              <w:t xml:space="preserve">Reasignado de Nicko</w:t>
+            </w:r>
+          </w:p>
+        </w:tc>
+      </w:tr>
+      <w:tr>
+        <w:trPr>
+          <w:cantSplit/>
+        </w:trPr>
+        <w:tc>
+          <w:tcPr>
+            <w:tcW w:w="1328" w:type="dxa"/>
+          </w:tcPr>
+          <w:p>
+            <w:pPr>
+              <w:spacing w:before="0" w:after="0" w:line="259" w:lineRule="auto"/>
+              <w:jc w:val="left"/>
+            </w:pPr>
+            <w:r>
+              <w:rPr>
+                <w:rFonts w:ascii="Calibri" w:hAnsi="Calibri" w:cs="Calibri"/>
+                <w:color w:val="000000"/>
+                <w:sz w:val="16"/>
+                <w:szCs w:val="16"/>
+              </w:rPr>
+              <w:t xml:space="preserve">C1. Diseñar y generar soluciones de software</w:t>
+            </w:r>
+          </w:p>
+        </w:tc>
+        <w:tc>
+          <w:tcPr>
+            <w:tcW w:w="1077" w:type="dxa"/>
+          </w:tcPr>
+          <w:p>
+            <w:pPr>
+              <w:spacing w:before="0" w:after="0" w:line="259" w:lineRule="auto"/>
+              <w:jc w:val="left"/>
+            </w:pPr>
+            <w:r>
+              <w:rPr>
+                <w:rFonts w:ascii="Calibri" w:hAnsi="Calibri" w:cs="Calibri"/>
+                <w:color w:val="000000"/>
+                <w:sz w:val="16"/>
+                <w:szCs w:val="16"/>
+              </w:rPr>
+              <w:t xml:space="preserve">Análisis de resultados: 10 mejores y 10 peores casos</w:t>
+            </w:r>
+          </w:p>
+        </w:tc>
+        <w:tc>
+          <w:tcPr>
+            <w:tcW w:w="1276" w:type="dxa"/>
+          </w:tcPr>
+          <w:p>
+            <w:pPr>
+              <w:spacing w:before="0" w:after="0" w:line="259" w:lineRule="auto"/>
+              <w:jc w:val="left"/>
+            </w:pPr>
+            <w:r>
+              <w:rPr>
+                <w:rFonts w:ascii="Calibri" w:hAnsi="Calibri" w:cs="Calibri"/>
+                <w:color w:val="000000"/>
+                <w:sz w:val="16"/>
+                <w:szCs w:val="16"/>
+              </w:rPr>
+              <w:t xml:space="preserve">Kaggle CC0, pipeline</w:t>
+            </w:r>
+          </w:p>
+        </w:tc>
+        <w:tc>
+          <w:tcPr>
+            <w:tcW w:w="1276" w:type="dxa"/>
+          </w:tcPr>
+          <w:p>
+            <w:pPr>
+              <w:spacing w:before="0" w:after="0" w:line="259" w:lineRule="auto"/>
+              <w:jc w:val="left"/>
+            </w:pPr>
+            <w:r>
+              <w:rPr>
+                <w:rFonts w:ascii="Calibri" w:hAnsi="Calibri" w:cs="Calibri"/>
+                <w:color w:val="000000"/>
+                <w:sz w:val="16"/>
+                <w:szCs w:val="16"/>
+              </w:rPr>
+              <w:t xml:space="preserve">20-10</w:t>
+            </w:r>
+          </w:p>
+        </w:tc>
+        <w:tc>
+          <w:tcPr>
+            <w:tcW w:w="1275" w:type="dxa"/>
+          </w:tcPr>
+          <w:p>
+            <w:pPr>
+              <w:spacing w:before="0" w:after="0" w:line="259" w:lineRule="auto"/>
+              <w:jc w:val="left"/>
+            </w:pPr>
+            <w:r>
+              <w:rPr>
+                <w:rFonts w:ascii="Calibri" w:hAnsi="Calibri" w:cs="Calibri"/>
+                <w:color w:val="000000"/>
+                <w:sz w:val="16"/>
+                <w:szCs w:val="16"/>
+              </w:rPr>
+              <w:t xml:space="preserve">Francisco</w:t>
+            </w:r>
+          </w:p>
+        </w:tc>
+        <w:tc>
+          <w:tcPr>
+            <w:tcW w:w="1276" w:type="dxa"/>
+          </w:tcPr>
+          <w:p>
+            <w:pPr>
+              <w:spacing w:before="0" w:after="0" w:line="259" w:lineRule="auto"/>
+              <w:jc w:val="left"/>
+            </w:pPr>
+            <w:r>
+              <w:rPr>
+                <w:rFonts w:ascii="Calibri" w:hAnsi="Calibri" w:cs="Calibri"/>
+                <w:color w:val="000000"/>
+                <w:sz w:val="16"/>
+                <w:szCs w:val="16"/>
+              </w:rPr>
+              <w:t xml:space="preserve">Alerta correcta en el 84% de 44 fotos</w:t>
+            </w:r>
+          </w:p>
+        </w:tc>
+        <w:tc>
+          <w:tcPr>
+            <w:tcW w:w="1418" w:type="dxa"/>
+          </w:tcPr>
+          <w:p>
+            <w:pPr>
+              <w:spacing w:before="0" w:after="0" w:line="259" w:lineRule="auto"/>
+              <w:jc w:val="left"/>
+            </w:pPr>
+            <w:r>
+              <w:rPr>
+                <w:rFonts w:ascii="Calibri" w:hAnsi="Calibri" w:cs="Calibri"/>
+                <w:color w:val="000000"/>
+                <w:sz w:val="16"/>
+                <w:szCs w:val="16"/>
+              </w:rPr>
+              <w:t xml:space="preserve">Completado</w:t>
+            </w:r>
+          </w:p>
+        </w:tc>
+        <w:tc>
+          <w:tcPr>
+            <w:tcW w:w="850" w:type="dxa"/>
+          </w:tcPr>
+          <w:p>
+            <w:pPr>
+              <w:spacing w:before="0" w:after="0" w:line="259" w:lineRule="auto"/>
+              <w:jc w:val="left"/>
+            </w:pPr>
+            <w:r>
+              <w:rPr>
+                <w:rFonts w:ascii="Calibri" w:hAnsi="Calibri" w:cs="Calibri"/>
+                <w:color w:val="000000"/>
+                <w:sz w:val="16"/>
+                <w:szCs w:val="16"/>
+              </w:rPr>
+              <w:t xml:space="preserve">-</w:t>
+            </w:r>
+          </w:p>
+        </w:tc>
+      </w:tr>
+      <w:tr>
+        <w:trPr>
+          <w:cantSplit/>
+        </w:trPr>
+        <w:tc>
+          <w:tcPr>
+            <w:tcW w:w="1328" w:type="dxa"/>
+          </w:tcPr>
+          <w:p>
+            <w:pPr>
+              <w:spacing w:before="0" w:after="0" w:line="259" w:lineRule="auto"/>
+              <w:jc w:val="left"/>
+            </w:pPr>
+            <w:r>
+              <w:rPr>
+                <w:rFonts w:ascii="Calibri" w:hAnsi="Calibri" w:cs="Calibri"/>
+                <w:color w:val="000000"/>
+                <w:sz w:val="16"/>
+                <w:szCs w:val="16"/>
+              </w:rPr>
+              <w:t xml:space="preserve">C2. Evaluar y gestionar proyectos</w:t>
+            </w:r>
+          </w:p>
+        </w:tc>
+        <w:tc>
+          <w:tcPr>
+            <w:tcW w:w="1077" w:type="dxa"/>
+          </w:tcPr>
+          <w:p>
+            <w:pPr>
+              <w:spacing w:before="0" w:after="0" w:line="259" w:lineRule="auto"/>
+              <w:jc w:val="left"/>
+            </w:pPr>
+            <w:r>
+              <w:rPr>
+                <w:rFonts w:ascii="Calibri" w:hAnsi="Calibri" w:cs="Calibri"/>
+                <w:color w:val="000000"/>
+                <w:sz w:val="16"/>
+                <w:szCs w:val="16"/>
+              </w:rPr>
+              <w:t xml:space="preserve">README completo</w:t>
+            </w:r>
+          </w:p>
+        </w:tc>
+        <w:tc>
+          <w:tcPr>
+            <w:tcW w:w="1276" w:type="dxa"/>
+          </w:tcPr>
+          <w:p>
+            <w:pPr>
+              <w:spacing w:before="0" w:after="0" w:line="259" w:lineRule="auto"/>
+              <w:jc w:val="left"/>
+            </w:pPr>
+            <w:r>
+              <w:rPr>
+                <w:rFonts w:ascii="Calibri" w:hAnsi="Calibri" w:cs="Calibri"/>
+                <w:color w:val="000000"/>
+                <w:sz w:val="16"/>
+                <w:szCs w:val="16"/>
+              </w:rPr>
+              <w:t xml:space="preserve">README.md</w:t>
+            </w:r>
+          </w:p>
+        </w:tc>
+        <w:tc>
+          <w:tcPr>
+            <w:tcW w:w="1276" w:type="dxa"/>
+          </w:tcPr>
+          <w:p>
+            <w:pPr>
+              <w:spacing w:before="0" w:after="0" w:line="259" w:lineRule="auto"/>
+              <w:jc w:val="left"/>
+            </w:pPr>
+            <w:r>
+              <w:rPr>
+                <w:rFonts w:ascii="Calibri" w:hAnsi="Calibri" w:cs="Calibri"/>
+                <w:color w:val="000000"/>
+                <w:sz w:val="16"/>
+                <w:szCs w:val="16"/>
+              </w:rPr>
+              <w:t xml:space="preserve">20-10</w:t>
+            </w:r>
+          </w:p>
+        </w:tc>
+        <w:tc>
+          <w:tcPr>
+            <w:tcW w:w="1275" w:type="dxa"/>
+          </w:tcPr>
+          <w:p>
+            <w:pPr>
+              <w:spacing w:before="0" w:after="0" w:line="259" w:lineRule="auto"/>
+              <w:jc w:val="left"/>
+            </w:pPr>
+            <w:r>
+              <w:rPr>
+                <w:rFonts w:ascii="Calibri" w:hAnsi="Calibri" w:cs="Calibri"/>
+                <w:color w:val="000000"/>
+                <w:sz w:val="16"/>
+                <w:szCs w:val="16"/>
+              </w:rPr>
+              <w:t xml:space="preserve">Francisco</w:t>
+            </w:r>
+          </w:p>
+        </w:tc>
+        <w:tc>
+          <w:tcPr>
+            <w:tcW w:w="1276" w:type="dxa"/>
+          </w:tcPr>
+          <w:p>
+            <w:pPr>
+              <w:spacing w:before="0" w:after="0" w:line="259" w:lineRule="auto"/>
+              <w:jc w:val="left"/>
+            </w:pPr>
+            <w:r>
+              <w:rPr>
+                <w:rFonts w:ascii="Calibri" w:hAnsi="Calibri" w:cs="Calibri"/>
+                <w:color w:val="000000"/>
+                <w:sz w:val="16"/>
+                <w:szCs w:val="16"/>
+              </w:rPr>
+              <w:t xml:space="preserve">Ejemplo reproducible</w:t>
+            </w:r>
+          </w:p>
+        </w:tc>
+        <w:tc>
+          <w:tcPr>
+            <w:tcW w:w="1418" w:type="dxa"/>
+          </w:tcPr>
+          <w:p>
+            <w:pPr>
+              <w:spacing w:before="0" w:after="0" w:line="259" w:lineRule="auto"/>
+              <w:jc w:val="left"/>
+            </w:pPr>
+            <w:r>
+              <w:rPr>
+                <w:rFonts w:ascii="Calibri" w:hAnsi="Calibri" w:cs="Calibri"/>
+                <w:color w:val="000000"/>
+                <w:sz w:val="16"/>
+                <w:szCs w:val="16"/>
+              </w:rPr>
+              <w:t xml:space="preserve">Completado</w:t>
+            </w:r>
+          </w:p>
+        </w:tc>
+        <w:tc>
+          <w:tcPr>
+            <w:tcW w:w="850" w:type="dxa"/>
+          </w:tcPr>
+          <w:p>
+            <w:pPr>
+              <w:spacing w:before="0" w:after="0" w:line="259" w:lineRule="auto"/>
+              <w:jc w:val="left"/>
+            </w:pPr>
+            <w:r>
+              <w:rPr>
+                <w:rFonts w:ascii="Calibri" w:hAnsi="Calibri" w:cs="Calibri"/>
+                <w:color w:val="000000"/>
+                <w:sz w:val="16"/>
+                <w:szCs w:val="16"/>
+              </w:rPr>
+              <w:t xml:space="preserve">-</w:t>
+            </w:r>
+          </w:p>
+        </w:tc>
+      </w:tr>
+      <w:tr>
+        <w:trPr>
+          <w:cantSplit/>
+        </w:trPr>
+        <w:tc>
+          <w:tcPr>
+            <w:tcW w:w="1328" w:type="dxa"/>
+          </w:tcPr>
+          <w:p>
+            <w:pPr>
+              <w:spacing w:before="0" w:after="0" w:line="259" w:lineRule="auto"/>
+              <w:jc w:val="left"/>
+            </w:pPr>
+            <w:r>
+              <w:rPr>
+                <w:rFonts w:ascii="Calibri" w:hAnsi="Calibri" w:cs="Calibri"/>
+                <w:color w:val="000000"/>
+                <w:sz w:val="16"/>
+                <w:szCs w:val="16"/>
+              </w:rPr>
+              <w:t xml:space="preserve">C2. Evaluar y gestionar proyectos</w:t>
+            </w:r>
+          </w:p>
+        </w:tc>
+        <w:tc>
+          <w:tcPr>
+            <w:tcW w:w="1077" w:type="dxa"/>
+          </w:tcPr>
+          <w:p>
+            <w:pPr>
+              <w:spacing w:before="0" w:after="0" w:line="259" w:lineRule="auto"/>
+              <w:jc w:val="left"/>
+            </w:pPr>
+            <w:r>
+              <w:rPr>
+                <w:rFonts w:ascii="Calibri" w:hAnsi="Calibri" w:cs="Calibri"/>
+                <w:color w:val="000000"/>
+                <w:sz w:val="16"/>
+                <w:szCs w:val="16"/>
+              </w:rPr>
+              <w:t xml:space="preserve">Video de demostración (5 a 10 min)</w:t>
+            </w:r>
+          </w:p>
+        </w:tc>
+        <w:tc>
+          <w:tcPr>
+            <w:tcW w:w="1276" w:type="dxa"/>
+          </w:tcPr>
+          <w:p>
+            <w:pPr>
+              <w:spacing w:before="0" w:after="0" w:line="259" w:lineRule="auto"/>
+              <w:jc w:val="left"/>
+            </w:pPr>
+            <w:r>
+              <w:rPr>
+                <w:rFonts w:ascii="Calibri" w:hAnsi="Calibri" w:cs="Calibri"/>
+                <w:color w:val="000000"/>
+                <w:sz w:val="16"/>
+                <w:szCs w:val="16"/>
+              </w:rPr>
+              <w:t xml:space="preserve">App web, fotos sin SKU-110K</w:t>
+            </w:r>
+          </w:p>
+        </w:tc>
+        <w:tc>
+          <w:tcPr>
+            <w:tcW w:w="1276" w:type="dxa"/>
+          </w:tcPr>
+          <w:p>
+            <w:pPr>
+              <w:spacing w:before="0" w:after="0" w:line="259" w:lineRule="auto"/>
+              <w:jc w:val="left"/>
+            </w:pPr>
+            <w:r>
+              <w:rPr>
+                <w:rFonts w:ascii="Calibri" w:hAnsi="Calibri" w:cs="Calibri"/>
+                <w:color w:val="000000"/>
+                <w:sz w:val="16"/>
+                <w:szCs w:val="16"/>
+              </w:rPr>
+              <w:t xml:space="preserve">21-10</w:t>
+            </w:r>
+          </w:p>
+        </w:tc>
+        <w:tc>
+          <w:tcPr>
+            <w:tcW w:w="1275" w:type="dxa"/>
+          </w:tcPr>
+          <w:p>
+            <w:pPr>
+              <w:spacing w:before="0" w:after="0" w:line="259" w:lineRule="auto"/>
+              <w:jc w:val="left"/>
+            </w:pPr>
+            <w:r>
+              <w:rPr>
+                <w:rFonts w:ascii="Calibri" w:hAnsi="Calibri" w:cs="Calibri"/>
+                <w:color w:val="000000"/>
+                <w:sz w:val="16"/>
+                <w:szCs w:val="16"/>
+              </w:rPr>
+              <w:t xml:space="preserve">Nicko</w:t>
+            </w:r>
+          </w:p>
+        </w:tc>
+        <w:tc>
+          <w:tcPr>
+            <w:tcW w:w="1276" w:type="dxa"/>
+          </w:tcPr>
+          <w:p>
+            <w:pPr>
+              <w:spacing w:before="0" w:after="0" w:line="259" w:lineRule="auto"/>
+              <w:jc w:val="left"/>
+            </w:pPr>
+            <w:r>
+              <w:rPr>
+                <w:rFonts w:ascii="Calibri" w:hAnsi="Calibri" w:cs="Calibri"/>
+                <w:color w:val="000000"/>
+                <w:sz w:val="16"/>
+                <w:szCs w:val="16"/>
+              </w:rPr>
+              <w:t xml:space="preserve">Entrega 21-10</w:t>
+            </w:r>
+          </w:p>
+        </w:tc>
+        <w:tc>
+          <w:tcPr>
+            <w:tcW w:w="1418" w:type="dxa"/>
+          </w:tcPr>
+          <w:p>
+            <w:pPr>
+              <w:spacing w:before="0" w:after="0" w:line="259" w:lineRule="auto"/>
+              <w:jc w:val="left"/>
+            </w:pPr>
+            <w:r>
+              <w:rPr>
+                <w:rFonts w:ascii="Calibri" w:hAnsi="Calibri" w:cs="Calibri"/>
+                <w:color w:val="000000"/>
+                <w:sz w:val="16"/>
+                <w:szCs w:val="16"/>
+              </w:rPr>
+              <w:t xml:space="preserve">No iniciado</w:t>
+            </w:r>
+          </w:p>
+        </w:tc>
+        <w:tc>
+          <w:tcPr>
+            <w:tcW w:w="850" w:type="dxa"/>
+          </w:tcPr>
+          <w:p>
+            <w:pPr>
+              <w:spacing w:before="0" w:after="0" w:line="259" w:lineRule="auto"/>
+              <w:jc w:val="left"/>
+            </w:pPr>
+            <w:r>
+              <w:rPr>
+                <w:rFonts w:ascii="Calibri" w:hAnsi="Calibri" w:cs="Calibri"/>
+                <w:color w:val="000000"/>
+                <w:sz w:val="16"/>
+                <w:szCs w:val="16"/>
+              </w:rPr>
+              <w:t xml:space="preserve">Reasignado de Francisco</w:t>
+            </w:r>
+          </w:p>
+        </w:tc>
+      </w:tr>
+      <w:tr>
+        <w:trPr>
+          <w:cantSplit/>
+        </w:trPr>
+        <w:tc>
+          <w:tcPr>
+            <w:tcW w:w="1328" w:type="dxa"/>
+          </w:tcPr>
+          <w:p>
+            <w:pPr>
+              <w:spacing w:before="0" w:after="0" w:line="259" w:lineRule="auto"/>
+              <w:jc w:val="left"/>
+            </w:pPr>
+            <w:r>
+              <w:rPr>
+                <w:rFonts w:ascii="Calibri" w:hAnsi="Calibri" w:cs="Calibri"/>
+                <w:color w:val="000000"/>
+                <w:sz w:val="16"/>
+                <w:szCs w:val="16"/>
+              </w:rPr>
+              <w:t xml:space="preserve">C2. Evaluar y gestionar proyectos</w:t>
+            </w:r>
+          </w:p>
+        </w:tc>
+        <w:tc>
+          <w:tcPr>
+            <w:tcW w:w="1077" w:type="dxa"/>
+          </w:tcPr>
+          <w:p>
+            <w:pPr>
+              <w:spacing w:before="0" w:after="0" w:line="259" w:lineRule="auto"/>
+              <w:jc w:val="left"/>
+            </w:pPr>
+            <w:r>
+              <w:rPr>
+                <w:rFonts w:ascii="Calibri" w:hAnsi="Calibri" w:cs="Calibri"/>
+                <w:color w:val="000000"/>
+                <w:sz w:val="16"/>
+                <w:szCs w:val="16"/>
+              </w:rPr>
+              <w:t xml:space="preserve">Evidencias de avance (diario 2.1 y guía 2.4)</w:t>
+            </w:r>
+          </w:p>
+        </w:tc>
+        <w:tc>
+          <w:tcPr>
+            <w:tcW w:w="1276" w:type="dxa"/>
+          </w:tcPr>
+          <w:p>
+            <w:pPr>
+              <w:spacing w:before="0" w:after="0" w:line="259" w:lineRule="auto"/>
+              <w:jc w:val="left"/>
+            </w:pPr>
+            <w:r>
+              <w:rPr>
+                <w:rFonts w:ascii="Calibri" w:hAnsi="Calibri" w:cs="Calibri"/>
+                <w:color w:val="000000"/>
+                <w:sz w:val="16"/>
+                <w:szCs w:val="16"/>
+              </w:rPr>
+              <w:t xml:space="preserve">Plantillas del curso</w:t>
+            </w:r>
+          </w:p>
+        </w:tc>
+        <w:tc>
+          <w:tcPr>
+            <w:tcW w:w="1276" w:type="dxa"/>
+          </w:tcPr>
+          <w:p>
+            <w:pPr>
+              <w:spacing w:before="0" w:after="0" w:line="259" w:lineRule="auto"/>
+              <w:jc w:val="left"/>
+            </w:pPr>
+            <w:r>
+              <w:rPr>
+                <w:rFonts w:ascii="Calibri" w:hAnsi="Calibri" w:cs="Calibri"/>
+                <w:color w:val="000000"/>
+                <w:sz w:val="16"/>
+                <w:szCs w:val="16"/>
+              </w:rPr>
+              <w:t xml:space="preserve">20-10 al 26-10</w:t>
+            </w:r>
+          </w:p>
+        </w:tc>
+        <w:tc>
+          <w:tcPr>
+            <w:tcW w:w="1275" w:type="dxa"/>
+          </w:tcPr>
+          <w:p>
+            <w:pPr>
+              <w:spacing w:before="0" w:after="0" w:line="259" w:lineRule="auto"/>
+              <w:jc w:val="left"/>
+            </w:pPr>
+            <w:r>
+              <w:rPr>
+                <w:rFonts w:ascii="Calibri" w:hAnsi="Calibri" w:cs="Calibri"/>
+                <w:color w:val="000000"/>
+                <w:sz w:val="16"/>
+                <w:szCs w:val="16"/>
+              </w:rPr>
+              <w:t xml:space="preserve">Mariana</w:t>
+            </w:r>
+          </w:p>
+        </w:tc>
+        <w:tc>
+          <w:tcPr>
+            <w:tcW w:w="1276" w:type="dxa"/>
+          </w:tcPr>
+          <w:p>
+            <w:pPr>
+              <w:spacing w:before="0" w:after="0" w:line="259" w:lineRule="auto"/>
+              <w:jc w:val="left"/>
+            </w:pPr>
+            <w:r>
+              <w:rPr>
+                <w:rFonts w:ascii="Calibri" w:hAnsi="Calibri" w:cs="Calibri"/>
+                <w:color w:val="000000"/>
+                <w:sz w:val="16"/>
+                <w:szCs w:val="16"/>
+              </w:rPr>
+              <w:t xml:space="preserve">Entrega 26-10</w:t>
+            </w:r>
+          </w:p>
+        </w:tc>
+        <w:tc>
+          <w:tcPr>
+            <w:tcW w:w="1418" w:type="dxa"/>
+          </w:tcPr>
+          <w:p>
+            <w:pPr>
+              <w:spacing w:before="0" w:after="0" w:line="259" w:lineRule="auto"/>
+              <w:jc w:val="left"/>
+            </w:pPr>
+            <w:r>
+              <w:rPr>
+                <w:rFonts w:ascii="Calibri" w:hAnsi="Calibri" w:cs="Calibri"/>
+                <w:color w:val="000000"/>
+                <w:sz w:val="16"/>
+                <w:szCs w:val="16"/>
+              </w:rPr>
+              <w:t xml:space="preserve">En curso</w:t>
+            </w:r>
+          </w:p>
+        </w:tc>
+        <w:tc>
+          <w:tcPr>
+            <w:tcW w:w="850" w:type="dxa"/>
+          </w:tcPr>
+          <w:p>
+            <w:pPr>
+              <w:spacing w:before="0" w:after="0" w:line="259" w:lineRule="auto"/>
+              <w:jc w:val="left"/>
+            </w:pPr>
+            <w:r>
+              <w:rPr>
+                <w:rFonts w:ascii="Calibri" w:hAnsi="Calibri" w:cs="Calibri"/>
+                <w:color w:val="000000"/>
+                <w:sz w:val="16"/>
+                <w:szCs w:val="16"/>
+              </w:rPr>
+              <w:t xml:space="preserve">-</w:t>
+            </w:r>
+          </w:p>
+        </w:tc>
+      </w:tr>
+      <w:tr>
+        <w:trPr>
+          <w:cantSplit/>
+        </w:trPr>
+        <w:tc>
+          <w:tcPr>
+            <w:tcW w:w="1328" w:type="dxa"/>
+          </w:tcPr>
+          <w:p>
+            <w:pPr>
+              <w:spacing w:before="0" w:after="0" w:line="259" w:lineRule="auto"/>
+              <w:jc w:val="left"/>
+            </w:pPr>
+            <w:r>
+              <w:rPr>
+                <w:rFonts w:ascii="Calibri" w:hAnsi="Calibri" w:cs="Calibri"/>
+                <w:color w:val="000000"/>
+                <w:sz w:val="16"/>
+                <w:szCs w:val="16"/>
+              </w:rPr>
+              <w:t xml:space="preserve">C2. Evaluar y gestionar proyectos</w:t>
+            </w:r>
+          </w:p>
+        </w:tc>
+        <w:tc>
+          <w:tcPr>
+            <w:tcW w:w="1077" w:type="dxa"/>
+          </w:tcPr>
+          <w:p>
+            <w:pPr>
+              <w:spacing w:before="0" w:after="0" w:line="259" w:lineRule="auto"/>
+              <w:jc w:val="left"/>
+            </w:pPr>
+            <w:r>
+              <w:rPr>
+                <w:rFonts w:ascii="Calibri" w:hAnsi="Calibri" w:cs="Calibri"/>
+                <w:color w:val="000000"/>
+                <w:sz w:val="16"/>
+                <w:szCs w:val="16"/>
+              </w:rPr>
+              <w:t xml:space="preserve">Feria de informática</w:t>
+            </w:r>
+          </w:p>
+        </w:tc>
+        <w:tc>
+          <w:tcPr>
+            <w:tcW w:w="1276" w:type="dxa"/>
+          </w:tcPr>
+          <w:p>
+            <w:pPr>
+              <w:spacing w:before="0" w:after="0" w:line="259" w:lineRule="auto"/>
+              <w:jc w:val="left"/>
+            </w:pPr>
+            <w:r>
+              <w:rPr>
+                <w:rFonts w:ascii="Calibri" w:hAnsi="Calibri" w:cs="Calibri"/>
+                <w:color w:val="000000"/>
+                <w:sz w:val="16"/>
+                <w:szCs w:val="16"/>
+              </w:rPr>
+              <w:t xml:space="preserve">-</w:t>
+            </w:r>
+          </w:p>
+        </w:tc>
+        <w:tc>
+          <w:tcPr>
+            <w:tcW w:w="1276" w:type="dxa"/>
+          </w:tcPr>
+          <w:p>
+            <w:pPr>
+              <w:spacing w:before="0" w:after="0" w:line="259" w:lineRule="auto"/>
+              <w:jc w:val="left"/>
+            </w:pPr>
+            <w:r>
+              <w:rPr>
+                <w:rFonts w:ascii="Calibri" w:hAnsi="Calibri" w:cs="Calibri"/>
+                <w:color w:val="000000"/>
+                <w:sz w:val="16"/>
+                <w:szCs w:val="16"/>
+              </w:rPr>
+              <w:t xml:space="preserve">Semana del 26-10</w:t>
+            </w:r>
+          </w:p>
+        </w:tc>
+        <w:tc>
+          <w:tcPr>
+            <w:tcW w:w="1275" w:type="dxa"/>
+          </w:tcPr>
+          <w:p>
+            <w:pPr>
+              <w:spacing w:before="0" w:after="0" w:line="259" w:lineRule="auto"/>
+              <w:jc w:val="left"/>
+            </w:pPr>
+            <w:r>
+              <w:rPr>
+                <w:rFonts w:ascii="Calibri" w:hAnsi="Calibri" w:cs="Calibri"/>
+                <w:color w:val="000000"/>
+                <w:sz w:val="16"/>
+                <w:szCs w:val="16"/>
+              </w:rPr>
+              <w:t xml:space="preserve">Nicko</w:t>
+            </w:r>
+          </w:p>
+        </w:tc>
+        <w:tc>
+          <w:tcPr>
+            <w:tcW w:w="1276" w:type="dxa"/>
+          </w:tcPr>
+          <w:p>
+            <w:pPr>
+              <w:spacing w:before="0" w:after="0" w:line="259" w:lineRule="auto"/>
+              <w:jc w:val="left"/>
+            </w:pPr>
+            <w:r>
+              <w:rPr>
+                <w:rFonts w:ascii="Calibri" w:hAnsi="Calibri" w:cs="Calibri"/>
+                <w:color w:val="000000"/>
+                <w:sz w:val="16"/>
+                <w:szCs w:val="16"/>
+              </w:rPr>
+              <w:t xml:space="preserve">Día y hora por informar</w:t>
+            </w:r>
+          </w:p>
+        </w:tc>
+        <w:tc>
+          <w:tcPr>
+            <w:tcW w:w="1418" w:type="dxa"/>
+          </w:tcPr>
+          <w:p>
+            <w:pPr>
+              <w:spacing w:before="0" w:after="0" w:line="259" w:lineRule="auto"/>
+              <w:jc w:val="left"/>
+            </w:pPr>
+            <w:r>
+              <w:rPr>
+                <w:rFonts w:ascii="Calibri" w:hAnsi="Calibri" w:cs="Calibri"/>
+                <w:color w:val="000000"/>
+                <w:sz w:val="16"/>
+                <w:szCs w:val="16"/>
+              </w:rPr>
+              <w:t xml:space="preserve">No iniciado</w:t>
+            </w:r>
+          </w:p>
+        </w:tc>
+        <w:tc>
+          <w:tcPr>
+            <w:tcW w:w="850" w:type="dxa"/>
+          </w:tcPr>
+          <w:p>
+            <w:pPr>
+              <w:spacing w:before="0" w:after="0" w:line="259" w:lineRule="auto"/>
+              <w:jc w:val="left"/>
+            </w:pPr>
+            <w:r>
+              <w:rPr>
+                <w:rFonts w:ascii="Calibri" w:hAnsi="Calibri" w:cs="Calibri"/>
+                <w:color w:val="000000"/>
+                <w:sz w:val="16"/>
+                <w:szCs w:val="16"/>
+              </w:rPr>
+              <w:t xml:space="preserve">-</w:t>
+            </w:r>
+          </w:p>
+        </w:tc>
+      </w:tr>
+      <w:tr>
+        <w:tc>
+          <w:tcPr>
+            <w:tcW w:w="9776" w:type="dxa"/>
+            <w:gridSpan w:val="8"/>
+          </w:tcPr>
+          <w:p>
+            <w:pPr>
+              <w:spacing w:before="0" w:after="0" w:line="259" w:lineRule="auto"/>
+              <w:jc w:val="left"/>
+            </w:pPr>
+            <w:r>
+              <w:rPr>
+                <w:rFonts w:ascii="Calibri" w:hAnsi="Calibri" w:cs="Calibri"/>
+                <w:color w:val="000000"/>
+                <w:sz w:val="16"/>
+                <w:szCs w:val="16"/>
+              </w:rPr>
+              <w:t xml:space="preserve">Competencias del perfil de egreso: C1 = diseñar y generar soluciones de software innovadoras y de calidad, aplicando su ciclo de vida; C2 = evaluar y gestionar proyectos de su área durante todo su ciclo de vida; C3 = diseñar y adaptar los procesos de ingeniería de requisitos. Fuente: Carta Gantt de la Fase 2 (Anexos/Gestion/Carta Gantt Fase 2.xlsx), corte 20-10-2026.</w:t>
             </w:r>
           </w:p>
         </w:tc>
@@ -2361,25 +6366,7 @@
                 <w:sz w:val="28"/>
                 <w:szCs w:val="28"/>
               </w:rPr>
-              <w:t>3</w:t>
-            </w:r>
-            <w:r>
-              <w:rPr>
-                <w:b/>
-                <w:color w:val="1F3864" w:themeColor="accent1" w:themeShade="80"/>
-                <w:sz w:val="28"/>
-                <w:szCs w:val="28"/>
-              </w:rPr>
-              <w:t xml:space="preserve">. </w:t>
-            </w:r>
-            <w:r>
-              <w:rPr>
-                <w:b/>
-                <w:color w:val="1F3864" w:themeColor="accent1" w:themeShade="80"/>
-                <w:sz w:val="28"/>
-                <w:szCs w:val="28"/>
-              </w:rPr>
-              <w:t xml:space="preserve">Ajustes a partir del monitoreo </w:t>
+              <w:t xml:space="preserve">3. Ajustes a partir del monitoreo </w:t>
             </w:r>
           </w:p>
         </w:tc>
@@ -2408,56 +6395,7 @@
                 <w:rFonts w:ascii="Calibri" w:hAnsi="Calibri"/>
                 <w:color w:val="1F3864" w:themeColor="accent1" w:themeShade="80"/>
               </w:rPr>
-              <w:t>Profundiza en las observaciones de tu plan de trabajo</w:t>
-            </w:r>
-            <w:r>
-              <w:rPr>
-                <w:rFonts w:ascii="Calibri" w:hAnsi="Calibri"/>
-                <w:color w:val="1F3864" w:themeColor="accent1" w:themeShade="80"/>
-              </w:rPr>
-              <w:t xml:space="preserve">. Analiza las actividades planificadas y señala </w:t>
-            </w:r>
-            <w:r>
-              <w:rPr>
-                <w:rFonts w:ascii="Calibri" w:hAnsi="Calibri"/>
-                <w:color w:val="1F3864" w:themeColor="accent1" w:themeShade="80"/>
-              </w:rPr>
-              <w:t xml:space="preserve">qué </w:t>
-            </w:r>
-            <w:r>
-              <w:rPr>
-                <w:rFonts w:ascii="Calibri" w:hAnsi="Calibri"/>
-                <w:color w:val="1F3864" w:themeColor="accent1" w:themeShade="80"/>
-              </w:rPr>
-              <w:t xml:space="preserve">aspectos facilitaron u </w:t>
-            </w:r>
-            <w:r>
-              <w:rPr>
-                <w:rFonts w:ascii="Calibri" w:hAnsi="Calibri"/>
-                <w:color w:val="1F3864" w:themeColor="accent1" w:themeShade="80"/>
-              </w:rPr>
-              <w:t>obst</w:t>
-            </w:r>
-            <w:r>
-              <w:rPr>
-                <w:rFonts w:ascii="Calibri" w:hAnsi="Calibri"/>
-                <w:color w:val="1F3864" w:themeColor="accent1" w:themeShade="80"/>
-              </w:rPr>
-              <w:t xml:space="preserve">aculizaron la ejecución del plan. Plantea </w:t>
-            </w:r>
-            <w:r>
-              <w:rPr>
-                <w:rFonts w:ascii="Calibri" w:hAnsi="Calibri"/>
-                <w:color w:val="1F3864" w:themeColor="accent1" w:themeShade="80"/>
-              </w:rPr>
-              <w:t>cómo abordaste y/o abordarás</w:t>
-            </w:r>
-            <w:r>
-              <w:rPr>
-                <w:rFonts w:ascii="Calibri" w:hAnsi="Calibri"/>
-                <w:color w:val="1F3864" w:themeColor="accent1" w:themeShade="80"/>
-              </w:rPr>
-              <w:t xml:space="preserve"> los obstáculos. Por último, señala los ajustes que realizaste al plan de trabajo a partir de este análisis.</w:t>
+              <w:t xml:space="preserve">Profundiza en las observaciones de tu plan de trabajo. Analiza las actividades planificadas y señala qué aspectos facilitaron u obstaculizaron la ejecución del plan. Plantea cómo abordaste y/o abordarás los obstáculos. Por último, señala los ajustes que realizaste al plan de trabajo a partir de este análisis.</w:t>
             </w:r>
           </w:p>
         </w:tc>
@@ -2477,7 +6415,6 @@
     <w:tbl>
       <w:tblPr>
         <w:tblStyle w:val="Tablaconcuadrcula"/>
-        <w:tblpPr w:leftFromText="180" w:rightFromText="180" w:vertAnchor="text" w:horzAnchor="margin" w:tblpX="-572" w:tblpY="1"/>
         <w:tblW w:w="5590" w:type="pct"/>
         <w:tblBorders>
           <w:top w:val="single" w:sz="4" w:space="0" w:color="BFBFBF" w:themeColor="background1" w:themeShade="BF"/>
@@ -2493,9 +6430,7 @@
         <w:gridCol w:w="9496"/>
       </w:tblGrid>
       <w:tr>
-        <w:trPr>
-          <w:trHeight w:val="1936"/>
-        </w:trPr>
+        <w:trPr/>
         <w:tc>
           <w:tcPr>
             <w:tcW w:w="5000" w:type="pct"/>
@@ -2503,197 +6438,299 @@
           </w:tcPr>
           <w:p>
             <w:pPr>
+              <w:spacing w:after="120"/>
               <w:jc w:val="both"/>
-              <w:rPr>
-                <w:rFonts w:ascii="Calibri" w:hAnsi="Calibri" w:cs="Arial"/>
-                <w:i/>
-                <w:iCs/>
-                <w:color w:val="548DD4"/>
-                <w:sz w:val="20"/>
-                <w:szCs w:val="20"/>
-                <w:lang w:eastAsia="es-CL"/>
-              </w:rPr>
-            </w:pPr>
-            <w:r>
-              <w:rPr>
+            </w:pPr>
+            <w:r>
+              <w:rPr>
+                <w:b/>
                 <w:rFonts w:ascii="Calibri" w:hAnsi="Calibri"/>
                 <w:color w:val="1F3864" w:themeColor="accent1" w:themeShade="80"/>
               </w:rPr>
-              <w:t>Factores que han f</w:t>
-            </w:r>
-            <w:r>
-              <w:rPr>
-                <w:rFonts w:ascii="Calibri" w:hAnsi="Calibri"/>
-                <w:color w:val="1F3864" w:themeColor="accent1" w:themeShade="80"/>
-              </w:rPr>
-              <w:t>acilita</w:t>
-            </w:r>
-            <w:r>
-              <w:rPr>
-                <w:rFonts w:ascii="Calibri" w:hAnsi="Calibri"/>
-                <w:color w:val="1F3864" w:themeColor="accent1" w:themeShade="80"/>
-              </w:rPr>
-              <w:t>do y/o</w:t>
-            </w:r>
-            <w:r>
-              <w:rPr>
-                <w:rFonts w:ascii="Calibri" w:hAnsi="Calibri"/>
-                <w:color w:val="1F3864" w:themeColor="accent1" w:themeShade="80"/>
-              </w:rPr>
-              <w:t xml:space="preserve"> </w:t>
-            </w:r>
-            <w:r>
-              <w:rPr>
-                <w:rFonts w:ascii="Calibri" w:hAnsi="Calibri"/>
-                <w:color w:val="1F3864" w:themeColor="accent1" w:themeShade="80"/>
-              </w:rPr>
-              <w:t>dificultado el desarrollo de mi plan de trabajo</w:t>
-            </w:r>
-            <w:r>
-              <w:rPr>
-                <w:rFonts w:ascii="Calibri" w:hAnsi="Calibri" w:cs="Arial"/>
-                <w:color w:val="548DD4"/>
-                <w:sz w:val="20"/>
-                <w:szCs w:val="20"/>
-                <w:lang w:eastAsia="es-CL"/>
-              </w:rPr>
-              <w:t xml:space="preserve">: </w:t>
-            </w:r>
-            <w:r>
-              <w:rPr>
-                <w:rFonts w:ascii="Calibri" w:hAnsi="Calibri" w:cs="Arial"/>
-                <w:i/>
-                <w:iCs/>
-                <w:color w:val="548DD4"/>
-                <w:sz w:val="20"/>
-                <w:szCs w:val="20"/>
-                <w:lang w:eastAsia="es-CL"/>
-              </w:rPr>
-              <w:t>Describe los factores que han facilitado y</w:t>
-            </w:r>
-            <w:r>
-              <w:rPr>
-                <w:rFonts w:ascii="Calibri" w:hAnsi="Calibri" w:cs="Arial"/>
-                <w:i/>
-                <w:iCs/>
-                <w:color w:val="548DD4"/>
-                <w:sz w:val="20"/>
-                <w:szCs w:val="20"/>
-                <w:lang w:eastAsia="es-CL"/>
-              </w:rPr>
-              <w:t>/o</w:t>
-            </w:r>
-            <w:r>
-              <w:rPr>
-                <w:rFonts w:ascii="Calibri" w:hAnsi="Calibri" w:cs="Arial"/>
-                <w:i/>
-                <w:iCs/>
-                <w:color w:val="548DD4"/>
-                <w:sz w:val="20"/>
-                <w:szCs w:val="20"/>
-                <w:lang w:eastAsia="es-CL"/>
-              </w:rPr>
-              <w:t xml:space="preserve"> dificultado el desarrollo de tu Proyecto APT hasta ahora. En el caso de las dificultades</w:t>
-            </w:r>
-            <w:r>
-              <w:rPr>
-                <w:rFonts w:ascii="Calibri" w:hAnsi="Calibri" w:cs="Arial"/>
-                <w:i/>
-                <w:iCs/>
-                <w:color w:val="548DD4"/>
-                <w:sz w:val="20"/>
-                <w:szCs w:val="20"/>
-                <w:lang w:eastAsia="es-CL"/>
-              </w:rPr>
-              <w:t xml:space="preserve"> debes describir</w:t>
-            </w:r>
-            <w:r>
-              <w:rPr>
-                <w:rFonts w:ascii="Calibri" w:hAnsi="Calibri" w:cs="Arial"/>
-                <w:i/>
-                <w:iCs/>
-                <w:color w:val="548DD4"/>
-                <w:sz w:val="20"/>
-                <w:szCs w:val="20"/>
-                <w:lang w:eastAsia="es-CL"/>
-              </w:rPr>
-              <w:t xml:space="preserve"> qué acciones tomaste y/o tomarás para </w:t>
-            </w:r>
-            <w:r>
-              <w:rPr>
-                <w:rFonts w:ascii="Calibri" w:hAnsi="Calibri" w:cs="Arial"/>
-                <w:i/>
-                <w:iCs/>
-                <w:color w:val="548DD4"/>
-                <w:sz w:val="20"/>
-                <w:szCs w:val="20"/>
-                <w:lang w:eastAsia="es-CL"/>
-              </w:rPr>
-              <w:t xml:space="preserve">solucionarlas. </w:t>
-            </w:r>
-            <w:r>
-              <w:rPr>
-                <w:rFonts w:ascii="Calibri" w:hAnsi="Calibri"/>
+              <w:t xml:space="preserve">Factores que han facilitado y/o dificultado el desarrollo de mi plan de trabajo</w:t>
+            </w:r>
+          </w:p>
+          <w:p>
+            <w:pPr>
+              <w:spacing w:before="0" w:after="80" w:line="259" w:lineRule="auto"/>
+              <w:jc w:val="both"/>
+            </w:pPr>
+            <w:r>
+              <w:rPr>
+                <w:rFonts w:ascii="Calibri" w:hAnsi="Calibri" w:cs="Calibri"/>
                 <w:b/>
-                <w:color w:val="1F3864" w:themeColor="accent1" w:themeShade="80"/>
-              </w:rPr>
-              <w:t xml:space="preserve"> </w:t>
-            </w:r>
-          </w:p>
-          <w:p>
-            <w:pPr>
-              <w:rPr>
-                <w:rFonts w:ascii="Calibri" w:hAnsi="Calibri"/>
-                <w:color w:val="1F3864" w:themeColor="accent1" w:themeShade="80"/>
-              </w:rPr>
-            </w:pPr>
-          </w:p>
-          <w:p>
-            <w:pPr>
-              <w:rPr>
-                <w:rFonts w:ascii="Calibri" w:hAnsi="Calibri"/>
-                <w:color w:val="1F3864" w:themeColor="accent1" w:themeShade="80"/>
-              </w:rPr>
-            </w:pPr>
-          </w:p>
-          <w:p>
-            <w:pPr>
+                <w:color w:val="000000"/>
+                <w:sz w:val="22"/>
+                <w:szCs w:val="22"/>
+              </w:rPr>
+              <w:t xml:space="preserve">Facilitadores:</w:t>
+            </w:r>
+          </w:p>
+          <w:p>
+            <w:pPr>
+              <w:numPr>
+                <w:ilvl w:val="0"/>
+                <w:numId w:val="90"/>
+              </w:numPr>
+              <w:spacing w:before="0" w:after="80" w:line="259" w:lineRule="auto"/>
               <w:jc w:val="both"/>
-              <w:rPr>
-                <w:rFonts w:ascii="Calibri" w:hAnsi="Calibri" w:cs="Arial"/>
-                <w:i/>
-                <w:color w:val="548DD4"/>
-                <w:sz w:val="20"/>
-                <w:szCs w:val="20"/>
-                <w:lang w:eastAsia="es-CL"/>
-              </w:rPr>
-            </w:pPr>
-          </w:p>
-          <w:p>
-            <w:pPr>
+            </w:pPr>
+            <w:r>
+              <w:rPr>
+                <w:rFonts w:ascii="Calibri" w:hAnsi="Calibri" w:cs="Calibri"/>
+                <w:color w:val="000000"/>
+                <w:sz w:val="22"/>
+                <w:szCs w:val="22"/>
+              </w:rPr>
+              <w:t xml:space="preserve">Datasets públicos con licencia académica: SKU-110K para entrenar el detector y SHARD, que anota las repisas, para medir la segmentación sin etiquetar a mano.</w:t>
+            </w:r>
+          </w:p>
+          <w:p>
+            <w:pPr>
+              <w:numPr>
+                <w:ilvl w:val="0"/>
+                <w:numId w:val="90"/>
+              </w:numPr>
+              <w:spacing w:before="0" w:after="80" w:line="259" w:lineRule="auto"/>
               <w:jc w:val="both"/>
-              <w:rPr>
-                <w:rFonts w:ascii="Calibri" w:hAnsi="Calibri" w:cs="Arial"/>
-                <w:i/>
-                <w:color w:val="548DD4"/>
-                <w:sz w:val="20"/>
-                <w:szCs w:val="20"/>
-                <w:lang w:eastAsia="es-CL"/>
-              </w:rPr>
-            </w:pPr>
-          </w:p>
-          <w:p>
-            <w:pPr>
+            </w:pPr>
+            <w:r>
+              <w:rPr>
+                <w:rFonts w:ascii="Calibri" w:hAnsi="Calibri" w:cs="Calibri"/>
+                <w:color w:val="000000"/>
+                <w:sz w:val="22"/>
+                <w:szCs w:val="22"/>
+              </w:rPr>
+              <w:t xml:space="preserve">La integración continua detecta errores antes de que lleguen a la rama principal.</w:t>
+            </w:r>
+          </w:p>
+          <w:p>
+            <w:pPr>
+              <w:numPr>
+                <w:ilvl w:val="0"/>
+                <w:numId w:val="90"/>
+              </w:numPr>
+              <w:spacing w:before="0" w:after="80" w:line="259" w:lineRule="auto"/>
               <w:jc w:val="both"/>
-              <w:rPr>
-                <w:rFonts w:ascii="Calibri" w:hAnsi="Calibri" w:cs="Arial"/>
-                <w:i/>
-                <w:color w:val="548DD4"/>
-                <w:sz w:val="20"/>
-                <w:szCs w:val="20"/>
-                <w:lang w:eastAsia="es-CL"/>
-              </w:rPr>
-            </w:pPr>
+            </w:pPr>
+            <w:r>
+              <w:rPr>
+                <w:rFonts w:ascii="Calibri" w:hAnsi="Calibri" w:cs="Calibri"/>
+                <w:color w:val="000000"/>
+                <w:sz w:val="22"/>
+                <w:szCs w:val="22"/>
+              </w:rPr>
+              <w:t xml:space="preserve">Asistentes de programación con reglas compartidas (CLAUDE.md) y una bitácora común (PROGRESS.md).</w:t>
+            </w:r>
+          </w:p>
+          <w:p>
+            <w:pPr>
+              <w:numPr>
+                <w:ilvl w:val="0"/>
+                <w:numId w:val="90"/>
+              </w:numPr>
+              <w:spacing w:before="0" w:after="80" w:line="259" w:lineRule="auto"/>
+              <w:jc w:val="both"/>
+            </w:pPr>
+            <w:r>
+              <w:rPr>
+                <w:rFonts w:ascii="Calibri" w:hAnsi="Calibri" w:cs="Calibri"/>
+                <w:color w:val="000000"/>
+                <w:sz w:val="22"/>
+                <w:szCs w:val="22"/>
+              </w:rPr>
+              <w:t xml:space="preserve">Las reuniones con Walmart (03-09, 16-09 y 30-09) dejaron criterios claros; por ejemplo, que cualquier criterio del equipo es válido si se justifica ante el negocio.</w:t>
+            </w:r>
+          </w:p>
+          <w:p>
+            <w:pPr>
+              <w:spacing w:before="0" w:after="80" w:line="259" w:lineRule="auto"/>
+              <w:jc w:val="both"/>
+            </w:pPr>
+            <w:r>
+              <w:rPr>
+                <w:rFonts w:ascii="Calibri" w:hAnsi="Calibri" w:cs="Calibri"/>
+                <w:b/>
+                <w:color w:val="000000"/>
+                <w:sz w:val="22"/>
+                <w:szCs w:val="22"/>
+              </w:rPr>
+              <w:t xml:space="preserve">Dificultades y acciones:</w:t>
+            </w:r>
+          </w:p>
+          <w:p>
+            <w:pPr>
+              <w:numPr>
+                <w:ilvl w:val="0"/>
+                <w:numId w:val="90"/>
+              </w:numPr>
+              <w:spacing w:before="0" w:after="80" w:line="259" w:lineRule="auto"/>
+              <w:jc w:val="both"/>
+            </w:pPr>
+            <w:r>
+              <w:rPr>
+                <w:rFonts w:ascii="Calibri" w:hAnsi="Calibri" w:cs="Calibri"/>
+                <w:b/>
+                <w:color w:val="000000"/>
+                <w:sz w:val="22"/>
+                <w:szCs w:val="22"/>
+              </w:rPr>
+              <w:t xml:space="preserve">Walmart no comparte imágenes de sus cámaras ni su dataset de evaluación.</w:t>
+            </w:r>
+            <w:r>
+              <w:rPr>
+                <w:rFonts w:ascii="Calibri" w:hAnsi="Calibri" w:cs="Calibri"/>
+                <w:color w:val="000000"/>
+                <w:sz w:val="22"/>
+                <w:szCs w:val="22"/>
+              </w:rPr>
+              <w:t xml:space="preserve"> Acción: se usan datasets públicos parecidos (SHARD, Kaggle, Roboflow), se generan vistas oblicuas sintéticas y se propone que Walmart ejecute el sistema (imagen Docker) en sus instalaciones y entregue solo las métricas.</w:t>
+            </w:r>
+          </w:p>
+          <w:p>
+            <w:pPr>
+              <w:numPr>
+                <w:ilvl w:val="0"/>
+                <w:numId w:val="90"/>
+              </w:numPr>
+              <w:spacing w:before="0" w:after="80" w:line="259" w:lineRule="auto"/>
+              <w:jc w:val="both"/>
+            </w:pPr>
+            <w:r>
+              <w:rPr>
+                <w:rFonts w:ascii="Calibri" w:hAnsi="Calibri" w:cs="Calibri"/>
+                <w:b/>
+                <w:color w:val="000000"/>
+                <w:sz w:val="22"/>
+                <w:szCs w:val="22"/>
+              </w:rPr>
+              <w:t xml:space="preserve">La licencia de SKU-110K prohíbe mostrar o modificar sus fotos.</w:t>
+            </w:r>
+            <w:r>
+              <w:rPr>
+                <w:rFonts w:ascii="Calibri" w:hAnsi="Calibri" w:cs="Calibri"/>
+                <w:color w:val="000000"/>
+                <w:sz w:val="22"/>
+                <w:szCs w:val="22"/>
+              </w:rPr>
+              <w:t xml:space="preserve"> Acción: se usa solo para entrenar y medir; las demos y el análisis de casos usan otros datasets.</w:t>
+            </w:r>
+          </w:p>
+          <w:p>
+            <w:pPr>
+              <w:numPr>
+                <w:ilvl w:val="0"/>
+                <w:numId w:val="90"/>
+              </w:numPr>
+              <w:spacing w:before="0" w:after="80" w:line="259" w:lineRule="auto"/>
+              <w:jc w:val="both"/>
+            </w:pPr>
+            <w:r>
+              <w:rPr>
+                <w:rFonts w:ascii="Calibri" w:hAnsi="Calibri" w:cs="Calibri"/>
+                <w:b/>
+                <w:color w:val="000000"/>
+                <w:sz w:val="22"/>
+                <w:szCs w:val="22"/>
+              </w:rPr>
+              <w:t xml:space="preserve">Cambios de alcance durante el semestre</w:t>
+            </w:r>
+            <w:r>
+              <w:rPr>
+                <w:rFonts w:ascii="Calibri" w:hAnsi="Calibri" w:cs="Calibri"/>
+                <w:color w:val="000000"/>
+                <w:sz w:val="22"/>
+                <w:szCs w:val="22"/>
+              </w:rPr>
+              <w:t xml:space="preserve"> (región de interés automática y alerta por góndola completa). Acción: se registran en docs/curso.md y PROGRESS.md y se implementan como tareas separadas.</w:t>
+            </w:r>
+          </w:p>
+          <w:p>
+            <w:pPr>
+              <w:numPr>
+                <w:ilvl w:val="0"/>
+                <w:numId w:val="90"/>
+              </w:numPr>
+              <w:spacing w:before="0" w:after="80" w:line="259" w:lineRule="auto"/>
+              <w:jc w:val="both"/>
+            </w:pPr>
+            <w:r>
+              <w:rPr>
+                <w:rFonts w:ascii="Calibri" w:hAnsi="Calibri" w:cs="Calibri"/>
+                <w:b/>
+                <w:color w:val="000000"/>
+                <w:sz w:val="22"/>
+                <w:szCs w:val="22"/>
+              </w:rPr>
+              <w:t xml:space="preserve">Entrenamiento en Windows con una GPU de 8 GB.</w:t>
+            </w:r>
+            <w:r>
+              <w:rPr>
+                <w:rFonts w:ascii="Calibri" w:hAnsi="Calibri" w:cs="Calibri"/>
+                <w:color w:val="000000"/>
+                <w:sz w:val="22"/>
+                <w:szCs w:val="22"/>
+              </w:rPr>
+              <w:t xml:space="preserve"> Acción: se ajustó la configuración del entrenamiento para que corra en esa GPU.</w:t>
+            </w:r>
+          </w:p>
+          <w:p>
+            <w:pPr>
+              <w:numPr>
+                <w:ilvl w:val="0"/>
+                <w:numId w:val="90"/>
+              </w:numPr>
+              <w:spacing w:before="0" w:after="80" w:line="259" w:lineRule="auto"/>
+              <w:jc w:val="both"/>
+            </w:pPr>
+            <w:r>
+              <w:rPr>
+                <w:rFonts w:ascii="Calibri" w:hAnsi="Calibri" w:cs="Calibri"/>
+                <w:b/>
+                <w:color w:val="000000"/>
+                <w:sz w:val="22"/>
+                <w:szCs w:val="22"/>
+              </w:rPr>
+              <w:t xml:space="preserve">Servidor del CITT sin instrucciones de instalación.</w:t>
+            </w:r>
+            <w:r>
+              <w:rPr>
+                <w:rFonts w:ascii="Calibri" w:hAnsi="Calibri" w:cs="Calibri"/>
+                <w:color w:val="000000"/>
+                <w:sz w:val="22"/>
+                <w:szCs w:val="22"/>
+              </w:rPr>
+              <w:t xml:space="preserve"> Acción: la imagen Docker queda lista para instalarla cuando lleguen.</w:t>
+            </w:r>
+          </w:p>
+          <w:p>
+            <w:pPr>
+              <w:numPr>
+                <w:ilvl w:val="0"/>
+                <w:numId w:val="90"/>
+              </w:numPr>
+              <w:spacing w:before="0" w:after="80" w:line="259" w:lineRule="auto"/>
+              <w:jc w:val="both"/>
+            </w:pPr>
+            <w:r>
+              <w:rPr>
+                <w:rFonts w:ascii="Calibri" w:hAnsi="Calibri" w:cs="Calibri"/>
+                <w:b/>
+                <w:color w:val="000000"/>
+                <w:sz w:val="22"/>
+                <w:szCs w:val="22"/>
+              </w:rPr>
+              <w:t xml:space="preserve">Trabajo concentrado en un integrante</w:t>
+            </w:r>
+            <w:r>
+              <w:rPr>
+                <w:rFonts w:ascii="Calibri" w:hAnsi="Calibri" w:cs="Calibri"/>
+                <w:color w:val="000000"/>
+                <w:sz w:val="22"/>
+                <w:szCs w:val="22"/>
+              </w:rPr>
+              <w:t xml:space="preserve"> (36 de 40 Pull Requests). Acción: cada integrante abre los Pull Requests de sus tareas y revisa los de otro (plan de mejoras, M9).</w:t>
+            </w:r>
           </w:p>
         </w:tc>
       </w:tr>
@@ -2712,7 +6749,6 @@
     <w:tbl>
       <w:tblPr>
         <w:tblStyle w:val="Tablaconcuadrcula"/>
-        <w:tblpPr w:leftFromText="180" w:rightFromText="180" w:vertAnchor="text" w:horzAnchor="margin" w:tblpX="-572" w:tblpY="107"/>
         <w:tblW w:w="5588" w:type="pct"/>
         <w:tblBorders>
           <w:top w:val="single" w:sz="4" w:space="0" w:color="BFBFBF" w:themeColor="background1" w:themeShade="BF"/>
@@ -2728,9 +6764,7 @@
         <w:gridCol w:w="9493"/>
       </w:tblGrid>
       <w:tr>
-        <w:trPr>
-          <w:trHeight w:val="1936"/>
-        </w:trPr>
+        <w:trPr/>
         <w:tc>
           <w:tcPr>
             <w:tcW w:w="5000" w:type="pct"/>
@@ -2738,228 +6772,191 @@
           </w:tcPr>
           <w:p>
             <w:pPr>
+              <w:spacing w:after="120"/>
               <w:jc w:val="both"/>
-              <w:rPr>
-                <w:rFonts w:ascii="Calibri" w:hAnsi="Calibri" w:cs="Arial"/>
-                <w:i/>
-                <w:color w:val="548DD4"/>
-                <w:sz w:val="20"/>
-                <w:szCs w:val="20"/>
-                <w:lang w:eastAsia="es-CL"/>
-              </w:rPr>
-            </w:pPr>
-            <w:r>
-              <w:rPr>
+            </w:pPr>
+            <w:r>
+              <w:rPr>
+                <w:b/>
                 <w:rFonts w:ascii="Calibri" w:hAnsi="Calibri"/>
                 <w:color w:val="1F3864" w:themeColor="accent1" w:themeShade="80"/>
               </w:rPr>
-              <w:lastRenderedPageBreak/>
               <w:t xml:space="preserve">Actividades ajustadas o eliminadas: </w:t>
             </w:r>
-            <w:r>
-              <w:rPr>
-                <w:rFonts w:ascii="Calibri" w:hAnsi="Calibri" w:cs="Arial"/>
-                <w:i/>
-                <w:color w:val="548DD4"/>
-                <w:sz w:val="20"/>
-                <w:szCs w:val="20"/>
-                <w:lang w:eastAsia="es-CL"/>
-              </w:rPr>
-              <w:t>Señalar los ajustes</w:t>
-            </w:r>
-            <w:r>
-              <w:rPr>
-                <w:rFonts w:ascii="Calibri" w:hAnsi="Calibri" w:cs="Arial"/>
-                <w:i/>
-                <w:color w:val="548DD4"/>
-                <w:sz w:val="20"/>
-                <w:szCs w:val="20"/>
-                <w:lang w:eastAsia="es-CL"/>
-              </w:rPr>
-              <w:t xml:space="preserve"> que realizaste a tu plan de trabajo o </w:t>
-            </w:r>
-            <w:r>
-              <w:rPr>
-                <w:rFonts w:ascii="Calibri" w:hAnsi="Calibri" w:cs="Arial"/>
-                <w:i/>
-                <w:color w:val="548DD4"/>
-                <w:sz w:val="20"/>
-                <w:szCs w:val="20"/>
-                <w:lang w:eastAsia="es-CL"/>
-              </w:rPr>
-              <w:t>actividades que</w:t>
-            </w:r>
-            <w:r>
-              <w:rPr>
-                <w:rFonts w:ascii="Calibri" w:hAnsi="Calibri" w:cs="Arial"/>
-                <w:i/>
-                <w:color w:val="548DD4"/>
-                <w:sz w:val="20"/>
-                <w:szCs w:val="20"/>
-                <w:lang w:eastAsia="es-CL"/>
-              </w:rPr>
-              <w:t xml:space="preserve"> eliminaste</w:t>
-            </w:r>
-            <w:r>
-              <w:rPr>
-                <w:rFonts w:ascii="Calibri" w:hAnsi="Calibri" w:cs="Arial"/>
-                <w:i/>
-                <w:color w:val="548DD4"/>
-                <w:sz w:val="20"/>
-                <w:szCs w:val="20"/>
-                <w:lang w:eastAsia="es-CL"/>
-              </w:rPr>
-              <w:t xml:space="preserve"> y</w:t>
-            </w:r>
-            <w:r>
-              <w:rPr>
-                <w:rFonts w:ascii="Calibri" w:hAnsi="Calibri" w:cs="Arial"/>
-                <w:i/>
-                <w:color w:val="548DD4"/>
-                <w:sz w:val="20"/>
-                <w:szCs w:val="20"/>
-                <w:lang w:eastAsia="es-CL"/>
-              </w:rPr>
-              <w:t>,</w:t>
-            </w:r>
-            <w:r>
-              <w:rPr>
-                <w:rFonts w:ascii="Calibri" w:hAnsi="Calibri" w:cs="Arial"/>
-                <w:i/>
-                <w:color w:val="548DD4"/>
-                <w:sz w:val="20"/>
-                <w:szCs w:val="20"/>
-                <w:lang w:eastAsia="es-CL"/>
-              </w:rPr>
-              <w:t xml:space="preserve"> justifica por</w:t>
-            </w:r>
-            <w:r>
-              <w:rPr>
-                <w:rFonts w:ascii="Calibri" w:hAnsi="Calibri" w:cs="Arial"/>
-                <w:i/>
-                <w:color w:val="548DD4"/>
-                <w:sz w:val="20"/>
-                <w:szCs w:val="20"/>
-                <w:lang w:eastAsia="es-CL"/>
-              </w:rPr>
-              <w:t xml:space="preserve"> </w:t>
-            </w:r>
-            <w:r>
-              <w:rPr>
-                <w:rFonts w:ascii="Calibri" w:hAnsi="Calibri" w:cs="Arial"/>
-                <w:i/>
-                <w:color w:val="548DD4"/>
-                <w:sz w:val="20"/>
-                <w:szCs w:val="20"/>
-                <w:lang w:eastAsia="es-CL"/>
-              </w:rPr>
-              <w:t xml:space="preserve">qué lo hiciste. </w:t>
-            </w:r>
-            <w:r>
-              <w:t xml:space="preserve"> </w:t>
-            </w:r>
-            <w:r>
-              <w:rPr>
-                <w:rFonts w:ascii="Calibri" w:hAnsi="Calibri" w:cs="Arial"/>
-                <w:i/>
-                <w:color w:val="548DD4"/>
-                <w:sz w:val="20"/>
-                <w:szCs w:val="20"/>
-                <w:lang w:eastAsia="es-CL"/>
-              </w:rPr>
-              <w:t>En el caso de que tu plan de trabajo no haya requerido ni requiera ajustes, justifica esta decisión a partir de los facilitadores que te han permitido desarrollarlo como fue planeado.</w:t>
-            </w:r>
-          </w:p>
-          <w:p>
-            <w:pPr>
+          </w:p>
+          <w:p>
+            <w:pPr>
+              <w:numPr>
+                <w:ilvl w:val="0"/>
+                <w:numId w:val="90"/>
+              </w:numPr>
+              <w:spacing w:before="0" w:after="80" w:line="259" w:lineRule="auto"/>
               <w:jc w:val="both"/>
-              <w:rPr>
-                <w:rFonts w:ascii="Calibri" w:hAnsi="Calibri" w:cs="Arial"/>
-                <w:i/>
-                <w:color w:val="548DD4"/>
-                <w:sz w:val="20"/>
-                <w:szCs w:val="20"/>
-                <w:lang w:eastAsia="es-CL"/>
-              </w:rPr>
-            </w:pPr>
-          </w:p>
-          <w:p>
-            <w:pPr>
+            </w:pPr>
+            <w:r>
+              <w:rPr>
+                <w:rFonts w:ascii="Calibri" w:hAnsi="Calibri" w:cs="Calibri"/>
+                <w:b/>
+                <w:color w:val="000000"/>
+                <w:sz w:val="22"/>
+                <w:szCs w:val="22"/>
+              </w:rPr>
+              <w:t xml:space="preserve">Entrenar un modelo que reconozca espacios vacíos:</w:t>
+            </w:r>
+            <w:r>
+              <w:rPr>
+                <w:rFonts w:ascii="Calibri" w:hAnsi="Calibri" w:cs="Calibri"/>
+                <w:color w:val="000000"/>
+                <w:sz w:val="22"/>
+                <w:szCs w:val="22"/>
+              </w:rPr>
+              <w:t xml:space="preserve"> reemplazada por el detector de productos con segmentación clásica, por los datasets disponibles y para tener un modelo explicable.</w:t>
+            </w:r>
+          </w:p>
+          <w:p>
+            <w:pPr>
+              <w:numPr>
+                <w:ilvl w:val="0"/>
+                <w:numId w:val="90"/>
+              </w:numPr>
+              <w:spacing w:before="0" w:after="80" w:line="259" w:lineRule="auto"/>
               <w:jc w:val="both"/>
-              <w:rPr>
-                <w:rFonts w:ascii="Calibri" w:hAnsi="Calibri" w:cs="Arial"/>
-                <w:i/>
-                <w:color w:val="C00000"/>
-                <w:sz w:val="20"/>
-                <w:szCs w:val="20"/>
-                <w:lang w:eastAsia="es-CL"/>
-              </w:rPr>
-            </w:pPr>
-          </w:p>
-          <w:p>
-            <w:pPr>
+            </w:pPr>
+            <w:r>
+              <w:rPr>
+                <w:rFonts w:ascii="Calibri" w:hAnsi="Calibri" w:cs="Calibri"/>
+                <w:b/>
+                <w:color w:val="000000"/>
+                <w:sz w:val="22"/>
+                <w:szCs w:val="22"/>
+              </w:rPr>
+              <w:t xml:space="preserve">Dashboard en React y API REST con JWT:</w:t>
+            </w:r>
+            <w:r>
+              <w:rPr>
+                <w:rFonts w:ascii="Calibri" w:hAnsi="Calibri" w:cs="Calibri"/>
+                <w:color w:val="000000"/>
+                <w:sz w:val="22"/>
+                <w:szCs w:val="22"/>
+              </w:rPr>
+              <w:t xml:space="preserve"> reemplazada por la aplicación Django con sesiones, para no duplicar trabajo en una interfaz que Walmart considera opcional.</w:t>
+            </w:r>
+          </w:p>
+          <w:p>
+            <w:pPr>
+              <w:numPr>
+                <w:ilvl w:val="0"/>
+                <w:numId w:val="90"/>
+              </w:numPr>
+              <w:spacing w:before="0" w:after="80" w:line="259" w:lineRule="auto"/>
               <w:jc w:val="both"/>
-              <w:rPr>
-                <w:rFonts w:ascii="Calibri" w:hAnsi="Calibri" w:cs="Arial"/>
-                <w:i/>
-                <w:color w:val="548DD4"/>
-                <w:sz w:val="20"/>
-                <w:szCs w:val="20"/>
-                <w:lang w:eastAsia="es-CL"/>
-              </w:rPr>
-            </w:pPr>
-          </w:p>
-          <w:p>
-            <w:pPr>
+            </w:pPr>
+            <w:r>
+              <w:rPr>
+                <w:rFonts w:ascii="Calibri" w:hAnsi="Calibri" w:cs="Calibri"/>
+                <w:b/>
+                <w:color w:val="000000"/>
+                <w:sz w:val="22"/>
+                <w:szCs w:val="22"/>
+              </w:rPr>
+              <w:t xml:space="preserve">Editor manual de la región de interés:</w:t>
+            </w:r>
+            <w:r>
+              <w:rPr>
+                <w:rFonts w:ascii="Calibri" w:hAnsi="Calibri" w:cs="Calibri"/>
+                <w:color w:val="000000"/>
+                <w:sz w:val="22"/>
+                <w:szCs w:val="22"/>
+              </w:rPr>
+              <w:t xml:space="preserve"> eliminada, porque el sistema segmenta la góndola automáticamente.</w:t>
+            </w:r>
+          </w:p>
+          <w:p>
+            <w:pPr>
+              <w:numPr>
+                <w:ilvl w:val="0"/>
+                <w:numId w:val="90"/>
+              </w:numPr>
+              <w:spacing w:before="0" w:after="80" w:line="259" w:lineRule="auto"/>
               <w:jc w:val="both"/>
-              <w:rPr>
-                <w:rFonts w:ascii="Calibri" w:hAnsi="Calibri" w:cs="Arial"/>
-                <w:i/>
-                <w:color w:val="548DD4"/>
-                <w:sz w:val="20"/>
-                <w:szCs w:val="20"/>
-                <w:lang w:eastAsia="es-CL"/>
-              </w:rPr>
-            </w:pPr>
-          </w:p>
-          <w:p>
-            <w:pPr>
+            </w:pPr>
+            <w:r>
+              <w:rPr>
+                <w:rFonts w:ascii="Calibri" w:hAnsi="Calibri" w:cs="Calibri"/>
+                <w:b/>
+                <w:color w:val="000000"/>
+                <w:sz w:val="22"/>
+                <w:szCs w:val="22"/>
+              </w:rPr>
+              <w:t xml:space="preserve">Alerta por repisa:</w:t>
+            </w:r>
+            <w:r>
+              <w:rPr>
+                <w:rFonts w:ascii="Calibri" w:hAnsi="Calibri" w:cs="Calibri"/>
+                <w:color w:val="000000"/>
+                <w:sz w:val="22"/>
+                <w:szCs w:val="22"/>
+              </w:rPr>
+              <w:t xml:space="preserve"> ajustada a la góndola completa, por pedido del profesor (19-10).</w:t>
+            </w:r>
+          </w:p>
+          <w:p>
+            <w:pPr>
+              <w:numPr>
+                <w:ilvl w:val="0"/>
+                <w:numId w:val="90"/>
+              </w:numPr>
+              <w:spacing w:before="0" w:after="80" w:line="259" w:lineRule="auto"/>
               <w:jc w:val="both"/>
-              <w:rPr>
-                <w:rFonts w:ascii="Calibri" w:hAnsi="Calibri" w:cs="Arial"/>
-                <w:i/>
-                <w:color w:val="548DD4"/>
-                <w:sz w:val="20"/>
-                <w:szCs w:val="20"/>
-                <w:lang w:eastAsia="es-CL"/>
-              </w:rPr>
-            </w:pPr>
-          </w:p>
-          <w:p>
-            <w:pPr>
+            </w:pPr>
+            <w:r>
+              <w:rPr>
+                <w:rFonts w:ascii="Calibri" w:hAnsi="Calibri" w:cs="Calibri"/>
+                <w:b/>
+                <w:color w:val="000000"/>
+                <w:sz w:val="22"/>
+                <w:szCs w:val="22"/>
+              </w:rPr>
+              <w:t xml:space="preserve">Pruebas contra el dataset de evaluación de Walmart:</w:t>
+            </w:r>
+            <w:r>
+              <w:rPr>
+                <w:rFonts w:ascii="Calibri" w:hAnsi="Calibri" w:cs="Calibri"/>
+                <w:color w:val="000000"/>
+                <w:sz w:val="22"/>
+                <w:szCs w:val="22"/>
+              </w:rPr>
+              <w:t xml:space="preserve"> ajustadas a que Walmart ejecute el sistema en sus instalaciones y entregue solo las métricas, porque sus imágenes no salen de la empresa (modalidad por confirmar).</w:t>
+            </w:r>
+          </w:p>
+          <w:p>
+            <w:pPr>
+              <w:numPr>
+                <w:ilvl w:val="0"/>
+                <w:numId w:val="90"/>
+              </w:numPr>
+              <w:spacing w:before="0" w:after="80" w:line="259" w:lineRule="auto"/>
               <w:jc w:val="both"/>
-              <w:rPr>
-                <w:rFonts w:ascii="Calibri" w:hAnsi="Calibri" w:cs="Arial"/>
-                <w:i/>
-                <w:color w:val="548DD4"/>
-                <w:sz w:val="20"/>
-                <w:szCs w:val="20"/>
-                <w:lang w:eastAsia="es-CL"/>
-              </w:rPr>
-            </w:pPr>
-          </w:p>
-          <w:p>
-            <w:pPr>
-              <w:jc w:val="both"/>
-              <w:rPr>
-                <w:rFonts w:ascii="Calibri" w:hAnsi="Calibri" w:cs="Arial"/>
-                <w:i/>
-                <w:color w:val="548DD4"/>
-                <w:sz w:val="20"/>
-                <w:szCs w:val="20"/>
-                <w:lang w:eastAsia="es-CL"/>
-              </w:rPr>
-            </w:pPr>
+            </w:pPr>
+            <w:r>
+              <w:rPr>
+                <w:rFonts w:ascii="Calibri" w:hAnsi="Calibri" w:cs="Calibri"/>
+                <w:b/>
+                <w:color w:val="000000"/>
+                <w:sz w:val="22"/>
+                <w:szCs w:val="22"/>
+              </w:rPr>
+              <w:t xml:space="preserve">Base de datos:</w:t>
+            </w:r>
+            <w:r>
+              <w:rPr>
+                <w:rFonts w:ascii="Calibri" w:hAnsi="Calibri" w:cs="Calibri"/>
+                <w:color w:val="000000"/>
+                <w:sz w:val="22"/>
+                <w:szCs w:val="22"/>
+              </w:rPr>
+              <w:t xml:space="preserve"> planificada en septiembre como diseño aparte; se hizo el 18 y 19 de octubre junto con la aplicación web, con los modelos y migraciones de Django.</w:t>
+            </w:r>
           </w:p>
         </w:tc>
       </w:tr>
@@ -3011,9 +7008,7 @@
         <w:gridCol w:w="9498"/>
       </w:tblGrid>
       <w:tr>
-        <w:trPr>
-          <w:trHeight w:val="1966"/>
-        </w:trPr>
+        <w:trPr/>
         <w:tc>
           <w:tcPr>
             <w:tcW w:w="5000" w:type="pct"/>
@@ -3021,273 +7016,231 @@
           </w:tcPr>
           <w:p>
             <w:pPr>
+              <w:spacing w:after="120"/>
               <w:jc w:val="both"/>
-              <w:rPr>
-                <w:rFonts w:ascii="Calibri" w:hAnsi="Calibri" w:cs="Arial"/>
-                <w:i/>
-                <w:color w:val="548DD4"/>
-                <w:sz w:val="20"/>
-                <w:szCs w:val="20"/>
-                <w:lang w:eastAsia="es-CL"/>
-              </w:rPr>
-            </w:pPr>
-            <w:r>
-              <w:rPr>
+            </w:pPr>
+            <w:r>
+              <w:rPr>
+                <w:b/>
                 <w:rFonts w:ascii="Calibri" w:hAnsi="Calibri"/>
                 <w:color w:val="1F3864" w:themeColor="accent1" w:themeShade="80"/>
               </w:rPr>
               <w:t>Actividades que no has iniciado o están retrasadas:</w:t>
             </w:r>
-            <w:r>
-              <w:rPr>
-                <w:rFonts w:ascii="Calibri" w:hAnsi="Calibri" w:cs="Arial"/>
-                <w:i/>
-                <w:color w:val="548DD4"/>
-                <w:sz w:val="20"/>
-                <w:szCs w:val="20"/>
-                <w:lang w:eastAsia="es-CL"/>
-              </w:rPr>
-              <w:t xml:space="preserve"> </w:t>
-            </w:r>
-            <w:r>
-              <w:rPr>
-                <w:rFonts w:ascii="Calibri" w:hAnsi="Calibri" w:cs="Arial"/>
-                <w:i/>
-                <w:color w:val="548DD4"/>
-                <w:sz w:val="20"/>
-                <w:szCs w:val="20"/>
-                <w:lang w:eastAsia="es-CL"/>
-              </w:rPr>
-              <w:t>En caso</w:t>
-            </w:r>
-            <w:r>
-              <w:rPr>
-                <w:rFonts w:ascii="Calibri" w:hAnsi="Calibri" w:cs="Arial"/>
-                <w:i/>
-                <w:color w:val="548DD4"/>
-                <w:sz w:val="20"/>
-                <w:szCs w:val="20"/>
-                <w:lang w:eastAsia="es-CL"/>
-              </w:rPr>
-              <w:t xml:space="preserve"> de</w:t>
-            </w:r>
-            <w:r>
-              <w:rPr>
-                <w:rFonts w:ascii="Calibri" w:hAnsi="Calibri" w:cs="Arial"/>
-                <w:i/>
-                <w:color w:val="548DD4"/>
-                <w:sz w:val="20"/>
-                <w:szCs w:val="20"/>
-                <w:lang w:eastAsia="es-CL"/>
-              </w:rPr>
-              <w:t xml:space="preserve"> que </w:t>
-            </w:r>
-            <w:r>
-              <w:rPr>
-                <w:rFonts w:ascii="Calibri" w:hAnsi="Calibri" w:cs="Arial"/>
+          </w:p>
+          <w:p>
+            <w:pPr>
+              <w:numPr>
+                <w:ilvl w:val="0"/>
+                <w:numId w:val="90"/>
+              </w:numPr>
+              <w:spacing w:before="0" w:after="80" w:line="259" w:lineRule="auto"/>
+              <w:jc w:val="both"/>
+            </w:pPr>
+            <w:r>
+              <w:rPr>
+                <w:rFonts w:ascii="Calibri" w:hAnsi="Calibri" w:cs="Calibri"/>
                 <w:b/>
-                <w:i/>
-                <w:color w:val="548DD4"/>
-                <w:sz w:val="20"/>
-                <w:szCs w:val="20"/>
-                <w:lang w:eastAsia="es-CL"/>
-              </w:rPr>
-              <w:t>no ha</w:t>
-            </w:r>
-            <w:r>
-              <w:rPr>
-                <w:rFonts w:ascii="Calibri" w:hAnsi="Calibri" w:cs="Arial"/>
+                <w:color w:val="000000"/>
+                <w:sz w:val="22"/>
+                <w:szCs w:val="22"/>
+              </w:rPr>
+              <w:t xml:space="preserve">Plan de mejoras de la Fase 1</w:t>
+            </w:r>
+            <w:r>
+              <w:rPr>
+                <w:rFonts w:ascii="Calibri" w:hAnsi="Calibri" w:cs="Calibri"/>
+                <w:color w:val="000000"/>
+                <w:sz w:val="22"/>
+                <w:szCs w:val="22"/>
+              </w:rPr>
+              <w:t xml:space="preserve"> (plazo 09-10): terminado el 20-10. Sus diez mejoras se siguen en docs/plan-de-mejoras.md.</w:t>
+            </w:r>
+          </w:p>
+          <w:p>
+            <w:pPr>
+              <w:numPr>
+                <w:ilvl w:val="0"/>
+                <w:numId w:val="90"/>
+              </w:numPr>
+              <w:spacing w:before="0" w:after="80" w:line="259" w:lineRule="auto"/>
+              <w:jc w:val="both"/>
+            </w:pPr>
+            <w:r>
+              <w:rPr>
+                <w:rFonts w:ascii="Calibri" w:hAnsi="Calibri" w:cs="Calibri"/>
                 <w:b/>
-                <w:i/>
-                <w:color w:val="548DD4"/>
-                <w:sz w:val="20"/>
-                <w:szCs w:val="20"/>
-                <w:lang w:eastAsia="es-CL"/>
-              </w:rPr>
-              <w:t>yas</w:t>
-            </w:r>
-            <w:r>
-              <w:rPr>
-                <w:rFonts w:ascii="Calibri" w:hAnsi="Calibri" w:cs="Arial"/>
+                <w:color w:val="000000"/>
+                <w:sz w:val="22"/>
+                <w:szCs w:val="22"/>
+              </w:rPr>
+              <w:t xml:space="preserve">Login y CRUD</w:t>
+            </w:r>
+            <w:r>
+              <w:rPr>
+                <w:rFonts w:ascii="Calibri" w:hAnsi="Calibri" w:cs="Calibri"/>
+                <w:color w:val="000000"/>
+                <w:sz w:val="22"/>
+                <w:szCs w:val="22"/>
+              </w:rPr>
+              <w:t xml:space="preserve"> (pedidos para la semana 8): terminados el 19-10, con atraso.</w:t>
+            </w:r>
+          </w:p>
+          <w:p>
+            <w:pPr>
+              <w:numPr>
+                <w:ilvl w:val="0"/>
+                <w:numId w:val="90"/>
+              </w:numPr>
+              <w:spacing w:before="0" w:after="80" w:line="259" w:lineRule="auto"/>
+              <w:jc w:val="both"/>
+            </w:pPr>
+            <w:r>
+              <w:rPr>
+                <w:rFonts w:ascii="Calibri" w:hAnsi="Calibri" w:cs="Calibri"/>
                 <w:b/>
-                <w:i/>
-                <w:color w:val="548DD4"/>
-                <w:sz w:val="20"/>
-                <w:szCs w:val="20"/>
-                <w:lang w:eastAsia="es-CL"/>
-              </w:rPr>
-              <w:t xml:space="preserve"> iniciado actividades o est</w:t>
-            </w:r>
-            <w:r>
-              <w:rPr>
-                <w:rFonts w:ascii="Calibri" w:hAnsi="Calibri" w:cs="Arial"/>
+                <w:color w:val="000000"/>
+                <w:sz w:val="22"/>
+                <w:szCs w:val="22"/>
+              </w:rPr>
+              <w:t xml:space="preserve">Semana del 12 al 16 de octubre sin avances de código.</w:t>
+            </w:r>
+            <w:r>
+              <w:rPr>
+                <w:rFonts w:ascii="Calibri" w:hAnsi="Calibri" w:cs="Calibri"/>
+                <w:color w:val="000000"/>
+                <w:sz w:val="22"/>
+                <w:szCs w:val="22"/>
+              </w:rPr>
+              <w:t xml:space="preserve"> Motivo: </w:t>
+            </w:r>
+            <w:r>
+              <w:rPr>
+                <w:rFonts w:ascii="Calibri" w:hAnsi="Calibri" w:cs="Calibri"/>
                 <w:b/>
-                <w:i/>
-                <w:color w:val="548DD4"/>
-                <w:sz w:val="20"/>
-                <w:szCs w:val="20"/>
-                <w:lang w:eastAsia="es-CL"/>
-              </w:rPr>
-              <w:t>é</w:t>
-            </w:r>
-            <w:r>
-              <w:rPr>
-                <w:rFonts w:ascii="Calibri" w:hAnsi="Calibri" w:cs="Arial"/>
+                <w:color w:val="000000"/>
+                <w:highlight w:val="yellow"/>
+                <w:sz w:val="22"/>
+                <w:szCs w:val="22"/>
+              </w:rPr>
+              <w:t xml:space="preserve">[A completar por el equipo]</w:t>
+            </w:r>
+          </w:p>
+          <w:p>
+            <w:pPr>
+              <w:numPr>
+                <w:ilvl w:val="0"/>
+                <w:numId w:val="90"/>
+              </w:numPr>
+              <w:spacing w:before="0" w:after="80" w:line="259" w:lineRule="auto"/>
+              <w:jc w:val="both"/>
+            </w:pPr>
+            <w:r>
+              <w:rPr>
+                <w:rFonts w:ascii="Calibri" w:hAnsi="Calibri" w:cs="Calibri"/>
                 <w:b/>
-                <w:i/>
-                <w:color w:val="548DD4"/>
-                <w:sz w:val="20"/>
-                <w:szCs w:val="20"/>
-                <w:lang w:eastAsia="es-CL"/>
-              </w:rPr>
-              <w:t>n retrasadas</w:t>
-            </w:r>
-            <w:r>
-              <w:rPr>
-                <w:rFonts w:ascii="Calibri" w:hAnsi="Calibri" w:cs="Arial"/>
-                <w:i/>
-                <w:color w:val="548DD4"/>
-                <w:sz w:val="20"/>
-                <w:szCs w:val="20"/>
-                <w:lang w:eastAsia="es-CL"/>
-              </w:rPr>
-              <w:t xml:space="preserve"> de acuerdo a tu planificación</w:t>
-            </w:r>
-            <w:r>
-              <w:rPr>
-                <w:rFonts w:ascii="Calibri" w:hAnsi="Calibri" w:cs="Arial"/>
-                <w:i/>
-                <w:color w:val="548DD4"/>
-                <w:sz w:val="20"/>
-                <w:szCs w:val="20"/>
-                <w:lang w:eastAsia="es-CL"/>
-              </w:rPr>
-              <w:t>,</w:t>
-            </w:r>
-            <w:r>
-              <w:rPr>
-                <w:rFonts w:ascii="Calibri" w:hAnsi="Calibri" w:cs="Arial"/>
-                <w:i/>
-                <w:color w:val="548DD4"/>
-                <w:sz w:val="20"/>
-                <w:szCs w:val="20"/>
-                <w:lang w:eastAsia="es-CL"/>
-              </w:rPr>
-              <w:t xml:space="preserve"> señala los motivos por lo</w:t>
-            </w:r>
-            <w:r>
-              <w:rPr>
-                <w:rFonts w:ascii="Calibri" w:hAnsi="Calibri" w:cs="Arial"/>
-                <w:i/>
-                <w:color w:val="548DD4"/>
-                <w:sz w:val="20"/>
-                <w:szCs w:val="20"/>
-                <w:lang w:eastAsia="es-CL"/>
-              </w:rPr>
-              <w:t>s</w:t>
-            </w:r>
-            <w:r>
-              <w:rPr>
-                <w:rFonts w:ascii="Calibri" w:hAnsi="Calibri" w:cs="Arial"/>
-                <w:i/>
-                <w:color w:val="548DD4"/>
-                <w:sz w:val="20"/>
-                <w:szCs w:val="20"/>
-                <w:lang w:eastAsia="es-CL"/>
-              </w:rPr>
-              <w:t xml:space="preserve"> que no has podido cumplir dichos plazos y qué estrategias utilizarás para avanzar en dichas actividades y no afectar tu proyecto APT. </w:t>
-            </w:r>
-          </w:p>
-          <w:p>
-            <w:pPr>
+                <w:color w:val="000000"/>
+                <w:sz w:val="22"/>
+                <w:szCs w:val="22"/>
+              </w:rPr>
+              <w:t xml:space="preserve">Verificar el detector fuera de SKU-110K:</w:t>
+            </w:r>
+            <w:r>
+              <w:rPr>
+                <w:rFonts w:ascii="Calibri" w:hAnsi="Calibri" w:cs="Calibri"/>
+                <w:color w:val="000000"/>
+                <w:sz w:val="22"/>
+                <w:szCs w:val="22"/>
+              </w:rPr>
+              <w:t xml:space="preserve"> medido con fotos de Kaggle (licencia CC0), vistas oblicuas y Roboflow. De frente cumple la meta (mAP50 0,713), pero a 35° queda en 0,637. Estrategia: fine-tuning con las fotos de Kaggle separadas en entrenamiento y prueba, y aumentación de giros, color y ruido.</w:t>
+            </w:r>
+          </w:p>
+          <w:p>
+            <w:pPr>
+              <w:numPr>
+                <w:ilvl w:val="0"/>
+                <w:numId w:val="90"/>
+              </w:numPr>
+              <w:spacing w:before="0" w:after="80" w:line="259" w:lineRule="auto"/>
               <w:jc w:val="both"/>
-              <w:rPr>
-                <w:rFonts w:ascii="Calibri" w:hAnsi="Calibri" w:cs="Arial"/>
-                <w:i/>
-                <w:color w:val="548DD4"/>
-                <w:sz w:val="20"/>
-                <w:szCs w:val="20"/>
-                <w:lang w:eastAsia="es-CL"/>
-              </w:rPr>
-            </w:pPr>
-          </w:p>
-          <w:p>
-            <w:pPr>
+            </w:pPr>
+            <w:r>
+              <w:rPr>
+                <w:rFonts w:ascii="Calibri" w:hAnsi="Calibri" w:cs="Calibri"/>
+                <w:b/>
+                <w:color w:val="000000"/>
+                <w:sz w:val="22"/>
+                <w:szCs w:val="22"/>
+              </w:rPr>
+              <w:t xml:space="preserve">Reportes en Excel, CSV y PDF (CU04):</w:t>
+            </w:r>
+            <w:r>
+              <w:rPr>
+                <w:rFonts w:ascii="Calibri" w:hAnsi="Calibri" w:cs="Calibri"/>
+                <w:color w:val="000000"/>
+                <w:sz w:val="22"/>
+                <w:szCs w:val="22"/>
+              </w:rPr>
+              <w:t xml:space="preserve"> no iniciado; responsable Mariana Ramírez, del 20 al 27-10, para la demo del 31-10.</w:t>
+            </w:r>
+          </w:p>
+          <w:p>
+            <w:pPr>
+              <w:numPr>
+                <w:ilvl w:val="0"/>
+                <w:numId w:val="90"/>
+              </w:numPr>
+              <w:spacing w:before="0" w:after="80" w:line="259" w:lineRule="auto"/>
               <w:jc w:val="both"/>
-              <w:rPr>
-                <w:rFonts w:ascii="Calibri" w:hAnsi="Calibri" w:cs="Arial"/>
-                <w:i/>
-                <w:color w:val="548DD4"/>
-                <w:sz w:val="20"/>
-                <w:szCs w:val="20"/>
-                <w:lang w:eastAsia="es-CL"/>
-              </w:rPr>
-            </w:pPr>
-          </w:p>
-          <w:p>
-            <w:pPr>
+            </w:pPr>
+            <w:r>
+              <w:rPr>
+                <w:rFonts w:ascii="Calibri" w:hAnsi="Calibri" w:cs="Calibri"/>
+                <w:b/>
+                <w:color w:val="000000"/>
+                <w:sz w:val="22"/>
+                <w:szCs w:val="22"/>
+              </w:rPr>
+              <w:t xml:space="preserve">Dashboard (CU03) y configuración de cámaras y umbral (CU05):</w:t>
+            </w:r>
+            <w:r>
+              <w:rPr>
+                <w:rFonts w:ascii="Calibri" w:hAnsi="Calibri" w:cs="Calibri"/>
+                <w:color w:val="000000"/>
+                <w:sz w:val="22"/>
+                <w:szCs w:val="22"/>
+              </w:rPr>
+              <w:t xml:space="preserve"> no iniciados y sin responsable. Estrategia: asignarlos en la próxima reunión del equipo; junto con CU04 permiten llegar al 50% de los casos de uso en la Evaluación 2.</w:t>
+            </w:r>
+          </w:p>
+          <w:p>
+            <w:pPr>
+              <w:numPr>
+                <w:ilvl w:val="0"/>
+                <w:numId w:val="90"/>
+              </w:numPr>
+              <w:spacing w:before="0" w:after="80" w:line="259" w:lineRule="auto"/>
               <w:jc w:val="both"/>
-              <w:rPr>
-                <w:rFonts w:ascii="Calibri" w:hAnsi="Calibri" w:cs="Arial"/>
-                <w:i/>
-                <w:color w:val="548DD4"/>
-                <w:sz w:val="20"/>
-                <w:szCs w:val="20"/>
-                <w:lang w:eastAsia="es-CL"/>
-              </w:rPr>
-            </w:pPr>
-          </w:p>
-          <w:p>
-            <w:pPr>
-              <w:jc w:val="both"/>
-              <w:rPr>
-                <w:rFonts w:ascii="Calibri" w:hAnsi="Calibri" w:cs="Arial"/>
-                <w:i/>
-                <w:color w:val="548DD4"/>
-                <w:sz w:val="20"/>
-                <w:szCs w:val="20"/>
-                <w:lang w:eastAsia="es-CL"/>
-              </w:rPr>
-            </w:pPr>
-          </w:p>
-          <w:p>
-            <w:pPr>
-              <w:jc w:val="both"/>
-              <w:rPr>
-                <w:rFonts w:ascii="Calibri" w:hAnsi="Calibri" w:cs="Arial"/>
-                <w:i/>
-                <w:color w:val="548DD4"/>
-                <w:sz w:val="20"/>
-                <w:szCs w:val="20"/>
-                <w:lang w:eastAsia="es-CL"/>
-              </w:rPr>
-            </w:pPr>
-          </w:p>
-          <w:p>
-            <w:pPr>
-              <w:jc w:val="both"/>
-              <w:rPr>
-                <w:rFonts w:ascii="Calibri" w:hAnsi="Calibri" w:cs="Arial"/>
-                <w:i/>
-                <w:color w:val="548DD4"/>
-                <w:sz w:val="20"/>
-                <w:szCs w:val="20"/>
-                <w:lang w:eastAsia="es-CL"/>
-              </w:rPr>
-            </w:pPr>
-          </w:p>
-          <w:p>
-            <w:pPr>
-              <w:jc w:val="both"/>
-              <w:rPr>
-                <w:rFonts w:ascii="Calibri" w:hAnsi="Calibri" w:cs="Arial"/>
-                <w:i/>
-                <w:color w:val="548DD4"/>
-                <w:sz w:val="20"/>
-                <w:szCs w:val="20"/>
-                <w:lang w:eastAsia="es-CL"/>
-              </w:rPr>
-            </w:pPr>
+            </w:pPr>
+            <w:r>
+              <w:rPr>
+                <w:rFonts w:ascii="Calibri" w:hAnsi="Calibri" w:cs="Calibri"/>
+                <w:b/>
+                <w:color w:val="000000"/>
+                <w:sz w:val="22"/>
+                <w:szCs w:val="22"/>
+              </w:rPr>
+              <w:t xml:space="preserve">Instalación en el servidor del CITT:</w:t>
+            </w:r>
+            <w:r>
+              <w:rPr>
+                <w:rFonts w:ascii="Calibri" w:hAnsi="Calibri" w:cs="Calibri"/>
+                <w:color w:val="000000"/>
+                <w:sz w:val="22"/>
+                <w:szCs w:val="22"/>
+              </w:rPr>
+              <w:t xml:space="preserve"> bloqueada hasta recibir las instrucciones; la imagen Docker está lista.</w:t>
+            </w:r>
           </w:p>
         </w:tc>
       </w:tr>
@@ -3766,8 +7719,26 @@
       </w:rPr>
     </w:lvl>
   </w:abstractNum>
+  <w:abstractNum w:abstractNumId="90">
+    <w:multiLevelType w:val="hybridMultilevel"/>
+    <w:lvl w:ilvl="0">
+      <w:start w:val="1"/>
+      <w:numFmt w:val="bullet"/>
+      <w:lvlText w:val="•"/>
+      <w:lvlJc w:val="left"/>
+      <w:pPr>
+        <w:ind w:left="360" w:hanging="227"/>
+      </w:pPr>
+      <w:rPr>
+        <w:rFonts w:ascii="Calibri" w:hAnsi="Calibri" w:hint="default"/>
+      </w:rPr>
+    </w:lvl>
+  </w:abstractNum>
   <w:num w:numId="1">
     <w:abstractNumId w:val="0"/>
+  </w:num>
+  <w:num w:numId="90">
+    <w:abstractNumId w:val="90"/>
   </w:num>
 </w:numbering>
 </file>

--- a/Fase 2/2.4_GuiaEstudiante_Fase 2_DesarrolloProyecto APT.docx
+++ b/Fase 2/2.4_GuiaEstudiante_Fase 2_DesarrolloProyecto APT.docx
@@ -527,7 +527,7 @@
                 <w:sz w:val="22"/>
                 <w:szCs w:val="22"/>
               </w:rPr>
-              <w:t xml:space="preserve"> 20-10-2026.</w:t>
+              <w:t xml:space="preserve"> 21-10-2026.</w:t>
             </w:r>
           </w:p>
           <w:p>
@@ -662,7 +662,7 @@
                 <w:sz w:val="22"/>
                 <w:szCs w:val="22"/>
               </w:rPr>
-              <w:t xml:space="preserve">Además, la aplicación web (Django) ya tiene login por perfil (CU00), gestión de usuarios y roles (CU06), carga y análisis de fotos (CU01) y alertas con estado para el reponedor (CU02). En gestión, el equipo trabaja con ramas, Pull Requests, integración continua y una bitácora del proyecto (PROGRESS.md).</w:t>
+              <w:t xml:space="preserve">Además, la aplicación web (Django) ya tiene login por perfil (CU00), gestión de usuarios y roles (CU06), carga y análisis de fotos (CU01) alertas con estado para el reponedor (CU02) y exportación de reportes en Excel, CSV y PDF (CU04). Las plantillas de casos de uso y sus diagramas se rehicieron según la aplicación Django. En gestión, el equipo trabaja con ramas, Pull Requests, integración continua y una bitácora del proyecto (PROGRESS.md).</w:t>
             </w:r>
           </w:p>
           <w:p>
@@ -988,7 +988,7 @@
                 <w:sz w:val="22"/>
                 <w:szCs w:val="22"/>
               </w:rPr>
-              <w:t xml:space="preserve"> CU00, CU01, CU02 y CU06 operativos.</w:t>
+              <w:t xml:space="preserve"> CU00, CU01, CU02, CU04 y CU06 operativos (5 de 8, más CU07 por línea de comandos); con esto se alcanza la meta de la Evaluación 2.</w:t>
             </w:r>
           </w:p>
           <w:p>
@@ -1413,7 +1413,7 @@
                 <w:sz w:val="22"/>
                 <w:szCs w:val="22"/>
               </w:rPr>
-              <w:t xml:space="preserve"> (web/, docs/auditoria-app-web.md): login por rol, CRUD de usuarios, análisis y alertas guardados en la base de datos. Demuestra OE4 y el modelo de datos.</w:t>
+              <w:t xml:space="preserve"> (web/, docs/auditoria-app-web.md): login por rol, CRUD de usuarios, análisis y alertas guardados en la base de datos, y reportes en Excel, CSV y PDF (src/reporting/export.py). Demuestra OE4 y el modelo de datos.</w:t>
             </w:r>
           </w:p>
           <w:p>
@@ -1500,7 +1500,7 @@
                 <w:sz w:val="22"/>
                 <w:szCs w:val="22"/>
               </w:rPr>
-              <w:t xml:space="preserve"> (tests/, .github/workflows/ci.yml): 185 pruebas que corren en cada Pull Request. Demuestra OE5.</w:t>
+              <w:t xml:space="preserve"> (tests/, .github/workflows/ci.yml): 231 pruebas que corren en cada Pull Request. Demuestra OE5.</w:t>
             </w:r>
           </w:p>
           <w:p>
@@ -4038,7 +4038,7 @@
                 <w:sz w:val="16"/>
                 <w:szCs w:val="16"/>
               </w:rPr>
-              <w:t xml:space="preserve">openpyxl, fpdf2</w:t>
+              <w:t xml:space="preserve">openpyxl, fpdf2, Django</w:t>
             </w:r>
           </w:p>
         </w:tc>
@@ -4058,7 +4058,7 @@
                 <w:sz w:val="16"/>
                 <w:szCs w:val="16"/>
               </w:rPr>
-              <w:t xml:space="preserve">20-10 al 27-10</w:t>
+              <w:t xml:space="preserve">21-10</w:t>
             </w:r>
           </w:p>
         </w:tc>
@@ -4098,7 +4098,7 @@
                 <w:sz w:val="16"/>
                 <w:szCs w:val="16"/>
               </w:rPr>
-              <w:t xml:space="preserve">Fechas propuestas</w:t>
+              <w:t xml:space="preserve">Página Reportes de la app web; 13 pruebas</w:t>
             </w:r>
           </w:p>
         </w:tc>
@@ -4118,7 +4118,7 @@
                 <w:sz w:val="16"/>
                 <w:szCs w:val="16"/>
               </w:rPr>
-              <w:t xml:space="preserve">No iniciado</w:t>
+              <w:t xml:space="preserve">Completado</w:t>
             </w:r>
           </w:p>
         </w:tc>
@@ -4138,7 +4138,7 @@
                 <w:sz w:val="16"/>
                 <w:szCs w:val="16"/>
               </w:rPr>
-              <w:t xml:space="preserve">-</w:t>
+              <w:t xml:space="preserve">Antes del plazo (27-10)</w:t>
             </w:r>
           </w:p>
         </w:tc>
@@ -5088,7 +5088,7 @@
                 <w:sz w:val="16"/>
                 <w:szCs w:val="16"/>
               </w:rPr>
-              <w:t xml:space="preserve">Falta adaptarlos a Django</w:t>
+              <w:t xml:space="preserve">-</w:t>
             </w:r>
           </w:p>
         </w:tc>
@@ -5153,7 +5153,7 @@
                 <w:sz w:val="16"/>
                 <w:szCs w:val="16"/>
               </w:rPr>
-              <w:t xml:space="preserve">C2. Evaluar y gestionar proyectos</w:t>
+              <w:t xml:space="preserve">C3. Ingeniería de requisitos</w:t>
             </w:r>
           </w:p>
         </w:tc>
@@ -5173,7 +5173,7 @@
                 <w:sz w:val="16"/>
                 <w:szCs w:val="16"/>
               </w:rPr>
-              <w:t xml:space="preserve">Plan de mejoras de la Fase 1</w:t>
+              <w:t xml:space="preserve">Plantillas de C.U y diagramas según la app Django (#42)</w:t>
             </w:r>
           </w:p>
         </w:tc>
@@ -5193,7 +5193,7 @@
                 <w:sz w:val="16"/>
                 <w:szCs w:val="16"/>
               </w:rPr>
-              <w:t xml:space="preserve">docs/plan-de-mejoras.md</w:t>
+              <w:t xml:space="preserve">Plantillas de C.U, Mermaid</w:t>
             </w:r>
           </w:p>
         </w:tc>
@@ -5213,7 +5213,7 @@
                 <w:sz w:val="16"/>
                 <w:szCs w:val="16"/>
               </w:rPr>
-              <w:t xml:space="preserve">20-10</w:t>
+              <w:t xml:space="preserve">21-10</w:t>
             </w:r>
           </w:p>
         </w:tc>
@@ -5253,7 +5253,7 @@
                 <w:sz w:val="16"/>
                 <w:szCs w:val="16"/>
               </w:rPr>
-              <w:t xml:space="preserve">Plazo 09-10</w:t>
+              <w:t xml:space="preserve">CU00-CU06 y arquitectura</w:t>
             </w:r>
           </w:p>
         </w:tc>
@@ -5273,7 +5273,7 @@
                 <w:sz w:val="16"/>
                 <w:szCs w:val="16"/>
               </w:rPr>
-              <w:t xml:space="preserve">Con retraso</w:t>
+              <w:t xml:space="preserve">Completado</w:t>
             </w:r>
           </w:p>
         </w:tc>
@@ -5293,7 +5293,7 @@
                 <w:sz w:val="16"/>
                 <w:szCs w:val="16"/>
               </w:rPr>
-              <w:t xml:space="preserve">Terminado el 20-10</w:t>
+              <w:t xml:space="preserve">Sin API REST, JWT ni React</w:t>
             </w:r>
           </w:p>
         </w:tc>
@@ -5338,7 +5338,7 @@
                 <w:sz w:val="16"/>
                 <w:szCs w:val="16"/>
               </w:rPr>
-              <w:t xml:space="preserve">Informe intermedio</w:t>
+              <w:t xml:space="preserve">Plan de mejoras de la Fase 1</w:t>
             </w:r>
           </w:p>
         </w:tc>
@@ -5358,7 +5358,7 @@
                 <w:sz w:val="16"/>
                 <w:szCs w:val="16"/>
               </w:rPr>
-              <w:t xml:space="preserve">Word</w:t>
+              <w:t xml:space="preserve">docs/plan-de-mejoras.md</w:t>
             </w:r>
           </w:p>
         </w:tc>
@@ -5378,7 +5378,7 @@
                 <w:sz w:val="16"/>
                 <w:szCs w:val="16"/>
               </w:rPr>
-              <w:t xml:space="preserve">19-10 al 21-10</w:t>
+              <w:t xml:space="preserve">20-10</w:t>
             </w:r>
           </w:p>
         </w:tc>
@@ -5398,7 +5398,7 @@
                 <w:sz w:val="16"/>
                 <w:szCs w:val="16"/>
               </w:rPr>
-              <w:t xml:space="preserve">Francisco</w:t>
+              <w:t xml:space="preserve">Mariana</w:t>
             </w:r>
           </w:p>
         </w:tc>
@@ -5418,7 +5418,7 @@
                 <w:sz w:val="16"/>
                 <w:szCs w:val="16"/>
               </w:rPr>
-              <w:t xml:space="preserve">Borrador en Fase 2/; entrega 21-10</w:t>
+              <w:t xml:space="preserve">Plazo 09-10</w:t>
             </w:r>
           </w:p>
         </w:tc>
@@ -5438,7 +5438,7 @@
                 <w:sz w:val="16"/>
                 <w:szCs w:val="16"/>
               </w:rPr>
-              <w:t xml:space="preserve">En curso</w:t>
+              <w:t xml:space="preserve">Con retraso</w:t>
             </w:r>
           </w:p>
         </w:tc>
@@ -5458,7 +5458,7 @@
                 <w:sz w:val="16"/>
                 <w:szCs w:val="16"/>
               </w:rPr>
-              <w:t xml:space="preserve">Reasignado de Nicko</w:t>
+              <w:t xml:space="preserve">Terminado el 20-10</w:t>
             </w:r>
           </w:p>
         </w:tc>
@@ -5483,7 +5483,7 @@
                 <w:sz w:val="16"/>
                 <w:szCs w:val="16"/>
               </w:rPr>
-              <w:t xml:space="preserve">C1. Diseñar y generar soluciones de software</w:t>
+              <w:t xml:space="preserve">C2. Evaluar y gestionar proyectos</w:t>
             </w:r>
           </w:p>
         </w:tc>
@@ -5503,7 +5503,7 @@
                 <w:sz w:val="16"/>
                 <w:szCs w:val="16"/>
               </w:rPr>
-              <w:t xml:space="preserve">Análisis de resultados: 10 mejores y 10 peores casos</w:t>
+              <w:t xml:space="preserve">Informe intermedio</w:t>
             </w:r>
           </w:p>
         </w:tc>
@@ -5523,7 +5523,7 @@
                 <w:sz w:val="16"/>
                 <w:szCs w:val="16"/>
               </w:rPr>
-              <w:t xml:space="preserve">Kaggle CC0, pipeline</w:t>
+              <w:t xml:space="preserve">Word</w:t>
             </w:r>
           </w:p>
         </w:tc>
@@ -5543,7 +5543,7 @@
                 <w:sz w:val="16"/>
                 <w:szCs w:val="16"/>
               </w:rPr>
-              <w:t xml:space="preserve">20-10</w:t>
+              <w:t xml:space="preserve">19-10 al 21-10</w:t>
             </w:r>
           </w:p>
         </w:tc>
@@ -5583,7 +5583,7 @@
                 <w:sz w:val="16"/>
                 <w:szCs w:val="16"/>
               </w:rPr>
-              <w:t xml:space="preserve">Alerta correcta en el 84% de 44 fotos</w:t>
+              <w:t xml:space="preserve">Borrador en Fase 2/; entrega 21-10</w:t>
             </w:r>
           </w:p>
         </w:tc>
@@ -5603,7 +5603,7 @@
                 <w:sz w:val="16"/>
                 <w:szCs w:val="16"/>
               </w:rPr>
-              <w:t xml:space="preserve">Completado</w:t>
+              <w:t xml:space="preserve">En curso</w:t>
             </w:r>
           </w:p>
         </w:tc>
@@ -5623,7 +5623,7 @@
                 <w:sz w:val="16"/>
                 <w:szCs w:val="16"/>
               </w:rPr>
-              <w:t xml:space="preserve">-</w:t>
+              <w:t xml:space="preserve">Reasignado de Nicko</w:t>
             </w:r>
           </w:p>
         </w:tc>
@@ -5648,7 +5648,7 @@
                 <w:sz w:val="16"/>
                 <w:szCs w:val="16"/>
               </w:rPr>
-              <w:t xml:space="preserve">C2. Evaluar y gestionar proyectos</w:t>
+              <w:t xml:space="preserve">C1. Diseñar y generar soluciones de software</w:t>
             </w:r>
           </w:p>
         </w:tc>
@@ -5668,7 +5668,7 @@
                 <w:sz w:val="16"/>
                 <w:szCs w:val="16"/>
               </w:rPr>
-              <w:t xml:space="preserve">README completo</w:t>
+              <w:t xml:space="preserve">Análisis de resultados: 10 mejores y 10 peores casos</w:t>
             </w:r>
           </w:p>
         </w:tc>
@@ -5688,7 +5688,7 @@
                 <w:sz w:val="16"/>
                 <w:szCs w:val="16"/>
               </w:rPr>
-              <w:t xml:space="preserve">README.md</w:t>
+              <w:t xml:space="preserve">Kaggle CC0, pipeline</w:t>
             </w:r>
           </w:p>
         </w:tc>
@@ -5748,7 +5748,7 @@
                 <w:sz w:val="16"/>
                 <w:szCs w:val="16"/>
               </w:rPr>
-              <w:t xml:space="preserve">Ejemplo reproducible</w:t>
+              <w:t xml:space="preserve">Alerta correcta en el 84% de 44 fotos</w:t>
             </w:r>
           </w:p>
         </w:tc>
@@ -5833,7 +5833,7 @@
                 <w:sz w:val="16"/>
                 <w:szCs w:val="16"/>
               </w:rPr>
-              <w:t xml:space="preserve">Video de demostración (5 a 10 min)</w:t>
+              <w:t xml:space="preserve">README completo</w:t>
             </w:r>
           </w:p>
         </w:tc>
@@ -5853,7 +5853,7 @@
                 <w:sz w:val="16"/>
                 <w:szCs w:val="16"/>
               </w:rPr>
-              <w:t xml:space="preserve">App web, fotos sin SKU-110K</w:t>
+              <w:t xml:space="preserve">README.md</w:t>
             </w:r>
           </w:p>
         </w:tc>
@@ -5873,7 +5873,7 @@
                 <w:sz w:val="16"/>
                 <w:szCs w:val="16"/>
               </w:rPr>
-              <w:t xml:space="preserve">21-10</w:t>
+              <w:t xml:space="preserve">20-10</w:t>
             </w:r>
           </w:p>
         </w:tc>
@@ -5893,7 +5893,7 @@
                 <w:sz w:val="16"/>
                 <w:szCs w:val="16"/>
               </w:rPr>
-              <w:t xml:space="preserve">Nicko</w:t>
+              <w:t xml:space="preserve">Francisco</w:t>
             </w:r>
           </w:p>
         </w:tc>
@@ -5913,7 +5913,7 @@
                 <w:sz w:val="16"/>
                 <w:szCs w:val="16"/>
               </w:rPr>
-              <w:t xml:space="preserve">Entrega 21-10</w:t>
+              <w:t xml:space="preserve">Ejemplo reproducible</w:t>
             </w:r>
           </w:p>
         </w:tc>
@@ -5933,7 +5933,7 @@
                 <w:sz w:val="16"/>
                 <w:szCs w:val="16"/>
               </w:rPr>
-              <w:t xml:space="preserve">No iniciado</w:t>
+              <w:t xml:space="preserve">Completado</w:t>
             </w:r>
           </w:p>
         </w:tc>
@@ -5953,7 +5953,7 @@
                 <w:sz w:val="16"/>
                 <w:szCs w:val="16"/>
               </w:rPr>
-              <w:t xml:space="preserve">Reasignado de Francisco</w:t>
+              <w:t xml:space="preserve">-</w:t>
             </w:r>
           </w:p>
         </w:tc>
@@ -5998,7 +5998,7 @@
                 <w:sz w:val="16"/>
                 <w:szCs w:val="16"/>
               </w:rPr>
-              <w:t xml:space="preserve">Evidencias de avance (diario 2.1 y guía 2.4)</w:t>
+              <w:t xml:space="preserve">Video de demostración (5 a 10 min)</w:t>
             </w:r>
           </w:p>
         </w:tc>
@@ -6018,7 +6018,7 @@
                 <w:sz w:val="16"/>
                 <w:szCs w:val="16"/>
               </w:rPr>
-              <w:t xml:space="preserve">Plantillas del curso</w:t>
+              <w:t xml:space="preserve">App web, fotos sin SKU-110K</w:t>
             </w:r>
           </w:p>
         </w:tc>
@@ -6038,7 +6038,7 @@
                 <w:sz w:val="16"/>
                 <w:szCs w:val="16"/>
               </w:rPr>
-              <w:t xml:space="preserve">20-10 al 26-10</w:t>
+              <w:t xml:space="preserve">21-10</w:t>
             </w:r>
           </w:p>
         </w:tc>
@@ -6058,7 +6058,7 @@
                 <w:sz w:val="16"/>
                 <w:szCs w:val="16"/>
               </w:rPr>
-              <w:t xml:space="preserve">Mariana</w:t>
+              <w:t xml:space="preserve">Nicko</w:t>
             </w:r>
           </w:p>
         </w:tc>
@@ -6078,7 +6078,7 @@
                 <w:sz w:val="16"/>
                 <w:szCs w:val="16"/>
               </w:rPr>
-              <w:t xml:space="preserve">Entrega 26-10</w:t>
+              <w:t xml:space="preserve">Entrega 21-10</w:t>
             </w:r>
           </w:p>
         </w:tc>
@@ -6098,7 +6098,7 @@
                 <w:sz w:val="16"/>
                 <w:szCs w:val="16"/>
               </w:rPr>
-              <w:t xml:space="preserve">En curso</w:t>
+              <w:t xml:space="preserve">No iniciado</w:t>
             </w:r>
           </w:p>
         </w:tc>
@@ -6118,7 +6118,7 @@
                 <w:sz w:val="16"/>
                 <w:szCs w:val="16"/>
               </w:rPr>
-              <w:t xml:space="preserve">-</w:t>
+              <w:t xml:space="preserve">Reasignado de Francisco</w:t>
             </w:r>
           </w:p>
         </w:tc>
@@ -6163,7 +6163,7 @@
                 <w:sz w:val="16"/>
                 <w:szCs w:val="16"/>
               </w:rPr>
-              <w:t xml:space="preserve">Feria de informática</w:t>
+              <w:t xml:space="preserve">Evidencias de avance (diario 2.1 y guía 2.4)</w:t>
             </w:r>
           </w:p>
         </w:tc>
@@ -6183,7 +6183,7 @@
                 <w:sz w:val="16"/>
                 <w:szCs w:val="16"/>
               </w:rPr>
-              <w:t xml:space="preserve">-</w:t>
+              <w:t xml:space="preserve">Plantillas del curso</w:t>
             </w:r>
           </w:p>
         </w:tc>
@@ -6203,7 +6203,7 @@
                 <w:sz w:val="16"/>
                 <w:szCs w:val="16"/>
               </w:rPr>
-              <w:t xml:space="preserve">Semana del 26-10</w:t>
+              <w:t xml:space="preserve">20-10 al 26-10</w:t>
             </w:r>
           </w:p>
         </w:tc>
@@ -6223,7 +6223,7 @@
                 <w:sz w:val="16"/>
                 <w:szCs w:val="16"/>
               </w:rPr>
-              <w:t xml:space="preserve">Nicko</w:t>
+              <w:t xml:space="preserve">Mariana</w:t>
             </w:r>
           </w:p>
         </w:tc>
@@ -6243,7 +6243,7 @@
                 <w:sz w:val="16"/>
                 <w:szCs w:val="16"/>
               </w:rPr>
-              <w:t xml:space="preserve">Día y hora por informar</w:t>
+              <w:t xml:space="preserve">Entrega 26-10</w:t>
             </w:r>
           </w:p>
         </w:tc>
@@ -6263,7 +6263,7 @@
                 <w:sz w:val="16"/>
                 <w:szCs w:val="16"/>
               </w:rPr>
-              <w:t xml:space="preserve">No iniciado</w:t>
+              <w:t xml:space="preserve">En curso</w:t>
             </w:r>
           </w:p>
         </w:tc>
@@ -6289,6 +6289,171 @@
         </w:tc>
       </w:tr>
       <w:tr>
+        <w:trPr>
+          <w:cantSplit/>
+        </w:trPr>
+        <w:tc>
+          <w:tcPr>
+            <w:tcW w:w="1328" w:type="dxa"/>
+          </w:tcPr>
+          <w:p>
+            <w:pPr>
+              <w:spacing w:before="0" w:after="0" w:line="259" w:lineRule="auto"/>
+              <w:jc w:val="left"/>
+            </w:pPr>
+            <w:r>
+              <w:rPr>
+                <w:rFonts w:ascii="Calibri" w:hAnsi="Calibri" w:cs="Calibri"/>
+                <w:color w:val="000000"/>
+                <w:sz w:val="16"/>
+                <w:szCs w:val="16"/>
+              </w:rPr>
+              <w:t xml:space="preserve">C2. Evaluar y gestionar proyectos</w:t>
+            </w:r>
+          </w:p>
+        </w:tc>
+        <w:tc>
+          <w:tcPr>
+            <w:tcW w:w="1077" w:type="dxa"/>
+          </w:tcPr>
+          <w:p>
+            <w:pPr>
+              <w:spacing w:before="0" w:after="0" w:line="259" w:lineRule="auto"/>
+              <w:jc w:val="left"/>
+            </w:pPr>
+            <w:r>
+              <w:rPr>
+                <w:rFonts w:ascii="Calibri" w:hAnsi="Calibri" w:cs="Calibri"/>
+                <w:color w:val="000000"/>
+                <w:sz w:val="16"/>
+                <w:szCs w:val="16"/>
+              </w:rPr>
+              <w:t xml:space="preserve">Feria de informática</w:t>
+            </w:r>
+          </w:p>
+        </w:tc>
+        <w:tc>
+          <w:tcPr>
+            <w:tcW w:w="1276" w:type="dxa"/>
+          </w:tcPr>
+          <w:p>
+            <w:pPr>
+              <w:spacing w:before="0" w:after="0" w:line="259" w:lineRule="auto"/>
+              <w:jc w:val="left"/>
+            </w:pPr>
+            <w:r>
+              <w:rPr>
+                <w:rFonts w:ascii="Calibri" w:hAnsi="Calibri" w:cs="Calibri"/>
+                <w:color w:val="000000"/>
+                <w:sz w:val="16"/>
+                <w:szCs w:val="16"/>
+              </w:rPr>
+              <w:t xml:space="preserve">-</w:t>
+            </w:r>
+          </w:p>
+        </w:tc>
+        <w:tc>
+          <w:tcPr>
+            <w:tcW w:w="1276" w:type="dxa"/>
+          </w:tcPr>
+          <w:p>
+            <w:pPr>
+              <w:spacing w:before="0" w:after="0" w:line="259" w:lineRule="auto"/>
+              <w:jc w:val="left"/>
+            </w:pPr>
+            <w:r>
+              <w:rPr>
+                <w:rFonts w:ascii="Calibri" w:hAnsi="Calibri" w:cs="Calibri"/>
+                <w:color w:val="000000"/>
+                <w:sz w:val="16"/>
+                <w:szCs w:val="16"/>
+              </w:rPr>
+              <w:t xml:space="preserve">Semana del 26-10</w:t>
+            </w:r>
+          </w:p>
+        </w:tc>
+        <w:tc>
+          <w:tcPr>
+            <w:tcW w:w="1275" w:type="dxa"/>
+          </w:tcPr>
+          <w:p>
+            <w:pPr>
+              <w:spacing w:before="0" w:after="0" w:line="259" w:lineRule="auto"/>
+              <w:jc w:val="left"/>
+            </w:pPr>
+            <w:r>
+              <w:rPr>
+                <w:rFonts w:ascii="Calibri" w:hAnsi="Calibri" w:cs="Calibri"/>
+                <w:color w:val="000000"/>
+                <w:sz w:val="16"/>
+                <w:szCs w:val="16"/>
+              </w:rPr>
+              <w:t xml:space="preserve">Nicko</w:t>
+            </w:r>
+          </w:p>
+        </w:tc>
+        <w:tc>
+          <w:tcPr>
+            <w:tcW w:w="1276" w:type="dxa"/>
+          </w:tcPr>
+          <w:p>
+            <w:pPr>
+              <w:spacing w:before="0" w:after="0" w:line="259" w:lineRule="auto"/>
+              <w:jc w:val="left"/>
+            </w:pPr>
+            <w:r>
+              <w:rPr>
+                <w:rFonts w:ascii="Calibri" w:hAnsi="Calibri" w:cs="Calibri"/>
+                <w:color w:val="000000"/>
+                <w:sz w:val="16"/>
+                <w:szCs w:val="16"/>
+              </w:rPr>
+              <w:t xml:space="preserve">Día y hora por informar</w:t>
+            </w:r>
+          </w:p>
+        </w:tc>
+        <w:tc>
+          <w:tcPr>
+            <w:tcW w:w="1418" w:type="dxa"/>
+          </w:tcPr>
+          <w:p>
+            <w:pPr>
+              <w:spacing w:before="0" w:after="0" w:line="259" w:lineRule="auto"/>
+              <w:jc w:val="left"/>
+            </w:pPr>
+            <w:r>
+              <w:rPr>
+                <w:rFonts w:ascii="Calibri" w:hAnsi="Calibri" w:cs="Calibri"/>
+                <w:color w:val="000000"/>
+                <w:sz w:val="16"/>
+                <w:szCs w:val="16"/>
+              </w:rPr>
+              <w:t xml:space="preserve">No iniciado</w:t>
+            </w:r>
+          </w:p>
+        </w:tc>
+        <w:tc>
+          <w:tcPr>
+            <w:tcW w:w="850" w:type="dxa"/>
+          </w:tcPr>
+          <w:p>
+            <w:pPr>
+              <w:spacing w:before="0" w:after="0" w:line="259" w:lineRule="auto"/>
+              <w:jc w:val="left"/>
+            </w:pPr>
+            <w:r>
+              <w:rPr>
+                <w:rFonts w:ascii="Calibri" w:hAnsi="Calibri" w:cs="Calibri"/>
+                <w:color w:val="000000"/>
+                <w:sz w:val="16"/>
+                <w:szCs w:val="16"/>
+              </w:rPr>
+              <w:t xml:space="preserve">-</w:t>
+            </w:r>
+          </w:p>
+        </w:tc>
+      </w:tr>
+      <w:tr>
         <w:tc>
           <w:tcPr>
             <w:tcW w:w="9776" w:type="dxa"/>
@@ -6306,7 +6471,7 @@
                 <w:sz w:val="16"/>
                 <w:szCs w:val="16"/>
               </w:rPr>
-              <w:t xml:space="preserve">Competencias del perfil de egreso: C1 = diseñar y generar soluciones de software innovadoras y de calidad, aplicando su ciclo de vida; C2 = evaluar y gestionar proyectos de su área durante todo su ciclo de vida; C3 = diseñar y adaptar los procesos de ingeniería de requisitos. Fuente: Carta Gantt de la Fase 2 (Anexos/Gestion/Carta Gantt Fase 2.xlsx), corte 20-10-2026.</w:t>
+              <w:t xml:space="preserve">Competencias del perfil de egreso: C1 = diseñar y generar soluciones de software innovadoras y de calidad, aplicando su ciclo de vida; C2 = evaluar y gestionar proyectos de su área durante todo su ciclo de vida; C3 = diseñar y adaptar los procesos de ingeniería de requisitos. Fuente: Carta Gantt de la Fase 2 (Anexos/Gestion/Carta Gantt Fase 2.xlsx), corte 21-10-2026.</w:t>
             </w:r>
           </w:p>
         </w:tc>
@@ -6729,7 +6894,7 @@
                 <w:sz w:val="22"/>
                 <w:szCs w:val="22"/>
               </w:rPr>
-              <w:t xml:space="preserve"> (36 de 40 Pull Requests). Acción: cada integrante abre los Pull Requests de sus tareas y revisa los de otro (plan de mejoras, M9).</w:t>
+              <w:t xml:space="preserve"> (38 de 52 Pull Requests mergeados al 21-10). Acción: cada integrante abre los Pull Requests de sus tareas y revisa los de otro (plan de mejoras, M9).</w:t>
             </w:r>
           </w:p>
         </w:tc>
@@ -7181,7 +7346,7 @@
                 <w:sz w:val="22"/>
                 <w:szCs w:val="22"/>
               </w:rPr>
-              <w:t xml:space="preserve"> no iniciado; responsable Mariana Ramírez, del 20 al 27-10, para la demo del 31-10.</w:t>
+              <w:t xml:space="preserve"> terminado el 21-10 por Mariana Ramírez, antes del plazo (27-10); se mostrará en la demo del 31-10.</w:t>
             </w:r>
           </w:p>
           <w:p>
@@ -7210,7 +7375,7 @@
                 <w:sz w:val="22"/>
                 <w:szCs w:val="22"/>
               </w:rPr>
-              <w:t xml:space="preserve"> no iniciados y sin responsable. Estrategia: asignarlos en la próxima reunión del equipo; junto con CU04 permiten llegar al 50% de los casos de uso en la Evaluación 2.</w:t>
+              <w:t xml:space="preserve"> no iniciados y sin responsable. Estrategia: asignarlos en la próxima reunión del equipo; con CU04 ya se llegó al 50% de los casos de uso para la Evaluación 2.</w:t>
             </w:r>
           </w:p>
           <w:p>

--- a/Fase 2/2.4_GuiaEstudiante_Fase 2_DesarrolloProyecto APT.docx
+++ b/Fase 2/2.4_GuiaEstudiante_Fase 2_DesarrolloProyecto APT.docx
@@ -892,7 +892,7 @@
                 <w:sz w:val="22"/>
                 <w:szCs w:val="22"/>
               </w:rPr>
-              <w:t xml:space="preserve"> mAP50 0,950 en el test de SKU-110K y 0,713 en 45 fotos de Kaggle no usadas al entrenar. Con la cámara girada 35° baja a 0,637, bajo la meta, así que se planificó un fine-tuning.</w:t>
+              <w:t xml:space="preserve"> mAP50 0,950 en el test de SKU-110K y 0,713 en 45 fotos de Kaggle no usadas al entrenar. Con la cámara girada 35° baja a 0,637, bajo la meta. El primer fine-tuning (21-10) la sube a 0,818 en 12 fotos de prueba, pero no se aceptó porque baja el mAP50-95 en el test de SKU-110K de 0,610 a 0,533.</w:t>
             </w:r>
           </w:p>
           <w:p>
@@ -1500,7 +1500,7 @@
                 <w:sz w:val="22"/>
                 <w:szCs w:val="22"/>
               </w:rPr>
-              <w:t xml:space="preserve"> (tests/, .github/workflows/ci.yml): 231 pruebas que corren en cada Pull Request. Demuestra OE5.</w:t>
+              <w:t xml:space="preserve"> (tests/, .github/workflows/ci.yml): 233 pruebas que corren en cada Pull Request. Demuestra OE5.</w:t>
             </w:r>
           </w:p>
           <w:p>
@@ -3953,7 +3953,7 @@
                 <w:sz w:val="16"/>
                 <w:szCs w:val="16"/>
               </w:rPr>
-              <w:t xml:space="preserve">En curso</w:t>
+              <w:t xml:space="preserve">Completado</w:t>
             </w:r>
           </w:p>
         </w:tc>
@@ -3973,7 +3973,7 @@
                 <w:sz w:val="16"/>
                 <w:szCs w:val="16"/>
               </w:rPr>
-              <w:t xml:space="preserve">Fine-tuning planificado</w:t>
+              <w:t xml:space="preserve">Primer fine-tuning (21-10) no aceptado</w:t>
             </w:r>
           </w:p>
         </w:tc>
@@ -6894,7 +6894,7 @@
                 <w:sz w:val="22"/>
                 <w:szCs w:val="22"/>
               </w:rPr>
-              <w:t xml:space="preserve"> (38 de 52 Pull Requests mergeados al 21-10). Acción: cada integrante abre los Pull Requests de sus tareas y revisa los de otro (plan de mejoras, M9).</w:t>
+              <w:t xml:space="preserve"> (39 de 53 Pull Requests mergeados al 21-10). Acción: cada integrante abre los Pull Requests de sus tareas y revisa los de otro (plan de mejoras, M9).</w:t>
             </w:r>
           </w:p>
         </w:tc>
@@ -7317,7 +7317,7 @@
                 <w:sz w:val="22"/>
                 <w:szCs w:val="22"/>
               </w:rPr>
-              <w:t xml:space="preserve"> medido con fotos de Kaggle (licencia CC0), vistas oblicuas y Roboflow. De frente cumple la meta (mAP50 0,713), pero a 35° queda en 0,637. Estrategia: fine-tuning con las fotos de Kaggle separadas en entrenamiento y prueba, y aumentación de giros, color y ruido.</w:t>
+              <w:t xml:space="preserve"> medido con fotos de Kaggle (licencia CC0), vistas oblicuas y Roboflow. De frente cumple la meta (mAP50 0,713), pero a 35° queda en 0,637. El primer fine-tuning (21-10) mejora 35° pero baja el mAP50-95 en SKU-110K a 0,533, así que no se aceptó. Estrategia: repetirlo con más fotos de SKU-110K para no olvidar, una tasa de aprendizaje menor o menos épocas, y después medir con el set de fotos propias (#32).</w:t>
             </w:r>
           </w:p>
           <w:p>

--- a/Fase 2/2.4_GuiaEstudiante_Fase 2_DesarrolloProyecto APT.docx
+++ b/Fase 2/2.4_GuiaEstudiante_Fase 2_DesarrolloProyecto APT.docx
@@ -892,7 +892,7 @@
                 <w:sz w:val="22"/>
                 <w:szCs w:val="22"/>
               </w:rPr>
-              <w:t xml:space="preserve"> mAP50 0,950 en el test de SKU-110K y 0,713 en 45 fotos de Kaggle no usadas al entrenar. Con la cámara girada 35° baja a 0,637, bajo la meta. El primer fine-tuning (21-10) la sube a 0,818 en 12 fotos de prueba, pero no se aceptó porque baja el mAP50-95 en el test de SKU-110K de 0,610 a 0,533.</w:t>
+              <w:t xml:space="preserve"> mAP50 0,950 en el test de SKU-110K y 0,713 en 45 fotos de Kaggle no usadas al entrenar. Con la cámara girada 35° baja a 0,637, bajo la meta. El fine-tuning del 21-10 la sube a 0,818 en 12 fotos de prueba y se aceptó, aunque el mAP50-95 en el test de SKU-110K baja de 0,610 a 0,533, porque SKU-110K no es el dominio de Walmart. Falta confirmarlo con fotos propias y con ruido de cámara de sala.</w:t>
             </w:r>
           </w:p>
           <w:p>
@@ -3973,7 +3973,7 @@
                 <w:sz w:val="16"/>
                 <w:szCs w:val="16"/>
               </w:rPr>
-              <w:t xml:space="preserve">Primer fine-tuning (21-10) no aceptado</w:t>
+              <w:t xml:space="preserve">Fine-tuning aceptado el 21-10</w:t>
             </w:r>
           </w:p>
         </w:tc>
@@ -6894,7 +6894,7 @@
                 <w:sz w:val="22"/>
                 <w:szCs w:val="22"/>
               </w:rPr>
-              <w:t xml:space="preserve"> (39 de 53 Pull Requests mergeados al 21-10). Acción: cada integrante abre los Pull Requests de sus tareas y revisa los de otro (plan de mejoras, M9).</w:t>
+              <w:t xml:space="preserve"> (43 de 61 Pull Requests mergeados al 22-10). Acción: cada integrante abre los Pull Requests de sus tareas y revisa los de otro (plan de mejoras, M9).</w:t>
             </w:r>
           </w:p>
         </w:tc>
@@ -7317,7 +7317,7 @@
                 <w:sz w:val="22"/>
                 <w:szCs w:val="22"/>
               </w:rPr>
-              <w:t xml:space="preserve"> medido con fotos de Kaggle (licencia CC0), vistas oblicuas y Roboflow. De frente cumple la meta (mAP50 0,713), pero a 35° queda en 0,637. El primer fine-tuning (21-10) mejora 35° pero baja el mAP50-95 en SKU-110K a 0,533, así que no se aceptó. Estrategia: repetirlo con más fotos de SKU-110K para no olvidar, una tasa de aprendizaje menor o menos épocas, y después medir con el set de fotos propias (#32).</w:t>
+              <w:t xml:space="preserve"> medido con fotos de Kaggle (licencia CC0), vistas oblicuas y Roboflow. De frente cumple la meta (mAP50 0,713), pero a 35° queda en 0,637. El fine-tuning del 21-10 sube 35° a 0,818 y se aceptó, aunque baja el mAP50-95 en SKU-110K a 0,533. Estrategia: medirlo con el set de fotos propias (#32) y con ruido de cámara de sala (#55, 2026-11-06).</w:t>
             </w:r>
           </w:p>
           <w:p>

--- a/Fase 2/2.4_GuiaEstudiante_Fase 2_DesarrolloProyecto APT.docx
+++ b/Fase 2/2.4_GuiaEstudiante_Fase 2_DesarrolloProyecto APT.docx
@@ -7375,7 +7375,7 @@
                 <w:sz w:val="22"/>
                 <w:szCs w:val="22"/>
               </w:rPr>
-              <w:t xml:space="preserve"> no iniciados y sin responsable. Estrategia: asignarlos en la próxima reunión del equipo; con CU04 ya se llegó al 50% de los casos de uso para la Evaluación 2.</w:t>
+              <w:t xml:space="preserve"> no iniciados; los tomó Mariana Ramírez el 22-10 (#43 y #44). Estrategia: hacerlos después de las correcciones #52 y #53 (28-10); con CU04 ya se llegó al 50% de los casos de uso para la Evaluación 2.</w:t>
             </w:r>
           </w:p>
           <w:p>
